--- a/Anticithera_Tareas_v2.docx
+++ b/Anticithera_Tareas_v2.docx
@@ -69,12 +69,37 @@
         </w:numPr>
         <w:spacing w:before="30" w:after="30"/>
       </w:pPr>
+      <w:proofErr w:type="spellStart"/>
       <w:r>
         <w:rPr>
           <w:sz w:val="20"/>
           <w:szCs w:val="20"/>
         </w:rPr>
-        <w:t>Deps.: IDs de tareas que deben completarse primero. "—" indica sin dependencias.</w:t>
+        <w:t>Deps</w:t>
+      </w:r>
+      <w:proofErr w:type="spellEnd"/>
+      <w:r>
+        <w:rPr>
+          <w:sz w:val="20"/>
+          <w:szCs w:val="20"/>
+        </w:rPr>
+        <w:t xml:space="preserve">.: </w:t>
+      </w:r>
+      <w:proofErr w:type="spellStart"/>
+      <w:r>
+        <w:rPr>
+          <w:sz w:val="20"/>
+          <w:szCs w:val="20"/>
+        </w:rPr>
+        <w:t>IDs</w:t>
+      </w:r>
+      <w:proofErr w:type="spellEnd"/>
+      <w:r>
+        <w:rPr>
+          <w:sz w:val="20"/>
+          <w:szCs w:val="20"/>
+        </w:rPr>
+        <w:t xml:space="preserve"> de tareas que deben completarse primero. "—" indica sin dependencias.</w:t>
       </w:r>
     </w:p>
     <w:p>
@@ -122,7 +147,39 @@
           <w:sz w:val="20"/>
           <w:szCs w:val="20"/>
         </w:rPr>
-        <w:t>Los IDs usan el formato Fx-NN donde x es la fase y NN el número de tarea.</w:t>
+        <w:t xml:space="preserve">Los </w:t>
+      </w:r>
+      <w:proofErr w:type="spellStart"/>
+      <w:r>
+        <w:rPr>
+          <w:sz w:val="20"/>
+          <w:szCs w:val="20"/>
+        </w:rPr>
+        <w:t>IDs</w:t>
+      </w:r>
+      <w:proofErr w:type="spellEnd"/>
+      <w:r>
+        <w:rPr>
+          <w:sz w:val="20"/>
+          <w:szCs w:val="20"/>
+        </w:rPr>
+        <w:t xml:space="preserve"> usan el formato </w:t>
+      </w:r>
+      <w:proofErr w:type="spellStart"/>
+      <w:r>
+        <w:rPr>
+          <w:sz w:val="20"/>
+          <w:szCs w:val="20"/>
+        </w:rPr>
+        <w:t>Fx</w:t>
+      </w:r>
+      <w:proofErr w:type="spellEnd"/>
+      <w:r>
+        <w:rPr>
+          <w:sz w:val="20"/>
+          <w:szCs w:val="20"/>
+        </w:rPr>
+        <w:t>-NN donde x es la fase y NN el número de tarea.</w:t>
       </w:r>
       <w:r>
         <w:rPr>
@@ -163,12 +220,6 @@
         <w:gridCol w:w="9360"/>
       </w:tblGrid>
       <w:tr>
-        <w:tblPrEx>
-          <w:tblCellMar>
-            <w:top w:w="0" w:type="dxa"/>
-            <w:bottom w:w="0" w:type="dxa"/>
-          </w:tblCellMar>
-        </w:tblPrEx>
         <w:tc>
           <w:tcPr>
             <w:tcW w:w="9360" w:type="dxa"/>
@@ -195,7 +246,29 @@
                 <w:sz w:val="24"/>
                 <w:szCs w:val="24"/>
               </w:rPr>
-              <w:t>FASE 0 —  Definición y Planeación</w:t>
+              <w:t xml:space="preserve">FASE 0 </w:t>
+            </w:r>
+            <w:proofErr w:type="gramStart"/>
+            <w:r>
+              <w:rPr>
+                <w:b/>
+                <w:bCs/>
+                <w:color w:val="1F4E79"/>
+                <w:sz w:val="24"/>
+                <w:szCs w:val="24"/>
+              </w:rPr>
+              <w:t>—  Definición</w:t>
+            </w:r>
+            <w:proofErr w:type="gramEnd"/>
+            <w:r>
+              <w:rPr>
+                <w:b/>
+                <w:bCs/>
+                <w:color w:val="1F4E79"/>
+                <w:sz w:val="24"/>
+                <w:szCs w:val="24"/>
+              </w:rPr>
+              <w:t xml:space="preserve"> y Planeación</w:t>
             </w:r>
           </w:p>
         </w:tc>
@@ -250,12 +323,6 @@
         <w:gridCol w:w="1300"/>
       </w:tblGrid>
       <w:tr>
-        <w:tblPrEx>
-          <w:tblCellMar>
-            <w:top w:w="0" w:type="dxa"/>
-            <w:bottom w:w="0" w:type="dxa"/>
-          </w:tblCellMar>
-        </w:tblPrEx>
         <w:tc>
           <w:tcPr>
             <w:tcW w:w="700" w:type="dxa"/>
@@ -364,6 +431,7 @@
             </w:tcMar>
           </w:tcPr>
           <w:p>
+            <w:proofErr w:type="spellStart"/>
             <w:r>
               <w:rPr>
                 <w:b/>
@@ -372,18 +440,23 @@
                 <w:sz w:val="18"/>
                 <w:szCs w:val="18"/>
               </w:rPr>
-              <w:t>Deps.</w:t>
+              <w:t>Deps</w:t>
+            </w:r>
+            <w:proofErr w:type="spellEnd"/>
+            <w:r>
+              <w:rPr>
+                <w:b/>
+                <w:bCs/>
+                <w:color w:val="1F4E79"/>
+                <w:sz w:val="18"/>
+                <w:szCs w:val="18"/>
+              </w:rPr>
+              <w:t>.</w:t>
             </w:r>
           </w:p>
         </w:tc>
       </w:tr>
       <w:tr>
-        <w:tblPrEx>
-          <w:tblCellMar>
-            <w:top w:w="0" w:type="dxa"/>
-            <w:bottom w:w="0" w:type="dxa"/>
-          </w:tblCellMar>
-        </w:tblPrEx>
         <w:tc>
           <w:tcPr>
             <w:tcW w:w="700" w:type="dxa"/>
@@ -401,6 +474,11 @@
             </w:tcMar>
           </w:tcPr>
           <w:p>
+            <w:pPr>
+              <w:rPr>
+                <w:highlight w:val="green"/>
+              </w:rPr>
+            </w:pPr>
             <w:r>
               <w:rPr>
                 <w:b/>
@@ -408,6 +486,7 @@
                 <w:color w:val="2E75B6"/>
                 <w:sz w:val="18"/>
                 <w:szCs w:val="18"/>
+                <w:highlight w:val="green"/>
               </w:rPr>
               <w:t>F0-01</w:t>
             </w:r>
@@ -430,10 +509,16 @@
             </w:tcMar>
           </w:tcPr>
           <w:p>
-            <w:r>
-              <w:rPr>
-                <w:sz w:val="18"/>
-                <w:szCs w:val="18"/>
+            <w:pPr>
+              <w:rPr>
+                <w:highlight w:val="green"/>
+              </w:rPr>
+            </w:pPr>
+            <w:r>
+              <w:rPr>
+                <w:sz w:val="18"/>
+                <w:szCs w:val="18"/>
+                <w:highlight w:val="green"/>
               </w:rPr>
               <w:t>Definir alcance del MVP</w:t>
             </w:r>
@@ -456,11 +541,17 @@
             </w:tcMar>
           </w:tcPr>
           <w:p>
-            <w:r>
-              <w:rPr>
-                <w:color w:val="595959"/>
-                <w:sz w:val="18"/>
-                <w:szCs w:val="18"/>
+            <w:pPr>
+              <w:rPr>
+                <w:highlight w:val="green"/>
+              </w:rPr>
+            </w:pPr>
+            <w:r>
+              <w:rPr>
+                <w:color w:val="595959"/>
+                <w:sz w:val="18"/>
+                <w:szCs w:val="18"/>
+                <w:highlight w:val="green"/>
               </w:rPr>
               <w:t>Listar explícitamente qué funciones entran y NO entran en la primera versión entregable.</w:t>
             </w:r>
@@ -483,6 +574,11 @@
             </w:tcMar>
           </w:tcPr>
           <w:p>
+            <w:pPr>
+              <w:rPr>
+                <w:highlight w:val="green"/>
+              </w:rPr>
+            </w:pPr>
             <w:r>
               <w:rPr>
                 <w:i/>
@@ -490,6 +586,7 @@
                 <w:color w:val="595959"/>
                 <w:sz w:val="18"/>
                 <w:szCs w:val="18"/>
+                <w:highlight w:val="green"/>
               </w:rPr>
               <w:t>—</w:t>
             </w:r>
@@ -497,12 +594,6 @@
         </w:tc>
       </w:tr>
       <w:tr>
-        <w:tblPrEx>
-          <w:tblCellMar>
-            <w:top w:w="0" w:type="dxa"/>
-            <w:bottom w:w="0" w:type="dxa"/>
-          </w:tblCellMar>
-        </w:tblPrEx>
         <w:tc>
           <w:tcPr>
             <w:tcW w:w="700" w:type="dxa"/>
@@ -520,6 +611,11 @@
             </w:tcMar>
           </w:tcPr>
           <w:p>
+            <w:pPr>
+              <w:rPr>
+                <w:highlight w:val="green"/>
+              </w:rPr>
+            </w:pPr>
             <w:r>
               <w:rPr>
                 <w:b/>
@@ -527,6 +623,7 @@
                 <w:color w:val="2E75B6"/>
                 <w:sz w:val="18"/>
                 <w:szCs w:val="18"/>
+                <w:highlight w:val="green"/>
               </w:rPr>
               <w:t>F0-02</w:t>
             </w:r>
@@ -549,12 +646,36 @@
             </w:tcMar>
           </w:tcPr>
           <w:p>
-            <w:r>
-              <w:rPr>
-                <w:sz w:val="18"/>
-                <w:szCs w:val="18"/>
-              </w:rPr>
-              <w:t>Seleccionar stack tecnológico</w:t>
+            <w:pPr>
+              <w:rPr>
+                <w:highlight w:val="green"/>
+              </w:rPr>
+            </w:pPr>
+            <w:r>
+              <w:rPr>
+                <w:sz w:val="18"/>
+                <w:szCs w:val="18"/>
+                <w:highlight w:val="green"/>
+              </w:rPr>
+              <w:t xml:space="preserve">Seleccionar </w:t>
+            </w:r>
+            <w:proofErr w:type="spellStart"/>
+            <w:r>
+              <w:rPr>
+                <w:sz w:val="18"/>
+                <w:szCs w:val="18"/>
+                <w:highlight w:val="green"/>
+              </w:rPr>
+              <w:t>stack</w:t>
+            </w:r>
+            <w:proofErr w:type="spellEnd"/>
+            <w:r>
+              <w:rPr>
+                <w:sz w:val="18"/>
+                <w:szCs w:val="18"/>
+                <w:highlight w:val="green"/>
+              </w:rPr>
+              <w:t xml:space="preserve"> tecnológico</w:t>
             </w:r>
           </w:p>
         </w:tc>
@@ -575,13 +696,119 @@
             </w:tcMar>
           </w:tcPr>
           <w:p>
-            <w:r>
-              <w:rPr>
-                <w:color w:val="595959"/>
-                <w:sz w:val="18"/>
-                <w:szCs w:val="18"/>
-              </w:rPr>
-              <w:t>Confirmar framework frontend (React/Vue/Svelte), gestor de estado, bundler y lenguaje (TS/JS).</w:t>
+            <w:pPr>
+              <w:rPr>
+                <w:highlight w:val="green"/>
+              </w:rPr>
+            </w:pPr>
+            <w:r>
+              <w:rPr>
+                <w:color w:val="595959"/>
+                <w:sz w:val="18"/>
+                <w:szCs w:val="18"/>
+                <w:highlight w:val="green"/>
+              </w:rPr>
+              <w:t xml:space="preserve">Confirmar </w:t>
+            </w:r>
+            <w:proofErr w:type="spellStart"/>
+            <w:r>
+              <w:rPr>
+                <w:color w:val="595959"/>
+                <w:sz w:val="18"/>
+                <w:szCs w:val="18"/>
+                <w:highlight w:val="green"/>
+              </w:rPr>
+              <w:t>framework</w:t>
+            </w:r>
+            <w:proofErr w:type="spellEnd"/>
+            <w:r>
+              <w:rPr>
+                <w:color w:val="595959"/>
+                <w:sz w:val="18"/>
+                <w:szCs w:val="18"/>
+                <w:highlight w:val="green"/>
+              </w:rPr>
+              <w:t xml:space="preserve"> </w:t>
+            </w:r>
+            <w:proofErr w:type="spellStart"/>
+            <w:r>
+              <w:rPr>
+                <w:color w:val="595959"/>
+                <w:sz w:val="18"/>
+                <w:szCs w:val="18"/>
+                <w:highlight w:val="green"/>
+              </w:rPr>
+              <w:t>frontend</w:t>
+            </w:r>
+            <w:proofErr w:type="spellEnd"/>
+            <w:r>
+              <w:rPr>
+                <w:color w:val="595959"/>
+                <w:sz w:val="18"/>
+                <w:szCs w:val="18"/>
+                <w:highlight w:val="green"/>
+              </w:rPr>
+              <w:t xml:space="preserve"> (</w:t>
+            </w:r>
+            <w:proofErr w:type="spellStart"/>
+            <w:r>
+              <w:rPr>
+                <w:color w:val="595959"/>
+                <w:sz w:val="18"/>
+                <w:szCs w:val="18"/>
+                <w:highlight w:val="green"/>
+              </w:rPr>
+              <w:t>React</w:t>
+            </w:r>
+            <w:proofErr w:type="spellEnd"/>
+            <w:r>
+              <w:rPr>
+                <w:color w:val="595959"/>
+                <w:sz w:val="18"/>
+                <w:szCs w:val="18"/>
+                <w:highlight w:val="green"/>
+              </w:rPr>
+              <w:t>/Vue/</w:t>
+            </w:r>
+            <w:proofErr w:type="spellStart"/>
+            <w:r>
+              <w:rPr>
+                <w:color w:val="595959"/>
+                <w:sz w:val="18"/>
+                <w:szCs w:val="18"/>
+                <w:highlight w:val="green"/>
+              </w:rPr>
+              <w:t>Svelte</w:t>
+            </w:r>
+            <w:proofErr w:type="spellEnd"/>
+            <w:r>
+              <w:rPr>
+                <w:color w:val="595959"/>
+                <w:sz w:val="18"/>
+                <w:szCs w:val="18"/>
+                <w:highlight w:val="green"/>
+              </w:rPr>
+              <w:t xml:space="preserve">), gestor de estado, </w:t>
+            </w:r>
+            <w:proofErr w:type="spellStart"/>
+            <w:r>
+              <w:rPr>
+                <w:color w:val="595959"/>
+                <w:sz w:val="18"/>
+                <w:szCs w:val="18"/>
+                <w:highlight w:val="green"/>
+              </w:rPr>
+              <w:t>bundler</w:t>
+            </w:r>
+            <w:proofErr w:type="spellEnd"/>
+            <w:r>
+              <w:rPr>
+                <w:color w:val="595959"/>
+                <w:sz w:val="18"/>
+                <w:szCs w:val="18"/>
+                <w:highlight w:val="green"/>
+              </w:rPr>
+              <w:t xml:space="preserve"> y lenguaje (TS/JS).</w:t>
             </w:r>
           </w:p>
         </w:tc>
@@ -602,6 +829,11 @@
             </w:tcMar>
           </w:tcPr>
           <w:p>
+            <w:pPr>
+              <w:rPr>
+                <w:highlight w:val="green"/>
+              </w:rPr>
+            </w:pPr>
             <w:r>
               <w:rPr>
                 <w:i/>
@@ -609,6 +841,7 @@
                 <w:color w:val="595959"/>
                 <w:sz w:val="18"/>
                 <w:szCs w:val="18"/>
+                <w:highlight w:val="green"/>
               </w:rPr>
               <w:t>—</w:t>
             </w:r>
@@ -616,12 +849,6 @@
         </w:tc>
       </w:tr>
       <w:tr>
-        <w:tblPrEx>
-          <w:tblCellMar>
-            <w:top w:w="0" w:type="dxa"/>
-            <w:bottom w:w="0" w:type="dxa"/>
-          </w:tblCellMar>
-        </w:tblPrEx>
         <w:tc>
           <w:tcPr>
             <w:tcW w:w="700" w:type="dxa"/>
@@ -639,6 +866,11 @@
             </w:tcMar>
           </w:tcPr>
           <w:p>
+            <w:pPr>
+              <w:rPr>
+                <w:highlight w:val="green"/>
+              </w:rPr>
+            </w:pPr>
             <w:r>
               <w:rPr>
                 <w:b/>
@@ -646,6 +878,7 @@
                 <w:color w:val="2E75B6"/>
                 <w:sz w:val="18"/>
                 <w:szCs w:val="18"/>
+                <w:highlight w:val="green"/>
               </w:rPr>
               <w:t>F0-03</w:t>
             </w:r>
@@ -668,10 +901,16 @@
             </w:tcMar>
           </w:tcPr>
           <w:p>
-            <w:r>
-              <w:rPr>
-                <w:sz w:val="18"/>
-                <w:szCs w:val="18"/>
+            <w:pPr>
+              <w:rPr>
+                <w:highlight w:val="green"/>
+              </w:rPr>
+            </w:pPr>
+            <w:r>
+              <w:rPr>
+                <w:sz w:val="18"/>
+                <w:szCs w:val="18"/>
+                <w:highlight w:val="green"/>
               </w:rPr>
               <w:t>Diseñar arquitectura modular</w:t>
             </w:r>
@@ -694,11 +933,17 @@
             </w:tcMar>
           </w:tcPr>
           <w:p>
-            <w:r>
-              <w:rPr>
-                <w:color w:val="595959"/>
-                <w:sz w:val="18"/>
-                <w:szCs w:val="18"/>
+            <w:pPr>
+              <w:rPr>
+                <w:highlight w:val="green"/>
+              </w:rPr>
+            </w:pPr>
+            <w:r>
+              <w:rPr>
+                <w:color w:val="595959"/>
+                <w:sz w:val="18"/>
+                <w:szCs w:val="18"/>
+                <w:highlight w:val="green"/>
               </w:rPr>
               <w:t>Diagrama de componentes: Librería, Laboratorio, Forge, Terminal. Definir interfaces y contratos entre módulos.</w:t>
             </w:r>
@@ -721,6 +966,11 @@
             </w:tcMar>
           </w:tcPr>
           <w:p>
+            <w:pPr>
+              <w:rPr>
+                <w:highlight w:val="green"/>
+              </w:rPr>
+            </w:pPr>
             <w:r>
               <w:rPr>
                 <w:i/>
@@ -728,6 +978,7 @@
                 <w:color w:val="595959"/>
                 <w:sz w:val="18"/>
                 <w:szCs w:val="18"/>
+                <w:highlight w:val="green"/>
               </w:rPr>
               <w:t>F0-01</w:t>
             </w:r>
@@ -735,12 +986,6 @@
         </w:tc>
       </w:tr>
       <w:tr>
-        <w:tblPrEx>
-          <w:tblCellMar>
-            <w:top w:w="0" w:type="dxa"/>
-            <w:bottom w:w="0" w:type="dxa"/>
-          </w:tblCellMar>
-        </w:tblPrEx>
         <w:tc>
           <w:tcPr>
             <w:tcW w:w="700" w:type="dxa"/>
@@ -758,6 +1003,11 @@
             </w:tcMar>
           </w:tcPr>
           <w:p>
+            <w:pPr>
+              <w:rPr>
+                <w:highlight w:val="green"/>
+              </w:rPr>
+            </w:pPr>
             <w:r>
               <w:rPr>
                 <w:b/>
@@ -765,6 +1015,7 @@
                 <w:color w:val="2E75B6"/>
                 <w:sz w:val="18"/>
                 <w:szCs w:val="18"/>
+                <w:highlight w:val="green"/>
               </w:rPr>
               <w:t>F0-04</w:t>
             </w:r>
@@ -787,10 +1038,16 @@
             </w:tcMar>
           </w:tcPr>
           <w:p>
-            <w:r>
-              <w:rPr>
-                <w:sz w:val="18"/>
-                <w:szCs w:val="18"/>
+            <w:pPr>
+              <w:rPr>
+                <w:highlight w:val="green"/>
+              </w:rPr>
+            </w:pPr>
+            <w:r>
+              <w:rPr>
+                <w:sz w:val="18"/>
+                <w:szCs w:val="18"/>
+                <w:highlight w:val="green"/>
               </w:rPr>
               <w:t>Definir modelo de datos local</w:t>
             </w:r>
@@ -813,13 +1070,99 @@
             </w:tcMar>
           </w:tcPr>
           <w:p>
-            <w:r>
-              <w:rPr>
-                <w:color w:val="595959"/>
-                <w:sz w:val="18"/>
-                <w:szCs w:val="18"/>
-              </w:rPr>
-              <w:t>Esquema de IndexedDB: stores para PDFs, notas, fichas, notebooks, carpetas, tags, commits. Incluir índices de búsqueda.</w:t>
+            <w:pPr>
+              <w:rPr>
+                <w:highlight w:val="green"/>
+              </w:rPr>
+            </w:pPr>
+            <w:r>
+              <w:rPr>
+                <w:color w:val="595959"/>
+                <w:sz w:val="18"/>
+                <w:szCs w:val="18"/>
+                <w:highlight w:val="green"/>
+              </w:rPr>
+              <w:t xml:space="preserve">Esquema de </w:t>
+            </w:r>
+            <w:proofErr w:type="spellStart"/>
+            <w:r>
+              <w:rPr>
+                <w:color w:val="595959"/>
+                <w:sz w:val="18"/>
+                <w:szCs w:val="18"/>
+                <w:highlight w:val="green"/>
+              </w:rPr>
+              <w:t>IndexedDB</w:t>
+            </w:r>
+            <w:proofErr w:type="spellEnd"/>
+            <w:r>
+              <w:rPr>
+                <w:color w:val="595959"/>
+                <w:sz w:val="18"/>
+                <w:szCs w:val="18"/>
+                <w:highlight w:val="green"/>
+              </w:rPr>
+              <w:t xml:space="preserve">: </w:t>
+            </w:r>
+            <w:proofErr w:type="spellStart"/>
+            <w:r>
+              <w:rPr>
+                <w:color w:val="595959"/>
+                <w:sz w:val="18"/>
+                <w:szCs w:val="18"/>
+                <w:highlight w:val="green"/>
+              </w:rPr>
+              <w:t>stores</w:t>
+            </w:r>
+            <w:proofErr w:type="spellEnd"/>
+            <w:r>
+              <w:rPr>
+                <w:color w:val="595959"/>
+                <w:sz w:val="18"/>
+                <w:szCs w:val="18"/>
+                <w:highlight w:val="green"/>
+              </w:rPr>
+              <w:t xml:space="preserve"> para </w:t>
+            </w:r>
+            <w:proofErr w:type="spellStart"/>
+            <w:r>
+              <w:rPr>
+                <w:color w:val="595959"/>
+                <w:sz w:val="18"/>
+                <w:szCs w:val="18"/>
+                <w:highlight w:val="green"/>
+              </w:rPr>
+              <w:t>PDFs</w:t>
+            </w:r>
+            <w:proofErr w:type="spellEnd"/>
+            <w:r>
+              <w:rPr>
+                <w:color w:val="595959"/>
+                <w:sz w:val="18"/>
+                <w:szCs w:val="18"/>
+                <w:highlight w:val="green"/>
+              </w:rPr>
+              <w:t xml:space="preserve">, notas, fichas, notebooks, carpetas, tags, </w:t>
+            </w:r>
+            <w:proofErr w:type="spellStart"/>
+            <w:r>
+              <w:rPr>
+                <w:color w:val="595959"/>
+                <w:sz w:val="18"/>
+                <w:szCs w:val="18"/>
+                <w:highlight w:val="green"/>
+              </w:rPr>
+              <w:t>commits</w:t>
+            </w:r>
+            <w:proofErr w:type="spellEnd"/>
+            <w:r>
+              <w:rPr>
+                <w:color w:val="595959"/>
+                <w:sz w:val="18"/>
+                <w:szCs w:val="18"/>
+                <w:highlight w:val="green"/>
+              </w:rPr>
+              <w:t>. Incluir índices de búsqueda.</w:t>
             </w:r>
           </w:p>
         </w:tc>
@@ -840,6 +1183,11 @@
             </w:tcMar>
           </w:tcPr>
           <w:p>
+            <w:pPr>
+              <w:rPr>
+                <w:highlight w:val="green"/>
+              </w:rPr>
+            </w:pPr>
             <w:r>
               <w:rPr>
                 <w:i/>
@@ -847,6 +1195,7 @@
                 <w:color w:val="595959"/>
                 <w:sz w:val="18"/>
                 <w:szCs w:val="18"/>
+                <w:highlight w:val="green"/>
               </w:rPr>
               <w:t>F0-03</w:t>
             </w:r>
@@ -854,12 +1203,6 @@
         </w:tc>
       </w:tr>
       <w:tr>
-        <w:tblPrEx>
-          <w:tblCellMar>
-            <w:top w:w="0" w:type="dxa"/>
-            <w:bottom w:w="0" w:type="dxa"/>
-          </w:tblCellMar>
-        </w:tblPrEx>
         <w:tc>
           <w:tcPr>
             <w:tcW w:w="700" w:type="dxa"/>
@@ -877,6 +1220,11 @@
             </w:tcMar>
           </w:tcPr>
           <w:p>
+            <w:pPr>
+              <w:rPr>
+                <w:highlight w:val="green"/>
+              </w:rPr>
+            </w:pPr>
             <w:r>
               <w:rPr>
                 <w:b/>
@@ -884,6 +1232,7 @@
                 <w:color w:val="2E75B6"/>
                 <w:sz w:val="18"/>
                 <w:szCs w:val="18"/>
+                <w:highlight w:val="green"/>
               </w:rPr>
               <w:t>F0-05</w:t>
             </w:r>
@@ -906,13 +1255,29 @@
             </w:tcMar>
           </w:tcPr>
           <w:p>
-            <w:r>
-              <w:rPr>
-                <w:sz w:val="18"/>
-                <w:szCs w:val="18"/>
-              </w:rPr>
-              <w:t>Configurar repositorio y branching</w:t>
-            </w:r>
+            <w:pPr>
+              <w:rPr>
+                <w:highlight w:val="green"/>
+              </w:rPr>
+            </w:pPr>
+            <w:r>
+              <w:rPr>
+                <w:sz w:val="18"/>
+                <w:szCs w:val="18"/>
+                <w:highlight w:val="green"/>
+              </w:rPr>
+              <w:t xml:space="preserve">Configurar repositorio y </w:t>
+            </w:r>
+            <w:proofErr w:type="spellStart"/>
+            <w:r>
+              <w:rPr>
+                <w:sz w:val="18"/>
+                <w:szCs w:val="18"/>
+                <w:highlight w:val="green"/>
+              </w:rPr>
+              <w:t>branching</w:t>
+            </w:r>
+            <w:proofErr w:type="spellEnd"/>
           </w:p>
         </w:tc>
         <w:tc>
@@ -932,19 +1297,117 @@
             </w:tcMar>
           </w:tcPr>
           <w:p>
-            <w:r>
-              <w:rPr>
-                <w:color w:val="595959"/>
-                <w:sz w:val="18"/>
-                <w:szCs w:val="18"/>
-              </w:rPr>
-              <w:t>Repo en GitHub, convención de ramas (main/dev/feature/*), .gitignore, README inicial.</w:t>
-            </w:r>
-            <w:r>
-              <w:rPr>
-                <w:color w:val="595959"/>
-                <w:sz w:val="18"/>
-                <w:szCs w:val="18"/>
+            <w:pPr>
+              <w:rPr>
+                <w:highlight w:val="green"/>
+              </w:rPr>
+            </w:pPr>
+            <w:r>
+              <w:rPr>
+                <w:color w:val="595959"/>
+                <w:sz w:val="18"/>
+                <w:szCs w:val="18"/>
+                <w:highlight w:val="green"/>
+              </w:rPr>
+              <w:t>Repo en GitHub, convención de ramas (</w:t>
+            </w:r>
+            <w:proofErr w:type="spellStart"/>
+            <w:r>
+              <w:rPr>
+                <w:color w:val="595959"/>
+                <w:sz w:val="18"/>
+                <w:szCs w:val="18"/>
+                <w:highlight w:val="green"/>
+              </w:rPr>
+              <w:t>main</w:t>
+            </w:r>
+            <w:proofErr w:type="spellEnd"/>
+            <w:r>
+              <w:rPr>
+                <w:color w:val="595959"/>
+                <w:sz w:val="18"/>
+                <w:szCs w:val="18"/>
+                <w:highlight w:val="green"/>
+              </w:rPr>
+              <w:t>/</w:t>
+            </w:r>
+            <w:proofErr w:type="spellStart"/>
+            <w:r>
+              <w:rPr>
+                <w:color w:val="595959"/>
+                <w:sz w:val="18"/>
+                <w:szCs w:val="18"/>
+                <w:highlight w:val="green"/>
+              </w:rPr>
+              <w:t>dev</w:t>
+            </w:r>
+            <w:proofErr w:type="spellEnd"/>
+            <w:r>
+              <w:rPr>
+                <w:color w:val="595959"/>
+                <w:sz w:val="18"/>
+                <w:szCs w:val="18"/>
+                <w:highlight w:val="green"/>
+              </w:rPr>
+              <w:t>/</w:t>
+            </w:r>
+            <w:proofErr w:type="spellStart"/>
+            <w:r>
+              <w:rPr>
+                <w:color w:val="595959"/>
+                <w:sz w:val="18"/>
+                <w:szCs w:val="18"/>
+                <w:highlight w:val="green"/>
+              </w:rPr>
+              <w:t>feature</w:t>
+            </w:r>
+            <w:proofErr w:type="spellEnd"/>
+            <w:r>
+              <w:rPr>
+                <w:color w:val="595959"/>
+                <w:sz w:val="18"/>
+                <w:szCs w:val="18"/>
+                <w:highlight w:val="green"/>
+              </w:rPr>
+              <w:t>/*)</w:t>
+            </w:r>
+            <w:proofErr w:type="gramStart"/>
+            <w:r>
+              <w:rPr>
+                <w:color w:val="595959"/>
+                <w:sz w:val="18"/>
+                <w:szCs w:val="18"/>
+                <w:highlight w:val="green"/>
+              </w:rPr>
+              <w:t>, .</w:t>
+            </w:r>
+            <w:proofErr w:type="spellStart"/>
+            <w:r>
+              <w:rPr>
+                <w:color w:val="595959"/>
+                <w:sz w:val="18"/>
+                <w:szCs w:val="18"/>
+                <w:highlight w:val="green"/>
+              </w:rPr>
+              <w:t>gitignore</w:t>
+            </w:r>
+            <w:proofErr w:type="spellEnd"/>
+            <w:proofErr w:type="gramEnd"/>
+            <w:r>
+              <w:rPr>
+                <w:color w:val="595959"/>
+                <w:sz w:val="18"/>
+                <w:szCs w:val="18"/>
+                <w:highlight w:val="green"/>
+              </w:rPr>
+              <w:t>, README inicial.</w:t>
+            </w:r>
+            <w:r>
+              <w:rPr>
+                <w:color w:val="595959"/>
+                <w:sz w:val="18"/>
+                <w:szCs w:val="18"/>
+                <w:highlight w:val="green"/>
               </w:rPr>
               <w:t xml:space="preserve"> (esto ya se hizo)</w:t>
             </w:r>
@@ -967,6 +1430,11 @@
             </w:tcMar>
           </w:tcPr>
           <w:p>
+            <w:pPr>
+              <w:rPr>
+                <w:highlight w:val="green"/>
+              </w:rPr>
+            </w:pPr>
             <w:r>
               <w:rPr>
                 <w:i/>
@@ -974,6 +1442,7 @@
                 <w:color w:val="595959"/>
                 <w:sz w:val="18"/>
                 <w:szCs w:val="18"/>
+                <w:highlight w:val="green"/>
               </w:rPr>
               <w:t>—</w:t>
             </w:r>
@@ -981,12 +1450,6 @@
         </w:tc>
       </w:tr>
       <w:tr>
-        <w:tblPrEx>
-          <w:tblCellMar>
-            <w:top w:w="0" w:type="dxa"/>
-            <w:bottom w:w="0" w:type="dxa"/>
-          </w:tblCellMar>
-        </w:tblPrEx>
         <w:tc>
           <w:tcPr>
             <w:tcW w:w="700" w:type="dxa"/>
@@ -1004,6 +1467,11 @@
             </w:tcMar>
           </w:tcPr>
           <w:p>
+            <w:pPr>
+              <w:rPr>
+                <w:highlight w:val="green"/>
+              </w:rPr>
+            </w:pPr>
             <w:r>
               <w:rPr>
                 <w:b/>
@@ -1011,6 +1479,7 @@
                 <w:color w:val="2E75B6"/>
                 <w:sz w:val="18"/>
                 <w:szCs w:val="18"/>
+                <w:highlight w:val="green"/>
               </w:rPr>
               <w:t>F0-06</w:t>
             </w:r>
@@ -1033,10 +1502,16 @@
             </w:tcMar>
           </w:tcPr>
           <w:p>
-            <w:r>
-              <w:rPr>
-                <w:sz w:val="18"/>
-                <w:szCs w:val="18"/>
+            <w:pPr>
+              <w:rPr>
+                <w:highlight w:val="green"/>
+              </w:rPr>
+            </w:pPr>
+            <w:r>
+              <w:rPr>
+                <w:sz w:val="18"/>
+                <w:szCs w:val="18"/>
+                <w:highlight w:val="green"/>
               </w:rPr>
               <w:t>Configurar entorno de desarrollo</w:t>
             </w:r>
@@ -1059,22 +1534,93 @@
             </w:tcMar>
           </w:tcPr>
           <w:p>
-            <w:r>
-              <w:rPr>
-                <w:color w:val="595959"/>
-                <w:sz w:val="18"/>
-                <w:szCs w:val="18"/>
+            <w:pPr>
+              <w:rPr>
+                <w:highlight w:val="green"/>
+              </w:rPr>
+            </w:pPr>
+            <w:r>
+              <w:rPr>
+                <w:color w:val="595959"/>
+                <w:sz w:val="18"/>
+                <w:szCs w:val="18"/>
+                <w:highlight w:val="green"/>
                 <w:lang w:val="en-US"/>
               </w:rPr>
-              <w:t xml:space="preserve">Node, bundler, linter (ESLint), formatter (Prettier), testing (Vitest/Jest). </w:t>
-            </w:r>
-            <w:r>
-              <w:rPr>
-                <w:color w:val="595959"/>
-                <w:sz w:val="18"/>
-                <w:szCs w:val="18"/>
-              </w:rPr>
-              <w:t>CI básico con GitHub Actions.</w:t>
+              <w:t>Node, bundler, linter (</w:t>
+            </w:r>
+            <w:proofErr w:type="spellStart"/>
+            <w:r>
+              <w:rPr>
+                <w:color w:val="595959"/>
+                <w:sz w:val="18"/>
+                <w:szCs w:val="18"/>
+                <w:highlight w:val="green"/>
+                <w:lang w:val="en-US"/>
+              </w:rPr>
+              <w:t>ESLint</w:t>
+            </w:r>
+            <w:proofErr w:type="spellEnd"/>
+            <w:r>
+              <w:rPr>
+                <w:color w:val="595959"/>
+                <w:sz w:val="18"/>
+                <w:szCs w:val="18"/>
+                <w:highlight w:val="green"/>
+                <w:lang w:val="en-US"/>
+              </w:rPr>
+              <w:t>), formatter (Prettier), testing (</w:t>
+            </w:r>
+            <w:proofErr w:type="spellStart"/>
+            <w:r>
+              <w:rPr>
+                <w:color w:val="595959"/>
+                <w:sz w:val="18"/>
+                <w:szCs w:val="18"/>
+                <w:highlight w:val="green"/>
+                <w:lang w:val="en-US"/>
+              </w:rPr>
+              <w:t>Vitest</w:t>
+            </w:r>
+            <w:proofErr w:type="spellEnd"/>
+            <w:r>
+              <w:rPr>
+                <w:color w:val="595959"/>
+                <w:sz w:val="18"/>
+                <w:szCs w:val="18"/>
+                <w:highlight w:val="green"/>
+                <w:lang w:val="en-US"/>
+              </w:rPr>
+              <w:t xml:space="preserve">/Jest). </w:t>
+            </w:r>
+            <w:r>
+              <w:rPr>
+                <w:color w:val="595959"/>
+                <w:sz w:val="18"/>
+                <w:szCs w:val="18"/>
+                <w:highlight w:val="green"/>
+              </w:rPr>
+              <w:t xml:space="preserve">CI básico con GitHub </w:t>
+            </w:r>
+            <w:proofErr w:type="spellStart"/>
+            <w:r>
+              <w:rPr>
+                <w:color w:val="595959"/>
+                <w:sz w:val="18"/>
+                <w:szCs w:val="18"/>
+                <w:highlight w:val="green"/>
+              </w:rPr>
+              <w:t>Actions</w:t>
+            </w:r>
+            <w:proofErr w:type="spellEnd"/>
+            <w:r>
+              <w:rPr>
+                <w:color w:val="595959"/>
+                <w:sz w:val="18"/>
+                <w:szCs w:val="18"/>
+                <w:highlight w:val="green"/>
+              </w:rPr>
+              <w:t>.</w:t>
             </w:r>
           </w:p>
         </w:tc>
@@ -1095,6 +1641,11 @@
             </w:tcMar>
           </w:tcPr>
           <w:p>
+            <w:pPr>
+              <w:rPr>
+                <w:highlight w:val="green"/>
+              </w:rPr>
+            </w:pPr>
             <w:r>
               <w:rPr>
                 <w:i/>
@@ -1102,6 +1653,7 @@
                 <w:color w:val="595959"/>
                 <w:sz w:val="18"/>
                 <w:szCs w:val="18"/>
+                <w:highlight w:val="green"/>
               </w:rPr>
               <w:t>F0-05</w:t>
             </w:r>
@@ -1109,12 +1661,6 @@
         </w:tc>
       </w:tr>
       <w:tr>
-        <w:tblPrEx>
-          <w:tblCellMar>
-            <w:top w:w="0" w:type="dxa"/>
-            <w:bottom w:w="0" w:type="dxa"/>
-          </w:tblCellMar>
-        </w:tblPrEx>
         <w:tc>
           <w:tcPr>
             <w:tcW w:w="700" w:type="dxa"/>
@@ -1132,6 +1678,11 @@
             </w:tcMar>
           </w:tcPr>
           <w:p>
+            <w:pPr>
+              <w:rPr>
+                <w:highlight w:val="green"/>
+              </w:rPr>
+            </w:pPr>
             <w:r>
               <w:rPr>
                 <w:b/>
@@ -1139,6 +1690,7 @@
                 <w:color w:val="2E75B6"/>
                 <w:sz w:val="18"/>
                 <w:szCs w:val="18"/>
+                <w:highlight w:val="green"/>
               </w:rPr>
               <w:t>F0-07</w:t>
             </w:r>
@@ -1161,12 +1713,36 @@
             </w:tcMar>
           </w:tcPr>
           <w:p>
-            <w:r>
-              <w:rPr>
-                <w:sz w:val="18"/>
-                <w:szCs w:val="18"/>
-              </w:rPr>
-              <w:t>Diseñar wireframes de UI</w:t>
+            <w:pPr>
+              <w:rPr>
+                <w:highlight w:val="green"/>
+              </w:rPr>
+            </w:pPr>
+            <w:r>
+              <w:rPr>
+                <w:sz w:val="18"/>
+                <w:szCs w:val="18"/>
+                <w:highlight w:val="green"/>
+              </w:rPr>
+              <w:t xml:space="preserve">Diseñar </w:t>
+            </w:r>
+            <w:proofErr w:type="spellStart"/>
+            <w:r>
+              <w:rPr>
+                <w:sz w:val="18"/>
+                <w:szCs w:val="18"/>
+                <w:highlight w:val="green"/>
+              </w:rPr>
+              <w:t>wireframes</w:t>
+            </w:r>
+            <w:proofErr w:type="spellEnd"/>
+            <w:r>
+              <w:rPr>
+                <w:sz w:val="18"/>
+                <w:szCs w:val="18"/>
+                <w:highlight w:val="green"/>
+              </w:rPr>
+              <w:t xml:space="preserve"> de UI</w:t>
             </w:r>
           </w:p>
         </w:tc>
@@ -1187,11 +1763,17 @@
             </w:tcMar>
           </w:tcPr>
           <w:p>
-            <w:r>
-              <w:rPr>
-                <w:color w:val="595959"/>
-                <w:sz w:val="18"/>
-                <w:szCs w:val="18"/>
+            <w:pPr>
+              <w:rPr>
+                <w:highlight w:val="green"/>
+              </w:rPr>
+            </w:pPr>
+            <w:r>
+              <w:rPr>
+                <w:color w:val="595959"/>
+                <w:sz w:val="18"/>
+                <w:szCs w:val="18"/>
+                <w:highlight w:val="green"/>
               </w:rPr>
               <w:t xml:space="preserve">Bocetos de cada pantalla principal y flujos clave. Validar </w:t>
             </w:r>
@@ -1200,6 +1782,7 @@
                 <w:color w:val="595959"/>
                 <w:sz w:val="18"/>
                 <w:szCs w:val="18"/>
+                <w:highlight w:val="green"/>
               </w:rPr>
               <w:t>entre nosotros</w:t>
             </w:r>
@@ -1208,6 +1791,7 @@
                 <w:color w:val="595959"/>
                 <w:sz w:val="18"/>
                 <w:szCs w:val="18"/>
+                <w:highlight w:val="green"/>
               </w:rPr>
               <w:t xml:space="preserve"> antes de implementar.</w:t>
             </w:r>
@@ -1230,6 +1814,11 @@
             </w:tcMar>
           </w:tcPr>
           <w:p>
+            <w:pPr>
+              <w:rPr>
+                <w:highlight w:val="green"/>
+              </w:rPr>
+            </w:pPr>
             <w:r>
               <w:rPr>
                 <w:i/>
@@ -1237,6 +1826,7 @@
                 <w:color w:val="595959"/>
                 <w:sz w:val="18"/>
                 <w:szCs w:val="18"/>
+                <w:highlight w:val="green"/>
               </w:rPr>
               <w:t>F0-03</w:t>
             </w:r>
@@ -1247,36 +1837,57 @@
     <w:p>
       <w:pPr>
         <w:spacing w:before="80" w:after="80"/>
+        <w:rPr>
+          <w:highlight w:val="green"/>
+        </w:rPr>
       </w:pPr>
     </w:p>
     <w:p>
       <w:pPr>
         <w:spacing w:before="80" w:after="80"/>
+        <w:rPr>
+          <w:highlight w:val="green"/>
+        </w:rPr>
       </w:pPr>
     </w:p>
     <w:p>
       <w:pPr>
         <w:spacing w:before="80" w:after="80"/>
+        <w:rPr>
+          <w:highlight w:val="green"/>
+        </w:rPr>
       </w:pPr>
     </w:p>
     <w:p>
       <w:pPr>
         <w:spacing w:before="80" w:after="80"/>
+        <w:rPr>
+          <w:highlight w:val="green"/>
+        </w:rPr>
       </w:pPr>
     </w:p>
     <w:p>
       <w:pPr>
         <w:spacing w:before="80" w:after="80"/>
+        <w:rPr>
+          <w:highlight w:val="green"/>
+        </w:rPr>
       </w:pPr>
     </w:p>
     <w:p>
       <w:pPr>
         <w:spacing w:before="80" w:after="80"/>
+        <w:rPr>
+          <w:highlight w:val="green"/>
+        </w:rPr>
       </w:pPr>
     </w:p>
     <w:p>
       <w:pPr>
         <w:spacing w:before="80" w:after="80"/>
+        <w:rPr>
+          <w:highlight w:val="green"/>
+        </w:rPr>
       </w:pPr>
     </w:p>
     <w:tbl>
@@ -1300,12 +1911,6 @@
         <w:gridCol w:w="9360"/>
       </w:tblGrid>
       <w:tr>
-        <w:tblPrEx>
-          <w:tblCellMar>
-            <w:top w:w="0" w:type="dxa"/>
-            <w:bottom w:w="0" w:type="dxa"/>
-          </w:tblCellMar>
-        </w:tblPrEx>
         <w:tc>
           <w:tcPr>
             <w:tcW w:w="9360" w:type="dxa"/>
@@ -1324,6 +1929,11 @@
             </w:tcMar>
           </w:tcPr>
           <w:p>
+            <w:pPr>
+              <w:rPr>
+                <w:highlight w:val="green"/>
+              </w:rPr>
+            </w:pPr>
             <w:r>
               <w:rPr>
                 <w:b/>
@@ -1331,9 +1941,34 @@
                 <w:color w:val="1F4E79"/>
                 <w:sz w:val="24"/>
                 <w:szCs w:val="24"/>
+                <w:highlight w:val="green"/>
               </w:rPr>
               <w:lastRenderedPageBreak/>
-              <w:t>FASE 1  —  Base de la Aplicación</w:t>
+              <w:t xml:space="preserve">FASE </w:t>
+            </w:r>
+            <w:proofErr w:type="gramStart"/>
+            <w:r>
+              <w:rPr>
+                <w:b/>
+                <w:bCs/>
+                <w:color w:val="1F4E79"/>
+                <w:sz w:val="24"/>
+                <w:szCs w:val="24"/>
+                <w:highlight w:val="green"/>
+              </w:rPr>
+              <w:t>1  —</w:t>
+            </w:r>
+            <w:proofErr w:type="gramEnd"/>
+            <w:r>
+              <w:rPr>
+                <w:b/>
+                <w:bCs/>
+                <w:color w:val="1F4E79"/>
+                <w:sz w:val="24"/>
+                <w:szCs w:val="24"/>
+                <w:highlight w:val="green"/>
+              </w:rPr>
+              <w:t xml:space="preserve">  Base de la Aplicación</w:t>
             </w:r>
           </w:p>
         </w:tc>
@@ -1342,11 +1977,17 @@
     <w:p>
       <w:pPr>
         <w:spacing w:before="60" w:after="40"/>
+        <w:rPr>
+          <w:highlight w:val="green"/>
+        </w:rPr>
       </w:pPr>
     </w:p>
     <w:p>
       <w:pPr>
         <w:spacing w:before="60" w:after="80"/>
+        <w:rPr>
+          <w:highlight w:val="green"/>
+        </w:rPr>
       </w:pPr>
       <w:r>
         <w:rPr>
@@ -1355,6 +1996,7 @@
           <w:color w:val="595959"/>
           <w:sz w:val="20"/>
           <w:szCs w:val="20"/>
+          <w:highlight w:val="green"/>
         </w:rPr>
         <w:t>El esqueleto compartido por todos los módulos. Nada funciona sin esta fase.</w:t>
       </w:r>
@@ -1362,6 +2004,9 @@
     <w:p>
       <w:pPr>
         <w:spacing w:before="40" w:after="60"/>
+        <w:rPr>
+          <w:highlight w:val="green"/>
+        </w:rPr>
       </w:pPr>
     </w:p>
     <w:tbl>
@@ -1388,12 +2033,6 @@
         <w:gridCol w:w="1300"/>
       </w:tblGrid>
       <w:tr>
-        <w:tblPrEx>
-          <w:tblCellMar>
-            <w:top w:w="0" w:type="dxa"/>
-            <w:bottom w:w="0" w:type="dxa"/>
-          </w:tblCellMar>
-        </w:tblPrEx>
         <w:tc>
           <w:tcPr>
             <w:tcW w:w="700" w:type="dxa"/>
@@ -1412,6 +2051,11 @@
             </w:tcMar>
           </w:tcPr>
           <w:p>
+            <w:pPr>
+              <w:rPr>
+                <w:highlight w:val="green"/>
+              </w:rPr>
+            </w:pPr>
             <w:r>
               <w:rPr>
                 <w:b/>
@@ -1419,6 +2063,7 @@
                 <w:color w:val="1F4E79"/>
                 <w:sz w:val="18"/>
                 <w:szCs w:val="18"/>
+                <w:highlight w:val="green"/>
               </w:rPr>
               <w:t>#</w:t>
             </w:r>
@@ -1442,6 +2087,11 @@
             </w:tcMar>
           </w:tcPr>
           <w:p>
+            <w:pPr>
+              <w:rPr>
+                <w:highlight w:val="green"/>
+              </w:rPr>
+            </w:pPr>
             <w:r>
               <w:rPr>
                 <w:b/>
@@ -1449,6 +2099,7 @@
                 <w:color w:val="1F4E79"/>
                 <w:sz w:val="18"/>
                 <w:szCs w:val="18"/>
+                <w:highlight w:val="green"/>
               </w:rPr>
               <w:t>Tarea</w:t>
             </w:r>
@@ -1472,6 +2123,11 @@
             </w:tcMar>
           </w:tcPr>
           <w:p>
+            <w:pPr>
+              <w:rPr>
+                <w:highlight w:val="green"/>
+              </w:rPr>
+            </w:pPr>
             <w:r>
               <w:rPr>
                 <w:b/>
@@ -1479,6 +2135,7 @@
                 <w:color w:val="1F4E79"/>
                 <w:sz w:val="18"/>
                 <w:szCs w:val="18"/>
+                <w:highlight w:val="green"/>
               </w:rPr>
               <w:t>Criterio de aceptación</w:t>
             </w:r>
@@ -1502,6 +2159,12 @@
             </w:tcMar>
           </w:tcPr>
           <w:p>
+            <w:pPr>
+              <w:rPr>
+                <w:highlight w:val="green"/>
+              </w:rPr>
+            </w:pPr>
+            <w:proofErr w:type="spellStart"/>
             <w:r>
               <w:rPr>
                 <w:b/>
@@ -1509,19 +2172,26 @@
                 <w:color w:val="1F4E79"/>
                 <w:sz w:val="18"/>
                 <w:szCs w:val="18"/>
-              </w:rPr>
-              <w:t>Deps.</w:t>
+                <w:highlight w:val="green"/>
+              </w:rPr>
+              <w:t>Deps</w:t>
+            </w:r>
+            <w:proofErr w:type="spellEnd"/>
+            <w:r>
+              <w:rPr>
+                <w:b/>
+                <w:bCs/>
+                <w:color w:val="1F4E79"/>
+                <w:sz w:val="18"/>
+                <w:szCs w:val="18"/>
+                <w:highlight w:val="green"/>
+              </w:rPr>
+              <w:t>.</w:t>
             </w:r>
           </w:p>
         </w:tc>
       </w:tr>
       <w:tr>
-        <w:tblPrEx>
-          <w:tblCellMar>
-            <w:top w:w="0" w:type="dxa"/>
-            <w:bottom w:w="0" w:type="dxa"/>
-          </w:tblCellMar>
-        </w:tblPrEx>
         <w:tc>
           <w:tcPr>
             <w:tcW w:w="700" w:type="dxa"/>
@@ -1539,6 +2209,11 @@
             </w:tcMar>
           </w:tcPr>
           <w:p>
+            <w:pPr>
+              <w:rPr>
+                <w:highlight w:val="green"/>
+              </w:rPr>
+            </w:pPr>
             <w:r>
               <w:rPr>
                 <w:b/>
@@ -1546,6 +2221,7 @@
                 <w:color w:val="2E75B6"/>
                 <w:sz w:val="18"/>
                 <w:szCs w:val="18"/>
+                <w:highlight w:val="green"/>
               </w:rPr>
               <w:t>F1-01</w:t>
             </w:r>
@@ -1568,19 +2244,18 @@
             </w:tcMar>
           </w:tcPr>
           <w:p>
-            <w:r>
-              <w:rPr>
-                <w:sz w:val="18"/>
-                <w:szCs w:val="18"/>
-              </w:rPr>
-              <w:t>Columna</w:t>
-            </w:r>
-            <w:r>
-              <w:rPr>
-                <w:sz w:val="18"/>
-                <w:szCs w:val="18"/>
-              </w:rPr>
-              <w:t xml:space="preserve"> del proyecto</w:t>
+            <w:pPr>
+              <w:rPr>
+                <w:highlight w:val="green"/>
+              </w:rPr>
+            </w:pPr>
+            <w:r>
+              <w:rPr>
+                <w:sz w:val="18"/>
+                <w:szCs w:val="18"/>
+                <w:highlight w:val="green"/>
+              </w:rPr>
+              <w:t>Columna del proyecto</w:t>
             </w:r>
           </w:p>
         </w:tc>
@@ -1601,37 +2276,50 @@
             </w:tcMar>
           </w:tcPr>
           <w:p>
-            <w:r>
-              <w:rPr>
-                <w:color w:val="595959"/>
-                <w:sz w:val="18"/>
-                <w:szCs w:val="18"/>
-              </w:rPr>
-              <w:t>XMl generado a partir de la e</w:t>
-            </w:r>
-            <w:r>
-              <w:rPr>
-                <w:color w:val="595959"/>
-                <w:sz w:val="18"/>
-                <w:szCs w:val="18"/>
-              </w:rPr>
-              <w:t xml:space="preserve">structura de carpetas, configuración de rutas, </w:t>
-            </w:r>
-            <w:r>
-              <w:rPr>
-                <w:color w:val="595959"/>
-                <w:sz w:val="18"/>
-                <w:szCs w:val="18"/>
-              </w:rPr>
-              <w:t xml:space="preserve">el </w:t>
-            </w:r>
-            <w:r>
-              <w:rPr>
-                <w:color w:val="595959"/>
-                <w:sz w:val="18"/>
-                <w:szCs w:val="18"/>
-              </w:rPr>
-              <w:t>layout principal con zonas para cada módulo.</w:t>
+            <w:pPr>
+              <w:rPr>
+                <w:highlight w:val="green"/>
+              </w:rPr>
+            </w:pPr>
+            <w:proofErr w:type="spellStart"/>
+            <w:r>
+              <w:rPr>
+                <w:color w:val="595959"/>
+                <w:sz w:val="18"/>
+                <w:szCs w:val="18"/>
+                <w:highlight w:val="green"/>
+              </w:rPr>
+              <w:t>XMl</w:t>
+            </w:r>
+            <w:proofErr w:type="spellEnd"/>
+            <w:r>
+              <w:rPr>
+                <w:color w:val="595959"/>
+                <w:sz w:val="18"/>
+                <w:szCs w:val="18"/>
+                <w:highlight w:val="green"/>
+              </w:rPr>
+              <w:t xml:space="preserve"> generado a partir de la estructura de carpetas, configuración de rutas, el </w:t>
+            </w:r>
+            <w:proofErr w:type="spellStart"/>
+            <w:r>
+              <w:rPr>
+                <w:color w:val="595959"/>
+                <w:sz w:val="18"/>
+                <w:szCs w:val="18"/>
+                <w:highlight w:val="green"/>
+              </w:rPr>
+              <w:t>layout</w:t>
+            </w:r>
+            <w:proofErr w:type="spellEnd"/>
+            <w:r>
+              <w:rPr>
+                <w:color w:val="595959"/>
+                <w:sz w:val="18"/>
+                <w:szCs w:val="18"/>
+                <w:highlight w:val="green"/>
+              </w:rPr>
+              <w:t xml:space="preserve"> principal con zonas para cada módulo.</w:t>
             </w:r>
           </w:p>
         </w:tc>
@@ -1652,6 +2340,11 @@
             </w:tcMar>
           </w:tcPr>
           <w:p>
+            <w:pPr>
+              <w:rPr>
+                <w:highlight w:val="green"/>
+              </w:rPr>
+            </w:pPr>
             <w:r>
               <w:rPr>
                 <w:i/>
@@ -1659,6 +2352,7 @@
                 <w:color w:val="595959"/>
                 <w:sz w:val="18"/>
                 <w:szCs w:val="18"/>
+                <w:highlight w:val="green"/>
               </w:rPr>
               <w:t>F0-06</w:t>
             </w:r>
@@ -1666,12 +2360,6 @@
         </w:tc>
       </w:tr>
       <w:tr>
-        <w:tblPrEx>
-          <w:tblCellMar>
-            <w:top w:w="0" w:type="dxa"/>
-            <w:bottom w:w="0" w:type="dxa"/>
-          </w:tblCellMar>
-        </w:tblPrEx>
         <w:tc>
           <w:tcPr>
             <w:tcW w:w="700" w:type="dxa"/>
@@ -1689,6 +2377,11 @@
             </w:tcMar>
           </w:tcPr>
           <w:p>
+            <w:pPr>
+              <w:rPr>
+                <w:highlight w:val="green"/>
+              </w:rPr>
+            </w:pPr>
             <w:r>
               <w:rPr>
                 <w:b/>
@@ -1696,6 +2389,7 @@
                 <w:color w:val="2E75B6"/>
                 <w:sz w:val="18"/>
                 <w:szCs w:val="18"/>
+                <w:highlight w:val="green"/>
               </w:rPr>
               <w:t>F1-02</w:t>
             </w:r>
@@ -1718,10 +2412,16 @@
             </w:tcMar>
           </w:tcPr>
           <w:p>
-            <w:r>
-              <w:rPr>
-                <w:sz w:val="18"/>
-                <w:szCs w:val="18"/>
+            <w:pPr>
+              <w:rPr>
+                <w:highlight w:val="green"/>
+              </w:rPr>
+            </w:pPr>
+            <w:r>
+              <w:rPr>
+                <w:sz w:val="18"/>
+                <w:szCs w:val="18"/>
+                <w:highlight w:val="green"/>
               </w:rPr>
               <w:t>Capa de persistencia</w:t>
             </w:r>
@@ -1729,6 +2429,7 @@
               <w:rPr>
                 <w:sz w:val="18"/>
                 <w:szCs w:val="18"/>
+                <w:highlight w:val="green"/>
               </w:rPr>
               <w:t xml:space="preserve"> web</w:t>
             </w:r>
@@ -1736,8 +2437,27 @@
               <w:rPr>
                 <w:sz w:val="18"/>
                 <w:szCs w:val="18"/>
-              </w:rPr>
-              <w:t xml:space="preserve"> (IndexedDB)</w:t>
+                <w:highlight w:val="green"/>
+              </w:rPr>
+              <w:t xml:space="preserve"> (</w:t>
+            </w:r>
+            <w:proofErr w:type="spellStart"/>
+            <w:r>
+              <w:rPr>
+                <w:sz w:val="18"/>
+                <w:szCs w:val="18"/>
+                <w:highlight w:val="green"/>
+              </w:rPr>
+              <w:t>IndexedDB</w:t>
+            </w:r>
+            <w:proofErr w:type="spellEnd"/>
+            <w:r>
+              <w:rPr>
+                <w:sz w:val="18"/>
+                <w:szCs w:val="18"/>
+                <w:highlight w:val="green"/>
+              </w:rPr>
+              <w:t>)</w:t>
             </w:r>
           </w:p>
         </w:tc>
@@ -1758,11 +2478,17 @@
             </w:tcMar>
           </w:tcPr>
           <w:p>
-            <w:r>
-              <w:rPr>
-                <w:color w:val="595959"/>
-                <w:sz w:val="18"/>
-                <w:szCs w:val="18"/>
+            <w:pPr>
+              <w:rPr>
+                <w:highlight w:val="green"/>
+              </w:rPr>
+            </w:pPr>
+            <w:r>
+              <w:rPr>
+                <w:color w:val="595959"/>
+                <w:sz w:val="18"/>
+                <w:szCs w:val="18"/>
+                <w:highlight w:val="green"/>
               </w:rPr>
               <w:t xml:space="preserve">Servicio genérico con operaciones CRUD, soporte de índices y transacciones. </w:t>
             </w:r>
@@ -1785,6 +2511,11 @@
             </w:tcMar>
           </w:tcPr>
           <w:p>
+            <w:pPr>
+              <w:rPr>
+                <w:highlight w:val="green"/>
+              </w:rPr>
+            </w:pPr>
             <w:r>
               <w:rPr>
                 <w:i/>
@@ -1792,6 +2523,7 @@
                 <w:color w:val="595959"/>
                 <w:sz w:val="18"/>
                 <w:szCs w:val="18"/>
+                <w:highlight w:val="green"/>
               </w:rPr>
               <w:t>F0-04</w:t>
             </w:r>
@@ -1799,12 +2531,6 @@
         </w:tc>
       </w:tr>
       <w:tr>
-        <w:tblPrEx>
-          <w:tblCellMar>
-            <w:top w:w="0" w:type="dxa"/>
-            <w:bottom w:w="0" w:type="dxa"/>
-          </w:tblCellMar>
-        </w:tblPrEx>
         <w:tc>
           <w:tcPr>
             <w:tcW w:w="700" w:type="dxa"/>
@@ -1822,6 +2548,11 @@
             </w:tcMar>
           </w:tcPr>
           <w:p>
+            <w:pPr>
+              <w:rPr>
+                <w:highlight w:val="green"/>
+              </w:rPr>
+            </w:pPr>
             <w:r>
               <w:rPr>
                 <w:b/>
@@ -1829,6 +2560,7 @@
                 <w:color w:val="2E75B6"/>
                 <w:sz w:val="18"/>
                 <w:szCs w:val="18"/>
+                <w:highlight w:val="green"/>
               </w:rPr>
               <w:t>F1-03</w:t>
             </w:r>
@@ -1851,10 +2583,16 @@
             </w:tcMar>
           </w:tcPr>
           <w:p>
-            <w:r>
-              <w:rPr>
-                <w:sz w:val="18"/>
-                <w:szCs w:val="18"/>
+            <w:pPr>
+              <w:rPr>
+                <w:highlight w:val="green"/>
+              </w:rPr>
+            </w:pPr>
+            <w:r>
+              <w:rPr>
+                <w:sz w:val="18"/>
+                <w:szCs w:val="18"/>
+                <w:highlight w:val="green"/>
               </w:rPr>
               <w:t>Sistema de navegación entre módulos</w:t>
             </w:r>
@@ -1877,21 +2615,19 @@
             </w:tcMar>
           </w:tcPr>
           <w:p>
-            <w:r>
-              <w:rPr>
-                <w:color w:val="595959"/>
-                <w:sz w:val="18"/>
-                <w:szCs w:val="18"/>
-              </w:rPr>
-              <w:t>T</w:t>
-            </w:r>
-            <w:r>
-              <w:rPr>
-                <w:color w:val="595959"/>
-                <w:sz w:val="18"/>
-                <w:szCs w:val="18"/>
-              </w:rPr>
-              <w:t>ransiciones limpias entre Librería, Laboratorio, Forge y Terminal.</w:t>
+            <w:pPr>
+              <w:rPr>
+                <w:highlight w:val="green"/>
+              </w:rPr>
+            </w:pPr>
+            <w:r>
+              <w:rPr>
+                <w:color w:val="595959"/>
+                <w:sz w:val="18"/>
+                <w:szCs w:val="18"/>
+                <w:highlight w:val="green"/>
+              </w:rPr>
+              <w:t>Transiciones limpias entre Librería, Laboratorio, Forge y Terminal.</w:t>
             </w:r>
           </w:p>
         </w:tc>
@@ -1912,6 +2648,11 @@
             </w:tcMar>
           </w:tcPr>
           <w:p>
+            <w:pPr>
+              <w:rPr>
+                <w:highlight w:val="green"/>
+              </w:rPr>
+            </w:pPr>
             <w:r>
               <w:rPr>
                 <w:i/>
@@ -1919,6 +2660,7 @@
                 <w:color w:val="595959"/>
                 <w:sz w:val="18"/>
                 <w:szCs w:val="18"/>
+                <w:highlight w:val="green"/>
               </w:rPr>
               <w:t>F1-01</w:t>
             </w:r>
@@ -1926,12 +2668,6 @@
         </w:tc>
       </w:tr>
       <w:tr>
-        <w:tblPrEx>
-          <w:tblCellMar>
-            <w:top w:w="0" w:type="dxa"/>
-            <w:bottom w:w="0" w:type="dxa"/>
-          </w:tblCellMar>
-        </w:tblPrEx>
         <w:tc>
           <w:tcPr>
             <w:tcW w:w="700" w:type="dxa"/>
@@ -1949,6 +2685,11 @@
             </w:tcMar>
           </w:tcPr>
           <w:p>
+            <w:pPr>
+              <w:rPr>
+                <w:highlight w:val="green"/>
+              </w:rPr>
+            </w:pPr>
             <w:r>
               <w:rPr>
                 <w:b/>
@@ -1956,6 +2697,7 @@
                 <w:color w:val="2E75B6"/>
                 <w:sz w:val="18"/>
                 <w:szCs w:val="18"/>
+                <w:highlight w:val="green"/>
               </w:rPr>
               <w:t>F1-04</w:t>
             </w:r>
@@ -1978,10 +2720,16 @@
             </w:tcMar>
           </w:tcPr>
           <w:p>
-            <w:r>
-              <w:rPr>
-                <w:sz w:val="18"/>
-                <w:szCs w:val="18"/>
+            <w:pPr>
+              <w:rPr>
+                <w:highlight w:val="green"/>
+              </w:rPr>
+            </w:pPr>
+            <w:r>
+              <w:rPr>
+                <w:sz w:val="18"/>
+                <w:szCs w:val="18"/>
+                <w:highlight w:val="green"/>
               </w:rPr>
               <w:t>Componentes UI base</w:t>
             </w:r>
@@ -2004,19 +2752,66 @@
             </w:tcMar>
           </w:tcPr>
           <w:p>
-            <w:r>
-              <w:rPr>
-                <w:color w:val="595959"/>
-                <w:sz w:val="18"/>
-                <w:szCs w:val="18"/>
-              </w:rPr>
-              <w:t xml:space="preserve">Botones, modales, paneles, tabs, tooltips, </w:t>
-            </w:r>
-            <w:r>
-              <w:rPr>
-                <w:color w:val="595959"/>
-                <w:sz w:val="18"/>
-                <w:szCs w:val="18"/>
+            <w:pPr>
+              <w:rPr>
+                <w:highlight w:val="green"/>
+              </w:rPr>
+            </w:pPr>
+            <w:r>
+              <w:rPr>
+                <w:color w:val="595959"/>
+                <w:sz w:val="18"/>
+                <w:szCs w:val="18"/>
+                <w:highlight w:val="green"/>
+              </w:rPr>
+              <w:t xml:space="preserve">Botones, modales, paneles, </w:t>
+            </w:r>
+            <w:proofErr w:type="spellStart"/>
+            <w:r>
+              <w:rPr>
+                <w:color w:val="595959"/>
+                <w:sz w:val="18"/>
+                <w:szCs w:val="18"/>
+                <w:highlight w:val="green"/>
+              </w:rPr>
+              <w:t>tabs</w:t>
+            </w:r>
+            <w:proofErr w:type="spellEnd"/>
+            <w:r>
+              <w:rPr>
+                <w:color w:val="595959"/>
+                <w:sz w:val="18"/>
+                <w:szCs w:val="18"/>
+                <w:highlight w:val="green"/>
+              </w:rPr>
+              <w:t xml:space="preserve">, </w:t>
+            </w:r>
+            <w:proofErr w:type="spellStart"/>
+            <w:r>
+              <w:rPr>
+                <w:color w:val="595959"/>
+                <w:sz w:val="18"/>
+                <w:szCs w:val="18"/>
+                <w:highlight w:val="green"/>
+              </w:rPr>
+              <w:t>tooltips</w:t>
+            </w:r>
+            <w:proofErr w:type="spellEnd"/>
+            <w:r>
+              <w:rPr>
+                <w:color w:val="595959"/>
+                <w:sz w:val="18"/>
+                <w:szCs w:val="18"/>
+                <w:highlight w:val="green"/>
+              </w:rPr>
+              <w:t xml:space="preserve">, </w:t>
+            </w:r>
+            <w:r>
+              <w:rPr>
+                <w:color w:val="595959"/>
+                <w:sz w:val="18"/>
+                <w:szCs w:val="18"/>
+                <w:highlight w:val="green"/>
               </w:rPr>
               <w:t>esqueletos</w:t>
             </w:r>
@@ -2025,6 +2820,7 @@
                 <w:color w:val="595959"/>
                 <w:sz w:val="18"/>
                 <w:szCs w:val="18"/>
+                <w:highlight w:val="green"/>
               </w:rPr>
               <w:t xml:space="preserve"> de carga. </w:t>
             </w:r>
@@ -2033,14 +2829,27 @@
                 <w:color w:val="595959"/>
                 <w:sz w:val="18"/>
                 <w:szCs w:val="18"/>
-              </w:rPr>
-              <w:t>Elegir la identidad de Anticithera</w:t>
-            </w:r>
-            <w:r>
-              <w:rPr>
-                <w:color w:val="595959"/>
-                <w:sz w:val="18"/>
-                <w:szCs w:val="18"/>
+                <w:highlight w:val="green"/>
+              </w:rPr>
+              <w:t xml:space="preserve">Elegir la identidad de </w:t>
+            </w:r>
+            <w:proofErr w:type="spellStart"/>
+            <w:r>
+              <w:rPr>
+                <w:color w:val="595959"/>
+                <w:sz w:val="18"/>
+                <w:szCs w:val="18"/>
+                <w:highlight w:val="green"/>
+              </w:rPr>
+              <w:t>Anticithera</w:t>
+            </w:r>
+            <w:proofErr w:type="spellEnd"/>
+            <w:r>
+              <w:rPr>
+                <w:color w:val="595959"/>
+                <w:sz w:val="18"/>
+                <w:szCs w:val="18"/>
+                <w:highlight w:val="green"/>
               </w:rPr>
               <w:t xml:space="preserve"> (colores, tipografía, espaciado).</w:t>
             </w:r>
@@ -2063,6 +2872,11 @@
             </w:tcMar>
           </w:tcPr>
           <w:p>
+            <w:pPr>
+              <w:rPr>
+                <w:highlight w:val="green"/>
+              </w:rPr>
+            </w:pPr>
             <w:r>
               <w:rPr>
                 <w:i/>
@@ -2070,6 +2884,7 @@
                 <w:color w:val="595959"/>
                 <w:sz w:val="18"/>
                 <w:szCs w:val="18"/>
+                <w:highlight w:val="green"/>
               </w:rPr>
               <w:t>F1-01</w:t>
             </w:r>
@@ -2077,12 +2892,6 @@
         </w:tc>
       </w:tr>
       <w:tr>
-        <w:tblPrEx>
-          <w:tblCellMar>
-            <w:top w:w="0" w:type="dxa"/>
-            <w:bottom w:w="0" w:type="dxa"/>
-          </w:tblCellMar>
-        </w:tblPrEx>
         <w:tc>
           <w:tcPr>
             <w:tcW w:w="700" w:type="dxa"/>
@@ -2100,6 +2909,11 @@
             </w:tcMar>
           </w:tcPr>
           <w:p>
+            <w:pPr>
+              <w:rPr>
+                <w:highlight w:val="green"/>
+              </w:rPr>
+            </w:pPr>
             <w:r>
               <w:rPr>
                 <w:b/>
@@ -2107,6 +2921,7 @@
                 <w:color w:val="2E75B6"/>
                 <w:sz w:val="18"/>
                 <w:szCs w:val="18"/>
+                <w:highlight w:val="green"/>
               </w:rPr>
               <w:t>F1-05</w:t>
             </w:r>
@@ -2129,10 +2944,16 @@
             </w:tcMar>
           </w:tcPr>
           <w:p>
-            <w:r>
-              <w:rPr>
-                <w:sz w:val="18"/>
-                <w:szCs w:val="18"/>
+            <w:pPr>
+              <w:rPr>
+                <w:highlight w:val="green"/>
+              </w:rPr>
+            </w:pPr>
+            <w:r>
+              <w:rPr>
+                <w:sz w:val="18"/>
+                <w:szCs w:val="18"/>
+                <w:highlight w:val="green"/>
               </w:rPr>
               <w:t>Sistema de tags / colecciones</w:t>
             </w:r>
@@ -2155,11 +2976,17 @@
             </w:tcMar>
           </w:tcPr>
           <w:p>
-            <w:r>
-              <w:rPr>
-                <w:color w:val="595959"/>
-                <w:sz w:val="18"/>
-                <w:szCs w:val="18"/>
+            <w:pPr>
+              <w:rPr>
+                <w:highlight w:val="green"/>
+              </w:rPr>
+            </w:pPr>
+            <w:r>
+              <w:rPr>
+                <w:color w:val="595959"/>
+                <w:sz w:val="18"/>
+                <w:szCs w:val="18"/>
+                <w:highlight w:val="green"/>
               </w:rPr>
               <w:t>Servicio global de etiquetas que cualquier recurso (PDF, nota, ficha, notebook) puede compartir.</w:t>
             </w:r>
@@ -2168,6 +2995,7 @@
                 <w:color w:val="595959"/>
                 <w:sz w:val="18"/>
                 <w:szCs w:val="18"/>
+                <w:highlight w:val="green"/>
               </w:rPr>
               <w:t xml:space="preserve"> </w:t>
             </w:r>
@@ -2176,6 +3004,7 @@
                 <w:color w:val="595959"/>
                 <w:sz w:val="18"/>
                 <w:szCs w:val="18"/>
+                <w:highlight w:val="green"/>
               </w:rPr>
               <w:t xml:space="preserve"> </w:t>
             </w:r>
@@ -2184,6 +3013,7 @@
                 <w:color w:val="595959"/>
                 <w:sz w:val="18"/>
                 <w:szCs w:val="18"/>
+                <w:highlight w:val="green"/>
               </w:rPr>
               <w:t>B</w:t>
             </w:r>
@@ -2192,6 +3022,7 @@
                 <w:color w:val="595959"/>
                 <w:sz w:val="18"/>
                 <w:szCs w:val="18"/>
+                <w:highlight w:val="green"/>
               </w:rPr>
               <w:t>úsqueda por tag.</w:t>
             </w:r>
@@ -2214,6 +3045,11 @@
             </w:tcMar>
           </w:tcPr>
           <w:p>
+            <w:pPr>
+              <w:rPr>
+                <w:highlight w:val="green"/>
+              </w:rPr>
+            </w:pPr>
             <w:r>
               <w:rPr>
                 <w:i/>
@@ -2221,6 +3057,7 @@
                 <w:color w:val="595959"/>
                 <w:sz w:val="18"/>
                 <w:szCs w:val="18"/>
+                <w:highlight w:val="green"/>
               </w:rPr>
               <w:t>F1-02</w:t>
             </w:r>
@@ -2228,12 +3065,6 @@
         </w:tc>
       </w:tr>
       <w:tr>
-        <w:tblPrEx>
-          <w:tblCellMar>
-            <w:top w:w="0" w:type="dxa"/>
-            <w:bottom w:w="0" w:type="dxa"/>
-          </w:tblCellMar>
-        </w:tblPrEx>
         <w:tc>
           <w:tcPr>
             <w:tcW w:w="700" w:type="dxa"/>
@@ -2251,6 +3082,11 @@
             </w:tcMar>
           </w:tcPr>
           <w:p>
+            <w:pPr>
+              <w:rPr>
+                <w:highlight w:val="green"/>
+              </w:rPr>
+            </w:pPr>
             <w:r>
               <w:rPr>
                 <w:b/>
@@ -2258,6 +3094,7 @@
                 <w:color w:val="2E75B6"/>
                 <w:sz w:val="18"/>
                 <w:szCs w:val="18"/>
+                <w:highlight w:val="green"/>
               </w:rPr>
               <w:t>F1-06</w:t>
             </w:r>
@@ -2280,10 +3117,16 @@
             </w:tcMar>
           </w:tcPr>
           <w:p>
-            <w:r>
-              <w:rPr>
-                <w:sz w:val="18"/>
-                <w:szCs w:val="18"/>
+            <w:pPr>
+              <w:rPr>
+                <w:highlight w:val="green"/>
+              </w:rPr>
+            </w:pPr>
+            <w:r>
+              <w:rPr>
+                <w:sz w:val="18"/>
+                <w:szCs w:val="18"/>
+                <w:highlight w:val="green"/>
               </w:rPr>
               <w:t>Buscador global del proyecto</w:t>
             </w:r>
@@ -2306,19 +3149,46 @@
             </w:tcMar>
           </w:tcPr>
           <w:p>
-            <w:r>
-              <w:rPr>
-                <w:color w:val="595959"/>
-                <w:sz w:val="18"/>
-                <w:szCs w:val="18"/>
-              </w:rPr>
-              <w:t xml:space="preserve">Índice sobre todos los recursos de IndexedDB. Resultados </w:t>
-            </w:r>
-            <w:r>
-              <w:rPr>
-                <w:color w:val="595959"/>
-                <w:sz w:val="18"/>
-                <w:szCs w:val="18"/>
+            <w:pPr>
+              <w:rPr>
+                <w:highlight w:val="green"/>
+              </w:rPr>
+            </w:pPr>
+            <w:r>
+              <w:rPr>
+                <w:color w:val="595959"/>
+                <w:sz w:val="18"/>
+                <w:szCs w:val="18"/>
+                <w:highlight w:val="green"/>
+              </w:rPr>
+              <w:t xml:space="preserve">Índice sobre todos los recursos de </w:t>
+            </w:r>
+            <w:proofErr w:type="spellStart"/>
+            <w:r>
+              <w:rPr>
+                <w:color w:val="595959"/>
+                <w:sz w:val="18"/>
+                <w:szCs w:val="18"/>
+                <w:highlight w:val="green"/>
+              </w:rPr>
+              <w:t>IndexedDB</w:t>
+            </w:r>
+            <w:proofErr w:type="spellEnd"/>
+            <w:r>
+              <w:rPr>
+                <w:color w:val="595959"/>
+                <w:sz w:val="18"/>
+                <w:szCs w:val="18"/>
+                <w:highlight w:val="green"/>
+              </w:rPr>
+              <w:t xml:space="preserve">. Resultados </w:t>
+            </w:r>
+            <w:r>
+              <w:rPr>
+                <w:color w:val="595959"/>
+                <w:sz w:val="18"/>
+                <w:szCs w:val="18"/>
+                <w:highlight w:val="green"/>
               </w:rPr>
               <w:t>tipo buscador de internet</w:t>
             </w:r>
@@ -2327,6 +3197,7 @@
                 <w:color w:val="595959"/>
                 <w:sz w:val="18"/>
                 <w:szCs w:val="18"/>
+                <w:highlight w:val="green"/>
               </w:rPr>
               <w:t>.</w:t>
             </w:r>
@@ -2349,6 +3220,11 @@
             </w:tcMar>
           </w:tcPr>
           <w:p>
+            <w:pPr>
+              <w:rPr>
+                <w:highlight w:val="green"/>
+              </w:rPr>
+            </w:pPr>
             <w:r>
               <w:rPr>
                 <w:i/>
@@ -2356,6 +3232,7 @@
                 <w:color w:val="595959"/>
                 <w:sz w:val="18"/>
                 <w:szCs w:val="18"/>
+                <w:highlight w:val="green"/>
               </w:rPr>
               <w:t>F1-02, F1-05</w:t>
             </w:r>
@@ -2363,12 +3240,6 @@
         </w:tc>
       </w:tr>
       <w:tr>
-        <w:tblPrEx>
-          <w:tblCellMar>
-            <w:top w:w="0" w:type="dxa"/>
-            <w:bottom w:w="0" w:type="dxa"/>
-          </w:tblCellMar>
-        </w:tblPrEx>
         <w:tc>
           <w:tcPr>
             <w:tcW w:w="700" w:type="dxa"/>
@@ -2386,6 +3257,11 @@
             </w:tcMar>
           </w:tcPr>
           <w:p>
+            <w:pPr>
+              <w:rPr>
+                <w:highlight w:val="green"/>
+              </w:rPr>
+            </w:pPr>
             <w:r>
               <w:rPr>
                 <w:b/>
@@ -2393,6 +3269,7 @@
                 <w:color w:val="2E75B6"/>
                 <w:sz w:val="18"/>
                 <w:szCs w:val="18"/>
+                <w:highlight w:val="green"/>
               </w:rPr>
               <w:t>F1-07</w:t>
             </w:r>
@@ -2415,12 +3292,28 @@
             </w:tcMar>
           </w:tcPr>
           <w:p>
-            <w:r>
-              <w:rPr>
-                <w:sz w:val="18"/>
-                <w:szCs w:val="18"/>
-              </w:rPr>
-              <w:t>Dashboard principal (Terminal)</w:t>
+            <w:pPr>
+              <w:rPr>
+                <w:highlight w:val="green"/>
+              </w:rPr>
+            </w:pPr>
+            <w:proofErr w:type="spellStart"/>
+            <w:r>
+              <w:rPr>
+                <w:sz w:val="18"/>
+                <w:szCs w:val="18"/>
+                <w:highlight w:val="green"/>
+              </w:rPr>
+              <w:t>Dashboard</w:t>
+            </w:r>
+            <w:proofErr w:type="spellEnd"/>
+            <w:r>
+              <w:rPr>
+                <w:sz w:val="18"/>
+                <w:szCs w:val="18"/>
+                <w:highlight w:val="green"/>
+              </w:rPr>
+              <w:t xml:space="preserve"> principal (Terminal)</w:t>
             </w:r>
           </w:p>
         </w:tc>
@@ -2441,13 +3334,39 @@
             </w:tcMar>
           </w:tcPr>
           <w:p>
-            <w:r>
-              <w:rPr>
-                <w:color w:val="595959"/>
-                <w:sz w:val="18"/>
-                <w:szCs w:val="18"/>
-              </w:rPr>
-              <w:t>Pantalla de bienvenida con acceso a los 4 módulos, dashboard de estado y buscador integrado.</w:t>
+            <w:pPr>
+              <w:rPr>
+                <w:highlight w:val="green"/>
+              </w:rPr>
+            </w:pPr>
+            <w:r>
+              <w:rPr>
+                <w:color w:val="595959"/>
+                <w:sz w:val="18"/>
+                <w:szCs w:val="18"/>
+                <w:highlight w:val="green"/>
+              </w:rPr>
+              <w:t xml:space="preserve">Pantalla de bienvenida con acceso a los 4 módulos, </w:t>
+            </w:r>
+            <w:proofErr w:type="spellStart"/>
+            <w:r>
+              <w:rPr>
+                <w:color w:val="595959"/>
+                <w:sz w:val="18"/>
+                <w:szCs w:val="18"/>
+                <w:highlight w:val="green"/>
+              </w:rPr>
+              <w:t>dashboard</w:t>
+            </w:r>
+            <w:proofErr w:type="spellEnd"/>
+            <w:r>
+              <w:rPr>
+                <w:color w:val="595959"/>
+                <w:sz w:val="18"/>
+                <w:szCs w:val="18"/>
+                <w:highlight w:val="green"/>
+              </w:rPr>
+              <w:t xml:space="preserve"> de estado y buscador integrado.</w:t>
             </w:r>
           </w:p>
         </w:tc>
@@ -2468,6 +3387,11 @@
             </w:tcMar>
           </w:tcPr>
           <w:p>
+            <w:pPr>
+              <w:rPr>
+                <w:highlight w:val="green"/>
+              </w:rPr>
+            </w:pPr>
             <w:r>
               <w:rPr>
                 <w:i/>
@@ -2475,6 +3399,7 @@
                 <w:color w:val="595959"/>
                 <w:sz w:val="18"/>
                 <w:szCs w:val="18"/>
+                <w:highlight w:val="green"/>
               </w:rPr>
               <w:t>F1-03, F1-04, F1-06</w:t>
             </w:r>
@@ -2482,12 +3407,6 @@
         </w:tc>
       </w:tr>
       <w:tr>
-        <w:tblPrEx>
-          <w:tblCellMar>
-            <w:top w:w="0" w:type="dxa"/>
-            <w:bottom w:w="0" w:type="dxa"/>
-          </w:tblCellMar>
-        </w:tblPrEx>
         <w:tc>
           <w:tcPr>
             <w:tcW w:w="700" w:type="dxa"/>
@@ -2505,6 +3424,11 @@
             </w:tcMar>
           </w:tcPr>
           <w:p>
+            <w:pPr>
+              <w:rPr>
+                <w:highlight w:val="green"/>
+              </w:rPr>
+            </w:pPr>
             <w:r>
               <w:rPr>
                 <w:b/>
@@ -2512,6 +3436,7 @@
                 <w:color w:val="2E75B6"/>
                 <w:sz w:val="18"/>
                 <w:szCs w:val="18"/>
+                <w:highlight w:val="green"/>
               </w:rPr>
               <w:t>F1-08</w:t>
             </w:r>
@@ -2534,10 +3459,16 @@
             </w:tcMar>
           </w:tcPr>
           <w:p>
-            <w:r>
-              <w:rPr>
-                <w:sz w:val="18"/>
-                <w:szCs w:val="18"/>
+            <w:pPr>
+              <w:rPr>
+                <w:highlight w:val="green"/>
+              </w:rPr>
+            </w:pPr>
+            <w:r>
+              <w:rPr>
+                <w:sz w:val="18"/>
+                <w:szCs w:val="18"/>
+                <w:highlight w:val="green"/>
               </w:rPr>
               <w:t>Sistema de notificaciones</w:t>
             </w:r>
@@ -2545,6 +3476,7 @@
               <w:rPr>
                 <w:sz w:val="18"/>
                 <w:szCs w:val="18"/>
+                <w:highlight w:val="green"/>
               </w:rPr>
               <w:t xml:space="preserve"> (solo usable en casos particulares)</w:t>
             </w:r>
@@ -2567,27 +3499,57 @@
             </w:tcMar>
           </w:tcPr>
           <w:p>
-            <w:r>
-              <w:rPr>
-                <w:color w:val="595959"/>
-                <w:sz w:val="18"/>
-                <w:szCs w:val="18"/>
-              </w:rPr>
-              <w:t>Toasts y alertas para confirmar acciones, errores</w:t>
-            </w:r>
-            <w:r>
-              <w:rPr>
-                <w:color w:val="595959"/>
-                <w:sz w:val="18"/>
-                <w:szCs w:val="18"/>
-              </w:rPr>
-              <w:t xml:space="preserve"> de git</w:t>
-            </w:r>
-            <w:r>
-              <w:rPr>
-                <w:color w:val="595959"/>
-                <w:sz w:val="18"/>
-                <w:szCs w:val="18"/>
+            <w:pPr>
+              <w:rPr>
+                <w:highlight w:val="green"/>
+              </w:rPr>
+            </w:pPr>
+            <w:proofErr w:type="spellStart"/>
+            <w:r>
+              <w:rPr>
+                <w:color w:val="595959"/>
+                <w:sz w:val="18"/>
+                <w:szCs w:val="18"/>
+                <w:highlight w:val="green"/>
+              </w:rPr>
+              <w:t>Toasts</w:t>
+            </w:r>
+            <w:proofErr w:type="spellEnd"/>
+            <w:r>
+              <w:rPr>
+                <w:color w:val="595959"/>
+                <w:sz w:val="18"/>
+                <w:szCs w:val="18"/>
+                <w:highlight w:val="green"/>
+              </w:rPr>
+              <w:t xml:space="preserve"> y alertas para confirmar acciones, errores</w:t>
+            </w:r>
+            <w:r>
+              <w:rPr>
+                <w:color w:val="595959"/>
+                <w:sz w:val="18"/>
+                <w:szCs w:val="18"/>
+                <w:highlight w:val="green"/>
+              </w:rPr>
+              <w:t xml:space="preserve"> de </w:t>
+            </w:r>
+            <w:proofErr w:type="spellStart"/>
+            <w:r>
+              <w:rPr>
+                <w:color w:val="595959"/>
+                <w:sz w:val="18"/>
+                <w:szCs w:val="18"/>
+                <w:highlight w:val="green"/>
+              </w:rPr>
+              <w:t>git</w:t>
+            </w:r>
+            <w:proofErr w:type="spellEnd"/>
+            <w:r>
+              <w:rPr>
+                <w:color w:val="595959"/>
+                <w:sz w:val="18"/>
+                <w:szCs w:val="18"/>
+                <w:highlight w:val="green"/>
               </w:rPr>
               <w:t xml:space="preserve"> y estados de carga. Reutilizado por todos los módulos.</w:t>
             </w:r>
@@ -2617,6 +3579,7 @@
                 <w:color w:val="595959"/>
                 <w:sz w:val="18"/>
                 <w:szCs w:val="18"/>
+                <w:highlight w:val="green"/>
               </w:rPr>
               <w:t>F1-04</w:t>
             </w:r>
@@ -2725,12 +3688,6 @@
         <w:gridCol w:w="9360"/>
       </w:tblGrid>
       <w:tr>
-        <w:tblPrEx>
-          <w:tblCellMar>
-            <w:top w:w="0" w:type="dxa"/>
-            <w:bottom w:w="0" w:type="dxa"/>
-          </w:tblCellMar>
-        </w:tblPrEx>
         <w:tc>
           <w:tcPr>
             <w:tcW w:w="9360" w:type="dxa"/>
@@ -2758,7 +3715,29 @@
                 <w:szCs w:val="24"/>
               </w:rPr>
               <w:lastRenderedPageBreak/>
-              <w:t>FASE 2  —  La Librería — Módulo de Recursos</w:t>
+              <w:t xml:space="preserve">FASE </w:t>
+            </w:r>
+            <w:proofErr w:type="gramStart"/>
+            <w:r>
+              <w:rPr>
+                <w:b/>
+                <w:bCs/>
+                <w:color w:val="1F4E79"/>
+                <w:sz w:val="24"/>
+                <w:szCs w:val="24"/>
+              </w:rPr>
+              <w:t>2  —</w:t>
+            </w:r>
+            <w:proofErr w:type="gramEnd"/>
+            <w:r>
+              <w:rPr>
+                <w:b/>
+                <w:bCs/>
+                <w:color w:val="1F4E79"/>
+                <w:sz w:val="24"/>
+                <w:szCs w:val="24"/>
+              </w:rPr>
+              <w:t xml:space="preserve">  La Librería — Módulo de Recursos</w:t>
             </w:r>
           </w:p>
         </w:tc>
@@ -2781,7 +3760,29 @@
           <w:sz w:val="20"/>
           <w:szCs w:val="20"/>
         </w:rPr>
-        <w:t>Repositorio central de PDFs, notas, notebooks, documentos de Office y estructura de carpetas.</w:t>
+        <w:t xml:space="preserve">Repositorio central de </w:t>
+      </w:r>
+      <w:proofErr w:type="spellStart"/>
+      <w:r>
+        <w:rPr>
+          <w:i/>
+          <w:iCs/>
+          <w:color w:val="595959"/>
+          <w:sz w:val="20"/>
+          <w:szCs w:val="20"/>
+        </w:rPr>
+        <w:t>PDFs</w:t>
+      </w:r>
+      <w:proofErr w:type="spellEnd"/>
+      <w:r>
+        <w:rPr>
+          <w:i/>
+          <w:iCs/>
+          <w:color w:val="595959"/>
+          <w:sz w:val="20"/>
+          <w:szCs w:val="20"/>
+        </w:rPr>
+        <w:t>, notas, notebooks, documentos de Office y estructura de carpetas.</w:t>
       </w:r>
     </w:p>
     <w:p>
@@ -2813,12 +3814,6 @@
         <w:gridCol w:w="1300"/>
       </w:tblGrid>
       <w:tr>
-        <w:tblPrEx>
-          <w:tblCellMar>
-            <w:top w:w="0" w:type="dxa"/>
-            <w:bottom w:w="0" w:type="dxa"/>
-          </w:tblCellMar>
-        </w:tblPrEx>
         <w:tc>
           <w:tcPr>
             <w:tcW w:w="700" w:type="dxa"/>
@@ -2927,6 +3922,7 @@
             </w:tcMar>
           </w:tcPr>
           <w:p>
+            <w:proofErr w:type="spellStart"/>
             <w:r>
               <w:rPr>
                 <w:b/>
@@ -2935,18 +3931,23 @@
                 <w:sz w:val="18"/>
                 <w:szCs w:val="18"/>
               </w:rPr>
-              <w:t>Deps.</w:t>
+              <w:t>Deps</w:t>
+            </w:r>
+            <w:proofErr w:type="spellEnd"/>
+            <w:r>
+              <w:rPr>
+                <w:b/>
+                <w:bCs/>
+                <w:color w:val="1F4E79"/>
+                <w:sz w:val="18"/>
+                <w:szCs w:val="18"/>
+              </w:rPr>
+              <w:t>.</w:t>
             </w:r>
           </w:p>
         </w:tc>
       </w:tr>
       <w:tr>
-        <w:tblPrEx>
-          <w:tblCellMar>
-            <w:top w:w="0" w:type="dxa"/>
-            <w:bottom w:w="0" w:type="dxa"/>
-          </w:tblCellMar>
-        </w:tblPrEx>
         <w:tc>
           <w:tcPr>
             <w:tcW w:w="700" w:type="dxa"/>
@@ -2964,6 +3965,11 @@
             </w:tcMar>
           </w:tcPr>
           <w:p>
+            <w:pPr>
+              <w:rPr>
+                <w:highlight w:val="green"/>
+              </w:rPr>
+            </w:pPr>
             <w:r>
               <w:rPr>
                 <w:b/>
@@ -2971,6 +3977,7 @@
                 <w:color w:val="2E75B6"/>
                 <w:sz w:val="18"/>
                 <w:szCs w:val="18"/>
+                <w:highlight w:val="green"/>
               </w:rPr>
               <w:t>F2-01</w:t>
             </w:r>
@@ -2993,13 +4000,29 @@
             </w:tcMar>
           </w:tcPr>
           <w:p>
-            <w:r>
-              <w:rPr>
-                <w:sz w:val="18"/>
-                <w:szCs w:val="18"/>
-              </w:rPr>
-              <w:t>Carga y almacenamiento de PDFs</w:t>
-            </w:r>
+            <w:pPr>
+              <w:rPr>
+                <w:highlight w:val="green"/>
+              </w:rPr>
+            </w:pPr>
+            <w:r>
+              <w:rPr>
+                <w:sz w:val="18"/>
+                <w:szCs w:val="18"/>
+                <w:highlight w:val="green"/>
+              </w:rPr>
+              <w:t xml:space="preserve">Carga y almacenamiento de </w:t>
+            </w:r>
+            <w:proofErr w:type="spellStart"/>
+            <w:r>
+              <w:rPr>
+                <w:sz w:val="18"/>
+                <w:szCs w:val="18"/>
+                <w:highlight w:val="green"/>
+              </w:rPr>
+              <w:t>PDFs</w:t>
+            </w:r>
+            <w:proofErr w:type="spellEnd"/>
           </w:p>
         </w:tc>
         <w:tc>
@@ -3019,19 +4042,66 @@
             </w:tcMar>
           </w:tcPr>
           <w:p>
-            <w:r>
-              <w:rPr>
-                <w:color w:val="595959"/>
-                <w:sz w:val="18"/>
-                <w:szCs w:val="18"/>
-              </w:rPr>
-              <w:t>Drag &amp; drop / selector de archivo → almacenar binario en IndexedDB con ID</w:t>
-            </w:r>
-            <w:r>
-              <w:rPr>
-                <w:color w:val="595959"/>
-                <w:sz w:val="18"/>
-                <w:szCs w:val="18"/>
+            <w:pPr>
+              <w:rPr>
+                <w:highlight w:val="green"/>
+              </w:rPr>
+            </w:pPr>
+            <w:r>
+              <w:rPr>
+                <w:color w:val="595959"/>
+                <w:sz w:val="18"/>
+                <w:szCs w:val="18"/>
+                <w:highlight w:val="green"/>
+              </w:rPr>
+              <w:t xml:space="preserve">Drag &amp; </w:t>
+            </w:r>
+            <w:proofErr w:type="spellStart"/>
+            <w:r>
+              <w:rPr>
+                <w:color w:val="595959"/>
+                <w:sz w:val="18"/>
+                <w:szCs w:val="18"/>
+                <w:highlight w:val="green"/>
+              </w:rPr>
+              <w:t>drop</w:t>
+            </w:r>
+            <w:proofErr w:type="spellEnd"/>
+            <w:r>
+              <w:rPr>
+                <w:color w:val="595959"/>
+                <w:sz w:val="18"/>
+                <w:szCs w:val="18"/>
+                <w:highlight w:val="green"/>
+              </w:rPr>
+              <w:t xml:space="preserve"> / selector de archivo → almacenar binario en </w:t>
+            </w:r>
+            <w:proofErr w:type="spellStart"/>
+            <w:r>
+              <w:rPr>
+                <w:color w:val="595959"/>
+                <w:sz w:val="18"/>
+                <w:szCs w:val="18"/>
+                <w:highlight w:val="green"/>
+              </w:rPr>
+              <w:t>IndexedDB</w:t>
+            </w:r>
+            <w:proofErr w:type="spellEnd"/>
+            <w:r>
+              <w:rPr>
+                <w:color w:val="595959"/>
+                <w:sz w:val="18"/>
+                <w:szCs w:val="18"/>
+                <w:highlight w:val="green"/>
+              </w:rPr>
+              <w:t xml:space="preserve"> con ID</w:t>
+            </w:r>
+            <w:r>
+              <w:rPr>
+                <w:color w:val="595959"/>
+                <w:sz w:val="18"/>
+                <w:szCs w:val="18"/>
+                <w:highlight w:val="green"/>
               </w:rPr>
               <w:t xml:space="preserve"> mantenerlo local</w:t>
             </w:r>
@@ -3040,6 +4110,7 @@
                 <w:color w:val="595959"/>
                 <w:sz w:val="18"/>
                 <w:szCs w:val="18"/>
+                <w:highlight w:val="green"/>
               </w:rPr>
               <w:t>.</w:t>
             </w:r>
@@ -3062,6 +4133,11 @@
             </w:tcMar>
           </w:tcPr>
           <w:p>
+            <w:pPr>
+              <w:rPr>
+                <w:highlight w:val="green"/>
+              </w:rPr>
+            </w:pPr>
             <w:r>
               <w:rPr>
                 <w:i/>
@@ -3069,6 +4145,7 @@
                 <w:color w:val="595959"/>
                 <w:sz w:val="18"/>
                 <w:szCs w:val="18"/>
+                <w:highlight w:val="green"/>
               </w:rPr>
               <w:t>F1-02</w:t>
             </w:r>
@@ -3076,12 +4153,6 @@
         </w:tc>
       </w:tr>
       <w:tr>
-        <w:tblPrEx>
-          <w:tblCellMar>
-            <w:top w:w="0" w:type="dxa"/>
-            <w:bottom w:w="0" w:type="dxa"/>
-          </w:tblCellMar>
-        </w:tblPrEx>
         <w:tc>
           <w:tcPr>
             <w:tcW w:w="700" w:type="dxa"/>
@@ -3099,6 +4170,11 @@
             </w:tcMar>
           </w:tcPr>
           <w:p>
+            <w:pPr>
+              <w:rPr>
+                <w:highlight w:val="green"/>
+              </w:rPr>
+            </w:pPr>
             <w:r>
               <w:rPr>
                 <w:b/>
@@ -3106,6 +4182,7 @@
                 <w:color w:val="2E75B6"/>
                 <w:sz w:val="18"/>
                 <w:szCs w:val="18"/>
+                <w:highlight w:val="green"/>
               </w:rPr>
               <w:t>F2-02</w:t>
             </w:r>
@@ -3128,10 +4205,16 @@
             </w:tcMar>
           </w:tcPr>
           <w:p>
-            <w:r>
-              <w:rPr>
-                <w:sz w:val="18"/>
-                <w:szCs w:val="18"/>
+            <w:pPr>
+              <w:rPr>
+                <w:highlight w:val="green"/>
+              </w:rPr>
+            </w:pPr>
+            <w:r>
+              <w:rPr>
+                <w:sz w:val="18"/>
+                <w:szCs w:val="18"/>
+                <w:highlight w:val="green"/>
               </w:rPr>
               <w:t>Visor de PDF (PDF.js)</w:t>
             </w:r>
@@ -3154,11 +4237,17 @@
             </w:tcMar>
           </w:tcPr>
           <w:p>
-            <w:r>
-              <w:rPr>
-                <w:color w:val="595959"/>
-                <w:sz w:val="18"/>
-                <w:szCs w:val="18"/>
+            <w:pPr>
+              <w:rPr>
+                <w:highlight w:val="green"/>
+              </w:rPr>
+            </w:pPr>
+            <w:r>
+              <w:rPr>
+                <w:color w:val="595959"/>
+                <w:sz w:val="18"/>
+                <w:szCs w:val="18"/>
+                <w:highlight w:val="green"/>
               </w:rPr>
               <w:t xml:space="preserve">Renderizar PDF en </w:t>
             </w:r>
@@ -3167,30 +4256,85 @@
                 <w:color w:val="595959"/>
                 <w:sz w:val="18"/>
                 <w:szCs w:val="18"/>
+                <w:highlight w:val="green"/>
               </w:rPr>
               <w:t xml:space="preserve">un </w:t>
             </w:r>
-            <w:r>
-              <w:rPr>
-                <w:color w:val="595959"/>
-                <w:sz w:val="18"/>
-                <w:szCs w:val="18"/>
-              </w:rPr>
-              <w:t xml:space="preserve">canvas. Navegación por páginas, zoom. </w:t>
-            </w:r>
-            <w:r>
-              <w:rPr>
-                <w:color w:val="595959"/>
-                <w:sz w:val="18"/>
-                <w:szCs w:val="18"/>
-              </w:rPr>
-              <w:t xml:space="preserve"> (un lector de pdf como el de los navegadores)</w:t>
-            </w:r>
-            <w:r>
-              <w:rPr>
-                <w:color w:val="595959"/>
-                <w:sz w:val="18"/>
-                <w:szCs w:val="18"/>
+            <w:proofErr w:type="spellStart"/>
+            <w:r>
+              <w:rPr>
+                <w:color w:val="595959"/>
+                <w:sz w:val="18"/>
+                <w:szCs w:val="18"/>
+                <w:highlight w:val="green"/>
+              </w:rPr>
+              <w:t>canvas</w:t>
+            </w:r>
+            <w:proofErr w:type="spellEnd"/>
+            <w:r>
+              <w:rPr>
+                <w:color w:val="595959"/>
+                <w:sz w:val="18"/>
+                <w:szCs w:val="18"/>
+                <w:highlight w:val="green"/>
+              </w:rPr>
+              <w:t xml:space="preserve">. Navegación por páginas, </w:t>
+            </w:r>
+            <w:proofErr w:type="gramStart"/>
+            <w:r>
+              <w:rPr>
+                <w:color w:val="595959"/>
+                <w:sz w:val="18"/>
+                <w:szCs w:val="18"/>
+                <w:highlight w:val="green"/>
+              </w:rPr>
+              <w:t>zoom</w:t>
+            </w:r>
+            <w:proofErr w:type="gramEnd"/>
+            <w:r>
+              <w:rPr>
+                <w:color w:val="595959"/>
+                <w:sz w:val="18"/>
+                <w:szCs w:val="18"/>
+                <w:highlight w:val="green"/>
+              </w:rPr>
+              <w:t xml:space="preserve">. </w:t>
+            </w:r>
+            <w:r>
+              <w:rPr>
+                <w:color w:val="595959"/>
+                <w:sz w:val="18"/>
+                <w:szCs w:val="18"/>
+                <w:highlight w:val="green"/>
+              </w:rPr>
+              <w:t xml:space="preserve"> (un lector de </w:t>
+            </w:r>
+            <w:proofErr w:type="spellStart"/>
+            <w:r>
+              <w:rPr>
+                <w:color w:val="595959"/>
+                <w:sz w:val="18"/>
+                <w:szCs w:val="18"/>
+                <w:highlight w:val="green"/>
+              </w:rPr>
+              <w:t>pdf</w:t>
+            </w:r>
+            <w:proofErr w:type="spellEnd"/>
+            <w:r>
+              <w:rPr>
+                <w:color w:val="595959"/>
+                <w:sz w:val="18"/>
+                <w:szCs w:val="18"/>
+                <w:highlight w:val="green"/>
+              </w:rPr>
+              <w:t xml:space="preserve"> como el de los navegadores)</w:t>
+            </w:r>
+            <w:r>
+              <w:rPr>
+                <w:color w:val="595959"/>
+                <w:sz w:val="18"/>
+                <w:szCs w:val="18"/>
+                <w:highlight w:val="green"/>
               </w:rPr>
               <w:t>.</w:t>
             </w:r>
@@ -3213,6 +4357,11 @@
             </w:tcMar>
           </w:tcPr>
           <w:p>
+            <w:pPr>
+              <w:rPr>
+                <w:highlight w:val="green"/>
+              </w:rPr>
+            </w:pPr>
             <w:r>
               <w:rPr>
                 <w:i/>
@@ -3220,6 +4369,7 @@
                 <w:color w:val="595959"/>
                 <w:sz w:val="18"/>
                 <w:szCs w:val="18"/>
+                <w:highlight w:val="green"/>
               </w:rPr>
               <w:t>F2-01</w:t>
             </w:r>
@@ -3227,12 +4377,6 @@
         </w:tc>
       </w:tr>
       <w:tr>
-        <w:tblPrEx>
-          <w:tblCellMar>
-            <w:top w:w="0" w:type="dxa"/>
-            <w:bottom w:w="0" w:type="dxa"/>
-          </w:tblCellMar>
-        </w:tblPrEx>
         <w:tc>
           <w:tcPr>
             <w:tcW w:w="700" w:type="dxa"/>
@@ -3250,6 +4394,11 @@
             </w:tcMar>
           </w:tcPr>
           <w:p>
+            <w:pPr>
+              <w:rPr>
+                <w:highlight w:val="green"/>
+              </w:rPr>
+            </w:pPr>
             <w:r>
               <w:rPr>
                 <w:b/>
@@ -3257,6 +4406,7 @@
                 <w:color w:val="2E75B6"/>
                 <w:sz w:val="18"/>
                 <w:szCs w:val="18"/>
+                <w:highlight w:val="green"/>
               </w:rPr>
               <w:t>F2-03</w:t>
             </w:r>
@@ -3279,10 +4429,16 @@
             </w:tcMar>
           </w:tcPr>
           <w:p>
-            <w:r>
-              <w:rPr>
-                <w:sz w:val="18"/>
-                <w:szCs w:val="18"/>
+            <w:pPr>
+              <w:rPr>
+                <w:highlight w:val="green"/>
+              </w:rPr>
+            </w:pPr>
+            <w:r>
+              <w:rPr>
+                <w:sz w:val="18"/>
+                <w:szCs w:val="18"/>
+                <w:highlight w:val="green"/>
               </w:rPr>
               <w:t>Extracción de metadatos vía API</w:t>
             </w:r>
@@ -3305,19 +4461,86 @@
             </w:tcMar>
           </w:tcPr>
           <w:p>
-            <w:r>
-              <w:rPr>
-                <w:color w:val="595959"/>
-                <w:sz w:val="18"/>
-                <w:szCs w:val="18"/>
-              </w:rPr>
-              <w:t>Consultar Crossref / Semantic Scholar / OpenAlex con título o DOI. Mostrar candidatos y confirmar</w:t>
-            </w:r>
-            <w:r>
-              <w:rPr>
-                <w:color w:val="595959"/>
-                <w:sz w:val="18"/>
-                <w:szCs w:val="18"/>
+            <w:pPr>
+              <w:rPr>
+                <w:highlight w:val="green"/>
+              </w:rPr>
+            </w:pPr>
+            <w:r>
+              <w:rPr>
+                <w:color w:val="595959"/>
+                <w:sz w:val="18"/>
+                <w:szCs w:val="18"/>
+                <w:highlight w:val="green"/>
+              </w:rPr>
+              <w:t xml:space="preserve">Consultar </w:t>
+            </w:r>
+            <w:proofErr w:type="spellStart"/>
+            <w:r>
+              <w:rPr>
+                <w:color w:val="595959"/>
+                <w:sz w:val="18"/>
+                <w:szCs w:val="18"/>
+                <w:highlight w:val="green"/>
+              </w:rPr>
+              <w:t>Crossref</w:t>
+            </w:r>
+            <w:proofErr w:type="spellEnd"/>
+            <w:r>
+              <w:rPr>
+                <w:color w:val="595959"/>
+                <w:sz w:val="18"/>
+                <w:szCs w:val="18"/>
+                <w:highlight w:val="green"/>
+              </w:rPr>
+              <w:t xml:space="preserve"> / </w:t>
+            </w:r>
+            <w:proofErr w:type="spellStart"/>
+            <w:r>
+              <w:rPr>
+                <w:color w:val="595959"/>
+                <w:sz w:val="18"/>
+                <w:szCs w:val="18"/>
+                <w:highlight w:val="green"/>
+              </w:rPr>
+              <w:t>Semantic</w:t>
+            </w:r>
+            <w:proofErr w:type="spellEnd"/>
+            <w:r>
+              <w:rPr>
+                <w:color w:val="595959"/>
+                <w:sz w:val="18"/>
+                <w:szCs w:val="18"/>
+                <w:highlight w:val="green"/>
+              </w:rPr>
+              <w:t xml:space="preserve"> Scholar / </w:t>
+            </w:r>
+            <w:proofErr w:type="spellStart"/>
+            <w:r>
+              <w:rPr>
+                <w:color w:val="595959"/>
+                <w:sz w:val="18"/>
+                <w:szCs w:val="18"/>
+                <w:highlight w:val="green"/>
+              </w:rPr>
+              <w:t>OpenAlex</w:t>
+            </w:r>
+            <w:proofErr w:type="spellEnd"/>
+            <w:r>
+              <w:rPr>
+                <w:color w:val="595959"/>
+                <w:sz w:val="18"/>
+                <w:szCs w:val="18"/>
+                <w:highlight w:val="green"/>
+              </w:rPr>
+              <w:t xml:space="preserve"> con título o DOI. Mostrar candidatos y confirmar</w:t>
+            </w:r>
+            <w:r>
+              <w:rPr>
+                <w:color w:val="595959"/>
+                <w:sz w:val="18"/>
+                <w:szCs w:val="18"/>
+                <w:highlight w:val="green"/>
               </w:rPr>
               <w:t xml:space="preserve"> la</w:t>
             </w:r>
@@ -3326,6 +4549,7 @@
                 <w:color w:val="595959"/>
                 <w:sz w:val="18"/>
                 <w:szCs w:val="18"/>
+                <w:highlight w:val="green"/>
               </w:rPr>
               <w:t xml:space="preserve"> selección.</w:t>
             </w:r>
@@ -3348,6 +4572,11 @@
             </w:tcMar>
           </w:tcPr>
           <w:p>
+            <w:pPr>
+              <w:rPr>
+                <w:highlight w:val="green"/>
+              </w:rPr>
+            </w:pPr>
             <w:r>
               <w:rPr>
                 <w:i/>
@@ -3355,6 +4584,7 @@
                 <w:color w:val="595959"/>
                 <w:sz w:val="18"/>
                 <w:szCs w:val="18"/>
+                <w:highlight w:val="green"/>
               </w:rPr>
               <w:t>F2-01</w:t>
             </w:r>
@@ -3362,12 +4592,6 @@
         </w:tc>
       </w:tr>
       <w:tr>
-        <w:tblPrEx>
-          <w:tblCellMar>
-            <w:top w:w="0" w:type="dxa"/>
-            <w:bottom w:w="0" w:type="dxa"/>
-          </w:tblCellMar>
-        </w:tblPrEx>
         <w:tc>
           <w:tcPr>
             <w:tcW w:w="700" w:type="dxa"/>
@@ -3385,6 +4609,11 @@
             </w:tcMar>
           </w:tcPr>
           <w:p>
+            <w:pPr>
+              <w:rPr>
+                <w:highlight w:val="green"/>
+              </w:rPr>
+            </w:pPr>
             <w:r>
               <w:rPr>
                 <w:b/>
@@ -3392,6 +4621,7 @@
                 <w:color w:val="2E75B6"/>
                 <w:sz w:val="18"/>
                 <w:szCs w:val="18"/>
+                <w:highlight w:val="green"/>
               </w:rPr>
               <w:t>F2-04</w:t>
             </w:r>
@@ -3414,10 +4644,16 @@
             </w:tcMar>
           </w:tcPr>
           <w:p>
-            <w:r>
-              <w:rPr>
-                <w:sz w:val="18"/>
-                <w:szCs w:val="18"/>
+            <w:pPr>
+              <w:rPr>
+                <w:highlight w:val="green"/>
+              </w:rPr>
+            </w:pPr>
+            <w:r>
+              <w:rPr>
+                <w:sz w:val="18"/>
+                <w:szCs w:val="18"/>
+                <w:highlight w:val="green"/>
               </w:rPr>
               <w:t>Generador de citas rápidas</w:t>
             </w:r>
@@ -3440,13 +4676,39 @@
             </w:tcMar>
           </w:tcPr>
           <w:p>
-            <w:r>
-              <w:rPr>
-                <w:color w:val="595959"/>
-                <w:sz w:val="18"/>
-                <w:szCs w:val="18"/>
-              </w:rPr>
-              <w:t>A partir de metadatos, generar APA, MLA, Chicago, BibTeX. Botón de copiar al portapapeles.</w:t>
+            <w:pPr>
+              <w:rPr>
+                <w:highlight w:val="green"/>
+              </w:rPr>
+            </w:pPr>
+            <w:r>
+              <w:rPr>
+                <w:color w:val="595959"/>
+                <w:sz w:val="18"/>
+                <w:szCs w:val="18"/>
+                <w:highlight w:val="green"/>
+              </w:rPr>
+              <w:t xml:space="preserve">A partir de metadatos, generar APA, MLA, Chicago, </w:t>
+            </w:r>
+            <w:proofErr w:type="spellStart"/>
+            <w:r>
+              <w:rPr>
+                <w:color w:val="595959"/>
+                <w:sz w:val="18"/>
+                <w:szCs w:val="18"/>
+                <w:highlight w:val="green"/>
+              </w:rPr>
+              <w:t>BibTeX</w:t>
+            </w:r>
+            <w:proofErr w:type="spellEnd"/>
+            <w:r>
+              <w:rPr>
+                <w:color w:val="595959"/>
+                <w:sz w:val="18"/>
+                <w:szCs w:val="18"/>
+                <w:highlight w:val="green"/>
+              </w:rPr>
+              <w:t>. Botón de copiar al portapapeles.</w:t>
             </w:r>
           </w:p>
         </w:tc>
@@ -3467,6 +4729,11 @@
             </w:tcMar>
           </w:tcPr>
           <w:p>
+            <w:pPr>
+              <w:rPr>
+                <w:highlight w:val="green"/>
+              </w:rPr>
+            </w:pPr>
             <w:r>
               <w:rPr>
                 <w:i/>
@@ -3474,6 +4741,7 @@
                 <w:color w:val="595959"/>
                 <w:sz w:val="18"/>
                 <w:szCs w:val="18"/>
+                <w:highlight w:val="green"/>
               </w:rPr>
               <w:t>F2-03</w:t>
             </w:r>
@@ -3481,12 +4749,6 @@
         </w:tc>
       </w:tr>
       <w:tr>
-        <w:tblPrEx>
-          <w:tblCellMar>
-            <w:top w:w="0" w:type="dxa"/>
-            <w:bottom w:w="0" w:type="dxa"/>
-          </w:tblCellMar>
-        </w:tblPrEx>
         <w:tc>
           <w:tcPr>
             <w:tcW w:w="700" w:type="dxa"/>
@@ -3504,6 +4766,11 @@
             </w:tcMar>
           </w:tcPr>
           <w:p>
+            <w:pPr>
+              <w:rPr>
+                <w:highlight w:val="green"/>
+              </w:rPr>
+            </w:pPr>
             <w:r>
               <w:rPr>
                 <w:b/>
@@ -3511,6 +4778,7 @@
                 <w:color w:val="2E75B6"/>
                 <w:sz w:val="18"/>
                 <w:szCs w:val="18"/>
+                <w:highlight w:val="green"/>
               </w:rPr>
               <w:t>F2-05</w:t>
             </w:r>
@@ -3533,10 +4801,16 @@
             </w:tcMar>
           </w:tcPr>
           <w:p>
-            <w:r>
-              <w:rPr>
-                <w:sz w:val="18"/>
-                <w:szCs w:val="18"/>
+            <w:pPr>
+              <w:rPr>
+                <w:highlight w:val="green"/>
+              </w:rPr>
+            </w:pPr>
+            <w:r>
+              <w:rPr>
+                <w:sz w:val="18"/>
+                <w:szCs w:val="18"/>
+                <w:highlight w:val="green"/>
               </w:rPr>
               <w:t>Importación por DOI</w:t>
             </w:r>
@@ -3559,11 +4833,17 @@
             </w:tcMar>
           </w:tcPr>
           <w:p>
-            <w:r>
-              <w:rPr>
-                <w:color w:val="595959"/>
-                <w:sz w:val="18"/>
-                <w:szCs w:val="18"/>
+            <w:pPr>
+              <w:rPr>
+                <w:highlight w:val="green"/>
+              </w:rPr>
+            </w:pPr>
+            <w:r>
+              <w:rPr>
+                <w:color w:val="595959"/>
+                <w:sz w:val="18"/>
+                <w:szCs w:val="18"/>
+                <w:highlight w:val="green"/>
               </w:rPr>
               <w:t>Campo de texto DOI → consulta API → descarga PDF en acceso abierto si disponible → registrar en Librería con</w:t>
             </w:r>
@@ -3572,6 +4852,7 @@
                 <w:color w:val="595959"/>
                 <w:sz w:val="18"/>
                 <w:szCs w:val="18"/>
+                <w:highlight w:val="green"/>
               </w:rPr>
               <w:t xml:space="preserve"> los</w:t>
             </w:r>
@@ -3580,6 +4861,7 @@
                 <w:color w:val="595959"/>
                 <w:sz w:val="18"/>
                 <w:szCs w:val="18"/>
+                <w:highlight w:val="green"/>
               </w:rPr>
               <w:t xml:space="preserve"> metadatos.</w:t>
             </w:r>
@@ -3602,6 +4884,11 @@
             </w:tcMar>
           </w:tcPr>
           <w:p>
+            <w:pPr>
+              <w:rPr>
+                <w:highlight w:val="green"/>
+              </w:rPr>
+            </w:pPr>
             <w:r>
               <w:rPr>
                 <w:i/>
@@ -3609,6 +4896,7 @@
                 <w:color w:val="595959"/>
                 <w:sz w:val="18"/>
                 <w:szCs w:val="18"/>
+                <w:highlight w:val="green"/>
               </w:rPr>
               <w:t>F2-03</w:t>
             </w:r>
@@ -3616,12 +4904,6 @@
         </w:tc>
       </w:tr>
       <w:tr>
-        <w:tblPrEx>
-          <w:tblCellMar>
-            <w:top w:w="0" w:type="dxa"/>
-            <w:bottom w:w="0" w:type="dxa"/>
-          </w:tblCellMar>
-        </w:tblPrEx>
         <w:tc>
           <w:tcPr>
             <w:tcW w:w="700" w:type="dxa"/>
@@ -3639,6 +4921,11 @@
             </w:tcMar>
           </w:tcPr>
           <w:p>
+            <w:pPr>
+              <w:rPr>
+                <w:highlight w:val="green"/>
+              </w:rPr>
+            </w:pPr>
             <w:r>
               <w:rPr>
                 <w:b/>
@@ -3646,6 +4933,7 @@
                 <w:color w:val="2E75B6"/>
                 <w:sz w:val="18"/>
                 <w:szCs w:val="18"/>
+                <w:highlight w:val="green"/>
               </w:rPr>
               <w:t>F2-06</w:t>
             </w:r>
@@ -3668,10 +4956,16 @@
             </w:tcMar>
           </w:tcPr>
           <w:p>
-            <w:r>
-              <w:rPr>
-                <w:sz w:val="18"/>
-                <w:szCs w:val="18"/>
+            <w:pPr>
+              <w:rPr>
+                <w:highlight w:val="green"/>
+              </w:rPr>
+            </w:pPr>
+            <w:r>
+              <w:rPr>
+                <w:sz w:val="18"/>
+                <w:szCs w:val="18"/>
+                <w:highlight w:val="green"/>
               </w:rPr>
               <w:t>Selección de texto → ficha bibliográfica</w:t>
             </w:r>
@@ -3694,13 +4988,50 @@
             </w:tcMar>
           </w:tcPr>
           <w:p>
-            <w:r>
-              <w:rPr>
-                <w:color w:val="595959"/>
-                <w:sz w:val="18"/>
-                <w:szCs w:val="18"/>
-              </w:rPr>
-              <w:t>Listener sobre texto seleccionado en el visor PDF → modal para crear ficha con cita auto-adjuntada y enlace al PDF origen.</w:t>
+            <w:pPr>
+              <w:rPr>
+                <w:highlight w:val="green"/>
+              </w:rPr>
+            </w:pPr>
+            <w:proofErr w:type="spellStart"/>
+            <w:r>
+              <w:rPr>
+                <w:color w:val="595959"/>
+                <w:sz w:val="18"/>
+                <w:szCs w:val="18"/>
+                <w:highlight w:val="green"/>
+              </w:rPr>
+              <w:t>Listener</w:t>
+            </w:r>
+            <w:proofErr w:type="spellEnd"/>
+            <w:r>
+              <w:rPr>
+                <w:color w:val="595959"/>
+                <w:sz w:val="18"/>
+                <w:szCs w:val="18"/>
+                <w:highlight w:val="green"/>
+              </w:rPr>
+              <w:t xml:space="preserve"> sobre texto seleccionado en el visor PDF → modal para crear ficha con cita </w:t>
+            </w:r>
+            <w:proofErr w:type="spellStart"/>
+            <w:r>
+              <w:rPr>
+                <w:color w:val="595959"/>
+                <w:sz w:val="18"/>
+                <w:szCs w:val="18"/>
+                <w:highlight w:val="green"/>
+              </w:rPr>
+              <w:t>auto-adjuntada</w:t>
+            </w:r>
+            <w:proofErr w:type="spellEnd"/>
+            <w:r>
+              <w:rPr>
+                <w:color w:val="595959"/>
+                <w:sz w:val="18"/>
+                <w:szCs w:val="18"/>
+                <w:highlight w:val="green"/>
+              </w:rPr>
+              <w:t xml:space="preserve"> y enlace al PDF origen.</w:t>
             </w:r>
           </w:p>
         </w:tc>
@@ -3721,6 +5052,11 @@
             </w:tcMar>
           </w:tcPr>
           <w:p>
+            <w:pPr>
+              <w:rPr>
+                <w:highlight w:val="green"/>
+              </w:rPr>
+            </w:pPr>
             <w:r>
               <w:rPr>
                 <w:i/>
@@ -3728,6 +5064,7 @@
                 <w:color w:val="595959"/>
                 <w:sz w:val="18"/>
                 <w:szCs w:val="18"/>
+                <w:highlight w:val="green"/>
               </w:rPr>
               <w:t>F2-02, F2-04</w:t>
             </w:r>
@@ -3735,12 +5072,6 @@
         </w:tc>
       </w:tr>
       <w:tr>
-        <w:tblPrEx>
-          <w:tblCellMar>
-            <w:top w:w="0" w:type="dxa"/>
-            <w:bottom w:w="0" w:type="dxa"/>
-          </w:tblCellMar>
-        </w:tblPrEx>
         <w:tc>
           <w:tcPr>
             <w:tcW w:w="700" w:type="dxa"/>
@@ -3758,6 +5089,11 @@
             </w:tcMar>
           </w:tcPr>
           <w:p>
+            <w:pPr>
+              <w:rPr>
+                <w:highlight w:val="green"/>
+              </w:rPr>
+            </w:pPr>
             <w:r>
               <w:rPr>
                 <w:b/>
@@ -3765,6 +5101,7 @@
                 <w:color w:val="2E75B6"/>
                 <w:sz w:val="18"/>
                 <w:szCs w:val="18"/>
+                <w:highlight w:val="green"/>
               </w:rPr>
               <w:t>F2-07</w:t>
             </w:r>
@@ -3787,19 +5124,36 @@
             </w:tcMar>
           </w:tcPr>
           <w:p>
-            <w:r>
-              <w:rPr>
-                <w:sz w:val="18"/>
-                <w:szCs w:val="18"/>
-              </w:rPr>
-              <w:t>N</w:t>
-            </w:r>
-            <w:r>
-              <w:rPr>
-                <w:sz w:val="18"/>
-                <w:szCs w:val="18"/>
-              </w:rPr>
-              <w:t>otas Obsidian (.md)</w:t>
+            <w:pPr>
+              <w:rPr>
+                <w:highlight w:val="green"/>
+              </w:rPr>
+            </w:pPr>
+            <w:r>
+              <w:rPr>
+                <w:sz w:val="18"/>
+                <w:szCs w:val="18"/>
+                <w:highlight w:val="green"/>
+              </w:rPr>
+              <w:t>Notas Obsidian (.</w:t>
+            </w:r>
+            <w:proofErr w:type="spellStart"/>
+            <w:r>
+              <w:rPr>
+                <w:sz w:val="18"/>
+                <w:szCs w:val="18"/>
+                <w:highlight w:val="green"/>
+              </w:rPr>
+              <w:t>md</w:t>
+            </w:r>
+            <w:proofErr w:type="spellEnd"/>
+            <w:r>
+              <w:rPr>
+                <w:sz w:val="18"/>
+                <w:szCs w:val="18"/>
+                <w:highlight w:val="green"/>
+              </w:rPr>
+              <w:t>)</w:t>
             </w:r>
           </w:p>
         </w:tc>
@@ -3820,19 +5174,66 @@
             </w:tcMar>
           </w:tcPr>
           <w:p>
-            <w:r>
-              <w:rPr>
-                <w:color w:val="595959"/>
-                <w:sz w:val="18"/>
-                <w:szCs w:val="18"/>
-              </w:rPr>
-              <w:t>Importar archivos .md con soporte de wikilinks [[...]]</w:t>
-            </w:r>
-            <w:r>
-              <w:rPr>
-                <w:color w:val="595959"/>
-                <w:sz w:val="18"/>
-                <w:szCs w:val="18"/>
+            <w:pPr>
+              <w:rPr>
+                <w:highlight w:val="green"/>
+              </w:rPr>
+            </w:pPr>
+            <w:r>
+              <w:rPr>
+                <w:color w:val="595959"/>
+                <w:sz w:val="18"/>
+                <w:szCs w:val="18"/>
+                <w:highlight w:val="green"/>
+              </w:rPr>
+              <w:t>Importar archivos .</w:t>
+            </w:r>
+            <w:proofErr w:type="spellStart"/>
+            <w:r>
+              <w:rPr>
+                <w:color w:val="595959"/>
+                <w:sz w:val="18"/>
+                <w:szCs w:val="18"/>
+                <w:highlight w:val="green"/>
+              </w:rPr>
+              <w:t>md</w:t>
+            </w:r>
+            <w:proofErr w:type="spellEnd"/>
+            <w:r>
+              <w:rPr>
+                <w:color w:val="595959"/>
+                <w:sz w:val="18"/>
+                <w:szCs w:val="18"/>
+                <w:highlight w:val="green"/>
+              </w:rPr>
+              <w:t xml:space="preserve"> con soporte de </w:t>
+            </w:r>
+            <w:proofErr w:type="spellStart"/>
+            <w:r>
+              <w:rPr>
+                <w:color w:val="595959"/>
+                <w:sz w:val="18"/>
+                <w:szCs w:val="18"/>
+                <w:highlight w:val="green"/>
+              </w:rPr>
+              <w:t>wikilinks</w:t>
+            </w:r>
+            <w:proofErr w:type="spellEnd"/>
+            <w:r>
+              <w:rPr>
+                <w:color w:val="595959"/>
+                <w:sz w:val="18"/>
+                <w:szCs w:val="18"/>
+                <w:highlight w:val="green"/>
+              </w:rPr>
+              <w:t xml:space="preserve"> [[...]]</w:t>
+            </w:r>
+            <w:r>
+              <w:rPr>
+                <w:color w:val="595959"/>
+                <w:sz w:val="18"/>
+                <w:szCs w:val="18"/>
+                <w:highlight w:val="green"/>
               </w:rPr>
               <w:t xml:space="preserve">. </w:t>
             </w:r>
@@ -3841,6 +5242,7 @@
                 <w:color w:val="595959"/>
                 <w:sz w:val="18"/>
                 <w:szCs w:val="18"/>
+                <w:highlight w:val="green"/>
               </w:rPr>
               <w:t>Preservar estructura de enlaces.</w:t>
             </w:r>
@@ -3863,6 +5265,11 @@
             </w:tcMar>
           </w:tcPr>
           <w:p>
+            <w:pPr>
+              <w:rPr>
+                <w:highlight w:val="green"/>
+              </w:rPr>
+            </w:pPr>
             <w:r>
               <w:rPr>
                 <w:i/>
@@ -3870,6 +5277,7 @@
                 <w:color w:val="595959"/>
                 <w:sz w:val="18"/>
                 <w:szCs w:val="18"/>
+                <w:highlight w:val="green"/>
               </w:rPr>
               <w:t>F1-02</w:t>
             </w:r>
@@ -3877,12 +5285,6 @@
         </w:tc>
       </w:tr>
       <w:tr>
-        <w:tblPrEx>
-          <w:tblCellMar>
-            <w:top w:w="0" w:type="dxa"/>
-            <w:bottom w:w="0" w:type="dxa"/>
-          </w:tblCellMar>
-        </w:tblPrEx>
         <w:tc>
           <w:tcPr>
             <w:tcW w:w="700" w:type="dxa"/>
@@ -3900,6 +5302,11 @@
             </w:tcMar>
           </w:tcPr>
           <w:p>
+            <w:pPr>
+              <w:rPr>
+                <w:highlight w:val="green"/>
+              </w:rPr>
+            </w:pPr>
             <w:r>
               <w:rPr>
                 <w:b/>
@@ -3907,6 +5314,7 @@
                 <w:color w:val="2E75B6"/>
                 <w:sz w:val="18"/>
                 <w:szCs w:val="18"/>
+                <w:highlight w:val="green"/>
               </w:rPr>
               <w:t>F2-08</w:t>
             </w:r>
@@ -3929,10 +5337,16 @@
             </w:tcMar>
           </w:tcPr>
           <w:p>
-            <w:r>
-              <w:rPr>
-                <w:sz w:val="18"/>
-                <w:szCs w:val="18"/>
+            <w:pPr>
+              <w:rPr>
+                <w:highlight w:val="green"/>
+              </w:rPr>
+            </w:pPr>
+            <w:r>
+              <w:rPr>
+                <w:sz w:val="18"/>
+                <w:szCs w:val="18"/>
+                <w:highlight w:val="green"/>
               </w:rPr>
               <w:t>Extracción de tags de Obsidian</w:t>
             </w:r>
@@ -3955,29 +5369,79 @@
             </w:tcMar>
           </w:tcPr>
           <w:p>
-            <w:r>
-              <w:rPr>
-                <w:color w:val="595959"/>
-                <w:sz w:val="18"/>
-                <w:szCs w:val="18"/>
-              </w:rPr>
-              <w:t>Recuperar etiquetas #tag del frontmatter</w:t>
-            </w:r>
-            <w:r>
-              <w:rPr>
-                <w:color w:val="595959"/>
-                <w:sz w:val="18"/>
-                <w:szCs w:val="18"/>
-              </w:rPr>
-              <w:t xml:space="preserve"> de obsidian</w:t>
-            </w:r>
-            <w:r>
-              <w:rPr>
-                <w:color w:val="595959"/>
-                <w:sz w:val="18"/>
-                <w:szCs w:val="18"/>
-              </w:rPr>
-              <w:t xml:space="preserve"> y cuerpo de la nota. Integrarlas en el sistema de tags/colecciones global (F1-05).</w:t>
+            <w:pPr>
+              <w:rPr>
+                <w:highlight w:val="green"/>
+              </w:rPr>
+            </w:pPr>
+            <w:r>
+              <w:rPr>
+                <w:color w:val="595959"/>
+                <w:sz w:val="18"/>
+                <w:szCs w:val="18"/>
+                <w:highlight w:val="green"/>
+              </w:rPr>
+              <w:t xml:space="preserve">Recuperar etiquetas #tag del </w:t>
+            </w:r>
+            <w:proofErr w:type="spellStart"/>
+            <w:r>
+              <w:rPr>
+                <w:color w:val="595959"/>
+                <w:sz w:val="18"/>
+                <w:szCs w:val="18"/>
+                <w:highlight w:val="green"/>
+              </w:rPr>
+              <w:t>frontmatter</w:t>
+            </w:r>
+            <w:proofErr w:type="spellEnd"/>
+            <w:r>
+              <w:rPr>
+                <w:color w:val="595959"/>
+                <w:sz w:val="18"/>
+                <w:szCs w:val="18"/>
+                <w:highlight w:val="green"/>
+              </w:rPr>
+              <w:t xml:space="preserve"> de </w:t>
+            </w:r>
+            <w:proofErr w:type="spellStart"/>
+            <w:r>
+              <w:rPr>
+                <w:color w:val="595959"/>
+                <w:sz w:val="18"/>
+                <w:szCs w:val="18"/>
+                <w:highlight w:val="green"/>
+              </w:rPr>
+              <w:t>obsidian</w:t>
+            </w:r>
+            <w:proofErr w:type="spellEnd"/>
+            <w:r>
+              <w:rPr>
+                <w:color w:val="595959"/>
+                <w:sz w:val="18"/>
+                <w:szCs w:val="18"/>
+                <w:highlight w:val="green"/>
+              </w:rPr>
+              <w:t xml:space="preserve"> y cuerpo de la nota. Integrarlas en el sistema de tags/</w:t>
+            </w:r>
+            <w:proofErr w:type="gramStart"/>
+            <w:r>
+              <w:rPr>
+                <w:color w:val="595959"/>
+                <w:sz w:val="18"/>
+                <w:szCs w:val="18"/>
+                <w:highlight w:val="green"/>
+              </w:rPr>
+              <w:t>colecciones global</w:t>
+            </w:r>
+            <w:proofErr w:type="gramEnd"/>
+            <w:r>
+              <w:rPr>
+                <w:color w:val="595959"/>
+                <w:sz w:val="18"/>
+                <w:szCs w:val="18"/>
+                <w:highlight w:val="green"/>
+              </w:rPr>
+              <w:t xml:space="preserve"> (F1-05).</w:t>
             </w:r>
           </w:p>
         </w:tc>
@@ -3998,6 +5462,11 @@
             </w:tcMar>
           </w:tcPr>
           <w:p>
+            <w:pPr>
+              <w:rPr>
+                <w:highlight w:val="green"/>
+              </w:rPr>
+            </w:pPr>
             <w:r>
               <w:rPr>
                 <w:i/>
@@ -4005,6 +5474,7 @@
                 <w:color w:val="595959"/>
                 <w:sz w:val="18"/>
                 <w:szCs w:val="18"/>
+                <w:highlight w:val="green"/>
               </w:rPr>
               <w:t>F2-07, F1-05</w:t>
             </w:r>
@@ -4012,12 +5482,6 @@
         </w:tc>
       </w:tr>
       <w:tr>
-        <w:tblPrEx>
-          <w:tblCellMar>
-            <w:top w:w="0" w:type="dxa"/>
-            <w:bottom w:w="0" w:type="dxa"/>
-          </w:tblCellMar>
-        </w:tblPrEx>
         <w:tc>
           <w:tcPr>
             <w:tcW w:w="700" w:type="dxa"/>
@@ -4035,6 +5499,11 @@
             </w:tcMar>
           </w:tcPr>
           <w:p>
+            <w:pPr>
+              <w:rPr>
+                <w:highlight w:val="green"/>
+              </w:rPr>
+            </w:pPr>
             <w:r>
               <w:rPr>
                 <w:b/>
@@ -4042,6 +5511,7 @@
                 <w:color w:val="2E75B6"/>
                 <w:sz w:val="18"/>
                 <w:szCs w:val="18"/>
+                <w:highlight w:val="green"/>
               </w:rPr>
               <w:t>F2-09</w:t>
             </w:r>
@@ -4064,10 +5534,16 @@
             </w:tcMar>
           </w:tcPr>
           <w:p>
-            <w:r>
-              <w:rPr>
-                <w:sz w:val="18"/>
-                <w:szCs w:val="18"/>
+            <w:pPr>
+              <w:rPr>
+                <w:highlight w:val="green"/>
+              </w:rPr>
+            </w:pPr>
+            <w:r>
+              <w:rPr>
+                <w:sz w:val="18"/>
+                <w:szCs w:val="18"/>
+                <w:highlight w:val="green"/>
               </w:rPr>
               <w:t>Exportación de notas (PDF, DOCX, MD)</w:t>
             </w:r>
@@ -4090,19 +5566,57 @@
             </w:tcMar>
           </w:tcPr>
           <w:p>
-            <w:r>
-              <w:rPr>
-                <w:color w:val="595959"/>
-                <w:sz w:val="18"/>
-                <w:szCs w:val="18"/>
-              </w:rPr>
-              <w:t>Convertir nota parseada a los tres formatos manteniendo referencias cruzadas e interpretando el formato Markdown</w:t>
-            </w:r>
-            <w:r>
-              <w:rPr>
-                <w:color w:val="595959"/>
-                <w:sz w:val="18"/>
-                <w:szCs w:val="18"/>
+            <w:pPr>
+              <w:rPr>
+                <w:highlight w:val="green"/>
+              </w:rPr>
+            </w:pPr>
+            <w:r>
+              <w:rPr>
+                <w:color w:val="595959"/>
+                <w:sz w:val="18"/>
+                <w:szCs w:val="18"/>
+                <w:highlight w:val="green"/>
+              </w:rPr>
+              <w:t xml:space="preserve">Convertir nota </w:t>
+            </w:r>
+            <w:proofErr w:type="spellStart"/>
+            <w:r>
+              <w:rPr>
+                <w:color w:val="595959"/>
+                <w:sz w:val="18"/>
+                <w:szCs w:val="18"/>
+                <w:highlight w:val="green"/>
+              </w:rPr>
+              <w:t>parseada</w:t>
+            </w:r>
+            <w:proofErr w:type="spellEnd"/>
+            <w:r>
+              <w:rPr>
+                <w:color w:val="595959"/>
+                <w:sz w:val="18"/>
+                <w:szCs w:val="18"/>
+                <w:highlight w:val="green"/>
+              </w:rPr>
+              <w:t xml:space="preserve"> a los tres formatos manteniendo referencias cruzadas e interpretando el formato </w:t>
+            </w:r>
+            <w:proofErr w:type="spellStart"/>
+            <w:r>
+              <w:rPr>
+                <w:color w:val="595959"/>
+                <w:sz w:val="18"/>
+                <w:szCs w:val="18"/>
+                <w:highlight w:val="green"/>
+              </w:rPr>
+              <w:t>Markdown</w:t>
+            </w:r>
+            <w:proofErr w:type="spellEnd"/>
+            <w:r>
+              <w:rPr>
+                <w:color w:val="595959"/>
+                <w:sz w:val="18"/>
+                <w:szCs w:val="18"/>
+                <w:highlight w:val="green"/>
               </w:rPr>
               <w:t xml:space="preserve"> automáticamente</w:t>
             </w:r>
@@ -4111,6 +5625,7 @@
                 <w:color w:val="595959"/>
                 <w:sz w:val="18"/>
                 <w:szCs w:val="18"/>
+                <w:highlight w:val="green"/>
               </w:rPr>
               <w:t>.</w:t>
             </w:r>
@@ -4140,6 +5655,7 @@
                 <w:color w:val="595959"/>
                 <w:sz w:val="18"/>
                 <w:szCs w:val="18"/>
+                <w:highlight w:val="green"/>
               </w:rPr>
               <w:t>F2-07</w:t>
             </w:r>
@@ -4147,12 +5663,6 @@
         </w:tc>
       </w:tr>
       <w:tr>
-        <w:tblPrEx>
-          <w:tblCellMar>
-            <w:top w:w="0" w:type="dxa"/>
-            <w:bottom w:w="0" w:type="dxa"/>
-          </w:tblCellMar>
-        </w:tblPrEx>
         <w:tc>
           <w:tcPr>
             <w:tcW w:w="700" w:type="dxa"/>
@@ -4170,6 +5680,11 @@
             </w:tcMar>
           </w:tcPr>
           <w:p>
+            <w:pPr>
+              <w:rPr>
+                <w:highlight w:val="yellow"/>
+              </w:rPr>
+            </w:pPr>
             <w:r>
               <w:rPr>
                 <w:b/>
@@ -4177,6 +5692,7 @@
                 <w:color w:val="2E75B6"/>
                 <w:sz w:val="18"/>
                 <w:szCs w:val="18"/>
+                <w:highlight w:val="yellow"/>
               </w:rPr>
               <w:t>F2-10</w:t>
             </w:r>
@@ -4201,6 +5717,7 @@
           <w:p>
             <w:pPr>
               <w:rPr>
+                <w:highlight w:val="yellow"/>
                 <w:lang w:val="en-US"/>
               </w:rPr>
             </w:pPr>
@@ -4208,9 +5725,61 @@
               <w:rPr>
                 <w:sz w:val="18"/>
                 <w:szCs w:val="18"/>
+                <w:highlight w:val="yellow"/>
                 <w:lang w:val="en-US"/>
               </w:rPr>
-              <w:t>Visor de Jupyter Notebooks (.ipynb)</w:t>
+              <w:t xml:space="preserve">Visor de </w:t>
+            </w:r>
+            <w:proofErr w:type="spellStart"/>
+            <w:r>
+              <w:rPr>
+                <w:sz w:val="18"/>
+                <w:szCs w:val="18"/>
+                <w:highlight w:val="yellow"/>
+                <w:lang w:val="en-US"/>
+              </w:rPr>
+              <w:t>Jupyter</w:t>
+            </w:r>
+            <w:proofErr w:type="spellEnd"/>
+            <w:r>
+              <w:rPr>
+                <w:sz w:val="18"/>
+                <w:szCs w:val="18"/>
+                <w:highlight w:val="yellow"/>
+                <w:lang w:val="en-US"/>
+              </w:rPr>
+              <w:t xml:space="preserve"> Notebooks </w:t>
+            </w:r>
+            <w:proofErr w:type="gramStart"/>
+            <w:r>
+              <w:rPr>
+                <w:sz w:val="18"/>
+                <w:szCs w:val="18"/>
+                <w:highlight w:val="yellow"/>
+                <w:lang w:val="en-US"/>
+              </w:rPr>
+              <w:t>(.</w:t>
+            </w:r>
+            <w:proofErr w:type="spellStart"/>
+            <w:r>
+              <w:rPr>
+                <w:sz w:val="18"/>
+                <w:szCs w:val="18"/>
+                <w:highlight w:val="yellow"/>
+                <w:lang w:val="en-US"/>
+              </w:rPr>
+              <w:t>ipynb</w:t>
+            </w:r>
+            <w:proofErr w:type="spellEnd"/>
+            <w:proofErr w:type="gramEnd"/>
+            <w:r>
+              <w:rPr>
+                <w:sz w:val="18"/>
+                <w:szCs w:val="18"/>
+                <w:highlight w:val="yellow"/>
+                <w:lang w:val="en-US"/>
+              </w:rPr>
+              <w:t>)</w:t>
             </w:r>
           </w:p>
         </w:tc>
@@ -4231,19 +5800,28 @@
             </w:tcMar>
           </w:tcPr>
           <w:p>
-            <w:r>
-              <w:rPr>
-                <w:color w:val="595959"/>
-                <w:sz w:val="18"/>
-                <w:szCs w:val="18"/>
+            <w:pPr>
+              <w:rPr>
+                <w:highlight w:val="yellow"/>
+              </w:rPr>
+            </w:pPr>
+            <w:proofErr w:type="spellStart"/>
+            <w:r>
+              <w:rPr>
+                <w:color w:val="595959"/>
+                <w:sz w:val="18"/>
+                <w:szCs w:val="18"/>
+                <w:highlight w:val="yellow"/>
               </w:rPr>
               <w:t>Parsear</w:t>
             </w:r>
-            <w:r>
-              <w:rPr>
-                <w:color w:val="595959"/>
-                <w:sz w:val="18"/>
-                <w:szCs w:val="18"/>
+            <w:proofErr w:type="spellEnd"/>
+            <w:r>
+              <w:rPr>
+                <w:color w:val="595959"/>
+                <w:sz w:val="18"/>
+                <w:szCs w:val="18"/>
+                <w:highlight w:val="yellow"/>
               </w:rPr>
               <w:t xml:space="preserve"> el</w:t>
             </w:r>
@@ -4252,8 +5830,80 @@
                 <w:color w:val="595959"/>
                 <w:sz w:val="18"/>
                 <w:szCs w:val="18"/>
-              </w:rPr>
-              <w:t xml:space="preserve"> JSON de .ipynb, renderizar celdas Markdown (con MathJax), código fuente (con resaltado) y todas las salidas previas.</w:t>
+                <w:highlight w:val="yellow"/>
+              </w:rPr>
+              <w:t xml:space="preserve"> JSON </w:t>
+            </w:r>
+            <w:proofErr w:type="gramStart"/>
+            <w:r>
+              <w:rPr>
+                <w:color w:val="595959"/>
+                <w:sz w:val="18"/>
+                <w:szCs w:val="18"/>
+                <w:highlight w:val="yellow"/>
+              </w:rPr>
+              <w:t>de .</w:t>
+            </w:r>
+            <w:proofErr w:type="spellStart"/>
+            <w:r>
+              <w:rPr>
+                <w:color w:val="595959"/>
+                <w:sz w:val="18"/>
+                <w:szCs w:val="18"/>
+                <w:highlight w:val="yellow"/>
+              </w:rPr>
+              <w:t>ipynb</w:t>
+            </w:r>
+            <w:proofErr w:type="spellEnd"/>
+            <w:proofErr w:type="gramEnd"/>
+            <w:r>
+              <w:rPr>
+                <w:color w:val="595959"/>
+                <w:sz w:val="18"/>
+                <w:szCs w:val="18"/>
+                <w:highlight w:val="yellow"/>
+              </w:rPr>
+              <w:t xml:space="preserve">, renderizar celdas </w:t>
+            </w:r>
+            <w:proofErr w:type="spellStart"/>
+            <w:r>
+              <w:rPr>
+                <w:color w:val="595959"/>
+                <w:sz w:val="18"/>
+                <w:szCs w:val="18"/>
+                <w:highlight w:val="yellow"/>
+              </w:rPr>
+              <w:t>Markdown</w:t>
+            </w:r>
+            <w:proofErr w:type="spellEnd"/>
+            <w:r>
+              <w:rPr>
+                <w:color w:val="595959"/>
+                <w:sz w:val="18"/>
+                <w:szCs w:val="18"/>
+                <w:highlight w:val="yellow"/>
+              </w:rPr>
+              <w:t xml:space="preserve"> (con </w:t>
+            </w:r>
+            <w:proofErr w:type="spellStart"/>
+            <w:r>
+              <w:rPr>
+                <w:color w:val="595959"/>
+                <w:sz w:val="18"/>
+                <w:szCs w:val="18"/>
+                <w:highlight w:val="yellow"/>
+              </w:rPr>
+              <w:t>MathJax</w:t>
+            </w:r>
+            <w:proofErr w:type="spellEnd"/>
+            <w:r>
+              <w:rPr>
+                <w:color w:val="595959"/>
+                <w:sz w:val="18"/>
+                <w:szCs w:val="18"/>
+                <w:highlight w:val="yellow"/>
+              </w:rPr>
+              <w:t>), código fuente (con resaltado) y todas las salidas previas.</w:t>
             </w:r>
           </w:p>
         </w:tc>
@@ -4274,6 +5924,11 @@
             </w:tcMar>
           </w:tcPr>
           <w:p>
+            <w:pPr>
+              <w:rPr>
+                <w:highlight w:val="yellow"/>
+              </w:rPr>
+            </w:pPr>
             <w:r>
               <w:rPr>
                 <w:i/>
@@ -4281,6 +5936,7 @@
                 <w:color w:val="595959"/>
                 <w:sz w:val="18"/>
                 <w:szCs w:val="18"/>
+                <w:highlight w:val="yellow"/>
               </w:rPr>
               <w:t>F1-02</w:t>
             </w:r>
@@ -4288,12 +5944,6 @@
         </w:tc>
       </w:tr>
       <w:tr>
-        <w:tblPrEx>
-          <w:tblCellMar>
-            <w:top w:w="0" w:type="dxa"/>
-            <w:bottom w:w="0" w:type="dxa"/>
-          </w:tblCellMar>
-        </w:tblPrEx>
         <w:tc>
           <w:tcPr>
             <w:tcW w:w="700" w:type="dxa"/>
@@ -4311,6 +5961,11 @@
             </w:tcMar>
           </w:tcPr>
           <w:p>
+            <w:pPr>
+              <w:rPr>
+                <w:highlight w:val="green"/>
+              </w:rPr>
+            </w:pPr>
             <w:r>
               <w:rPr>
                 <w:b/>
@@ -4318,6 +5973,7 @@
                 <w:color w:val="2E75B6"/>
                 <w:sz w:val="18"/>
                 <w:szCs w:val="18"/>
+                <w:highlight w:val="green"/>
               </w:rPr>
               <w:t>F2-11</w:t>
             </w:r>
@@ -4340,12 +5996,36 @@
             </w:tcMar>
           </w:tcPr>
           <w:p>
-            <w:r>
-              <w:rPr>
-                <w:sz w:val="18"/>
-                <w:szCs w:val="18"/>
-              </w:rPr>
-              <w:t>Visor de documentos Office (.docx, .odt)</w:t>
+            <w:pPr>
+              <w:rPr>
+                <w:highlight w:val="green"/>
+              </w:rPr>
+            </w:pPr>
+            <w:r>
+              <w:rPr>
+                <w:sz w:val="18"/>
+                <w:szCs w:val="18"/>
+                <w:highlight w:val="green"/>
+              </w:rPr>
+              <w:t>Visor de documentos Office (.docx, .</w:t>
+            </w:r>
+            <w:proofErr w:type="spellStart"/>
+            <w:r>
+              <w:rPr>
+                <w:sz w:val="18"/>
+                <w:szCs w:val="18"/>
+                <w:highlight w:val="green"/>
+              </w:rPr>
+              <w:t>odt</w:t>
+            </w:r>
+            <w:proofErr w:type="spellEnd"/>
+            <w:r>
+              <w:rPr>
+                <w:sz w:val="18"/>
+                <w:szCs w:val="18"/>
+                <w:highlight w:val="green"/>
+              </w:rPr>
+              <w:t>)</w:t>
             </w:r>
           </w:p>
         </w:tc>
@@ -4366,19 +6046,46 @@
             </w:tcMar>
           </w:tcPr>
           <w:p>
-            <w:r>
-              <w:rPr>
-                <w:color w:val="595959"/>
-                <w:sz w:val="18"/>
-                <w:szCs w:val="18"/>
-              </w:rPr>
-              <w:t>Renderizar archivos .docx y .odt en el navegador (usar mammoth.js para docx</w:t>
-            </w:r>
-            <w:r>
-              <w:rPr>
-                <w:color w:val="595959"/>
-                <w:sz w:val="18"/>
-                <w:szCs w:val="18"/>
+            <w:pPr>
+              <w:rPr>
+                <w:highlight w:val="green"/>
+              </w:rPr>
+            </w:pPr>
+            <w:r>
+              <w:rPr>
+                <w:color w:val="595959"/>
+                <w:sz w:val="18"/>
+                <w:szCs w:val="18"/>
+                <w:highlight w:val="green"/>
+              </w:rPr>
+              <w:t>Renderizar archivos .docx y .</w:t>
+            </w:r>
+            <w:proofErr w:type="spellStart"/>
+            <w:r>
+              <w:rPr>
+                <w:color w:val="595959"/>
+                <w:sz w:val="18"/>
+                <w:szCs w:val="18"/>
+                <w:highlight w:val="green"/>
+              </w:rPr>
+              <w:t>odt</w:t>
+            </w:r>
+            <w:proofErr w:type="spellEnd"/>
+            <w:r>
+              <w:rPr>
+                <w:color w:val="595959"/>
+                <w:sz w:val="18"/>
+                <w:szCs w:val="18"/>
+                <w:highlight w:val="green"/>
+              </w:rPr>
+              <w:t xml:space="preserve"> en el navegador (usar mammoth.js para docx</w:t>
+            </w:r>
+            <w:r>
+              <w:rPr>
+                <w:color w:val="595959"/>
+                <w:sz w:val="18"/>
+                <w:szCs w:val="18"/>
+                <w:highlight w:val="green"/>
               </w:rPr>
               <w:t xml:space="preserve"> u otra cosa</w:t>
             </w:r>
@@ -4387,6 +6094,7 @@
                 <w:color w:val="595959"/>
                 <w:sz w:val="18"/>
                 <w:szCs w:val="18"/>
+                <w:highlight w:val="green"/>
               </w:rPr>
               <w:t>). Solo lectura, sin edición.</w:t>
             </w:r>
@@ -4409,6 +6117,11 @@
             </w:tcMar>
           </w:tcPr>
           <w:p>
+            <w:pPr>
+              <w:rPr>
+                <w:highlight w:val="yellow"/>
+              </w:rPr>
+            </w:pPr>
             <w:r>
               <w:rPr>
                 <w:i/>
@@ -4416,6 +6129,7 @@
                 <w:color w:val="595959"/>
                 <w:sz w:val="18"/>
                 <w:szCs w:val="18"/>
+                <w:highlight w:val="green"/>
               </w:rPr>
               <w:t>F1-04</w:t>
             </w:r>
@@ -4423,12 +6137,6 @@
         </w:tc>
       </w:tr>
       <w:tr>
-        <w:tblPrEx>
-          <w:tblCellMar>
-            <w:top w:w="0" w:type="dxa"/>
-            <w:bottom w:w="0" w:type="dxa"/>
-          </w:tblCellMar>
-        </w:tblPrEx>
         <w:tc>
           <w:tcPr>
             <w:tcW w:w="700" w:type="dxa"/>
@@ -4446,6 +6154,11 @@
             </w:tcMar>
           </w:tcPr>
           <w:p>
+            <w:pPr>
+              <w:rPr>
+                <w:highlight w:val="yellow"/>
+              </w:rPr>
+            </w:pPr>
             <w:r>
               <w:rPr>
                 <w:b/>
@@ -4453,6 +6166,7 @@
                 <w:color w:val="2E75B6"/>
                 <w:sz w:val="18"/>
                 <w:szCs w:val="18"/>
+                <w:highlight w:val="yellow"/>
               </w:rPr>
               <w:t>F2-12</w:t>
             </w:r>
@@ -4475,10 +6189,16 @@
             </w:tcMar>
           </w:tcPr>
           <w:p>
-            <w:r>
-              <w:rPr>
-                <w:sz w:val="18"/>
-                <w:szCs w:val="18"/>
+            <w:pPr>
+              <w:rPr>
+                <w:highlight w:val="yellow"/>
+              </w:rPr>
+            </w:pPr>
+            <w:r>
+              <w:rPr>
+                <w:sz w:val="18"/>
+                <w:szCs w:val="18"/>
+                <w:highlight w:val="yellow"/>
               </w:rPr>
               <w:t>Visor de presentaciones y hojas de cálculo</w:t>
             </w:r>
@@ -4501,19 +6221,86 @@
             </w:tcMar>
           </w:tcPr>
           <w:p>
-            <w:r>
-              <w:rPr>
-                <w:color w:val="595959"/>
-                <w:sz w:val="18"/>
-                <w:szCs w:val="18"/>
-              </w:rPr>
-              <w:t>Renderizar .pptx y .xlsx / hojas .ods. Soporte básico de visualización (no edición). Usar SheetJS para hojas</w:t>
-            </w:r>
-            <w:r>
-              <w:rPr>
-                <w:color w:val="595959"/>
-                <w:sz w:val="18"/>
-                <w:szCs w:val="18"/>
+            <w:pPr>
+              <w:rPr>
+                <w:highlight w:val="yellow"/>
+              </w:rPr>
+            </w:pPr>
+            <w:r>
+              <w:rPr>
+                <w:color w:val="595959"/>
+                <w:sz w:val="18"/>
+                <w:szCs w:val="18"/>
+                <w:highlight w:val="yellow"/>
+              </w:rPr>
+              <w:t>Renderizar .</w:t>
+            </w:r>
+            <w:proofErr w:type="spellStart"/>
+            <w:r>
+              <w:rPr>
+                <w:color w:val="595959"/>
+                <w:sz w:val="18"/>
+                <w:szCs w:val="18"/>
+                <w:highlight w:val="yellow"/>
+              </w:rPr>
+              <w:t>pptx</w:t>
+            </w:r>
+            <w:proofErr w:type="spellEnd"/>
+            <w:r>
+              <w:rPr>
+                <w:color w:val="595959"/>
+                <w:sz w:val="18"/>
+                <w:szCs w:val="18"/>
+                <w:highlight w:val="yellow"/>
+              </w:rPr>
+              <w:t xml:space="preserve"> y .xlsx / hojas .</w:t>
+            </w:r>
+            <w:proofErr w:type="spellStart"/>
+            <w:r>
+              <w:rPr>
+                <w:color w:val="595959"/>
+                <w:sz w:val="18"/>
+                <w:szCs w:val="18"/>
+                <w:highlight w:val="yellow"/>
+              </w:rPr>
+              <w:t>ods</w:t>
+            </w:r>
+            <w:proofErr w:type="spellEnd"/>
+            <w:r>
+              <w:rPr>
+                <w:color w:val="595959"/>
+                <w:sz w:val="18"/>
+                <w:szCs w:val="18"/>
+                <w:highlight w:val="yellow"/>
+              </w:rPr>
+              <w:t xml:space="preserve">. Soporte básico de visualización (no edición). Usar </w:t>
+            </w:r>
+            <w:proofErr w:type="spellStart"/>
+            <w:r>
+              <w:rPr>
+                <w:color w:val="595959"/>
+                <w:sz w:val="18"/>
+                <w:szCs w:val="18"/>
+                <w:highlight w:val="yellow"/>
+              </w:rPr>
+              <w:t>SheetJS</w:t>
+            </w:r>
+            <w:proofErr w:type="spellEnd"/>
+            <w:r>
+              <w:rPr>
+                <w:color w:val="595959"/>
+                <w:sz w:val="18"/>
+                <w:szCs w:val="18"/>
+                <w:highlight w:val="yellow"/>
+              </w:rPr>
+              <w:t xml:space="preserve"> para hojas</w:t>
+            </w:r>
+            <w:r>
+              <w:rPr>
+                <w:color w:val="595959"/>
+                <w:sz w:val="18"/>
+                <w:szCs w:val="18"/>
+                <w:highlight w:val="yellow"/>
               </w:rPr>
               <w:t>, u otra cosa</w:t>
             </w:r>
@@ -4522,6 +6309,7 @@
                 <w:color w:val="595959"/>
                 <w:sz w:val="18"/>
                 <w:szCs w:val="18"/>
+                <w:highlight w:val="yellow"/>
               </w:rPr>
               <w:t>.</w:t>
             </w:r>
@@ -4544,6 +6332,11 @@
             </w:tcMar>
           </w:tcPr>
           <w:p>
+            <w:pPr>
+              <w:rPr>
+                <w:highlight w:val="yellow"/>
+              </w:rPr>
+            </w:pPr>
             <w:r>
               <w:rPr>
                 <w:i/>
@@ -4551,6 +6344,7 @@
                 <w:color w:val="595959"/>
                 <w:sz w:val="18"/>
                 <w:szCs w:val="18"/>
+                <w:highlight w:val="yellow"/>
               </w:rPr>
               <w:t>F1-04</w:t>
             </w:r>
@@ -4558,12 +6352,6 @@
         </w:tc>
       </w:tr>
       <w:tr>
-        <w:tblPrEx>
-          <w:tblCellMar>
-            <w:top w:w="0" w:type="dxa"/>
-            <w:bottom w:w="0" w:type="dxa"/>
-          </w:tblCellMar>
-        </w:tblPrEx>
         <w:tc>
           <w:tcPr>
             <w:tcW w:w="700" w:type="dxa"/>
@@ -4581,6 +6369,11 @@
             </w:tcMar>
           </w:tcPr>
           <w:p>
+            <w:pPr>
+              <w:rPr>
+                <w:highlight w:val="green"/>
+              </w:rPr>
+            </w:pPr>
             <w:r>
               <w:rPr>
                 <w:b/>
@@ -4588,6 +6381,7 @@
                 <w:color w:val="2E75B6"/>
                 <w:sz w:val="18"/>
                 <w:szCs w:val="18"/>
+                <w:highlight w:val="green"/>
               </w:rPr>
               <w:t>F2-13</w:t>
             </w:r>
@@ -4610,10 +6404,16 @@
             </w:tcMar>
           </w:tcPr>
           <w:p>
-            <w:r>
-              <w:rPr>
-                <w:sz w:val="18"/>
-                <w:szCs w:val="18"/>
+            <w:pPr>
+              <w:rPr>
+                <w:highlight w:val="green"/>
+              </w:rPr>
+            </w:pPr>
+            <w:r>
+              <w:rPr>
+                <w:sz w:val="18"/>
+                <w:szCs w:val="18"/>
+                <w:highlight w:val="green"/>
               </w:rPr>
               <w:t>Integración con Google Drive</w:t>
             </w:r>
@@ -4636,19 +6436,66 @@
             </w:tcMar>
           </w:tcPr>
           <w:p>
-            <w:r>
-              <w:rPr>
-                <w:color w:val="595959"/>
-                <w:sz w:val="18"/>
-                <w:szCs w:val="18"/>
-              </w:rPr>
-              <w:t>OAuth con Google. Listar archivos del Drive. Importar Google Docs/Sheets/Slides como recurso visualizable en Librería</w:t>
-            </w:r>
-            <w:r>
-              <w:rPr>
-                <w:color w:val="595959"/>
-                <w:sz w:val="18"/>
-                <w:szCs w:val="18"/>
+            <w:pPr>
+              <w:rPr>
+                <w:highlight w:val="green"/>
+              </w:rPr>
+            </w:pPr>
+            <w:r>
+              <w:rPr>
+                <w:color w:val="595959"/>
+                <w:sz w:val="18"/>
+                <w:szCs w:val="18"/>
+                <w:highlight w:val="green"/>
+              </w:rPr>
+              <w:t xml:space="preserve">OAuth con Google. Listar archivos del Drive. Importar Google </w:t>
+            </w:r>
+            <w:proofErr w:type="spellStart"/>
+            <w:r>
+              <w:rPr>
+                <w:color w:val="595959"/>
+                <w:sz w:val="18"/>
+                <w:szCs w:val="18"/>
+                <w:highlight w:val="green"/>
+              </w:rPr>
+              <w:t>Docs</w:t>
+            </w:r>
+            <w:proofErr w:type="spellEnd"/>
+            <w:r>
+              <w:rPr>
+                <w:color w:val="595959"/>
+                <w:sz w:val="18"/>
+                <w:szCs w:val="18"/>
+                <w:highlight w:val="green"/>
+              </w:rPr>
+              <w:t>/Sheets/</w:t>
+            </w:r>
+            <w:proofErr w:type="spellStart"/>
+            <w:r>
+              <w:rPr>
+                <w:color w:val="595959"/>
+                <w:sz w:val="18"/>
+                <w:szCs w:val="18"/>
+                <w:highlight w:val="green"/>
+              </w:rPr>
+              <w:t>Slides</w:t>
+            </w:r>
+            <w:proofErr w:type="spellEnd"/>
+            <w:r>
+              <w:rPr>
+                <w:color w:val="595959"/>
+                <w:sz w:val="18"/>
+                <w:szCs w:val="18"/>
+                <w:highlight w:val="green"/>
+              </w:rPr>
+              <w:t xml:space="preserve"> como recurso visualizable en Librería</w:t>
+            </w:r>
+            <w:r>
+              <w:rPr>
+                <w:color w:val="595959"/>
+                <w:sz w:val="18"/>
+                <w:szCs w:val="18"/>
+                <w:highlight w:val="green"/>
               </w:rPr>
               <w:t>, con un botoncito</w:t>
             </w:r>
@@ -4657,6 +6504,7 @@
                 <w:color w:val="595959"/>
                 <w:sz w:val="18"/>
                 <w:szCs w:val="18"/>
+                <w:highlight w:val="green"/>
               </w:rPr>
               <w:t>.</w:t>
             </w:r>
@@ -4679,6 +6527,11 @@
             </w:tcMar>
           </w:tcPr>
           <w:p>
+            <w:pPr>
+              <w:rPr>
+                <w:highlight w:val="green"/>
+              </w:rPr>
+            </w:pPr>
             <w:r>
               <w:rPr>
                 <w:i/>
@@ -4686,6 +6539,7 @@
                 <w:color w:val="595959"/>
                 <w:sz w:val="18"/>
                 <w:szCs w:val="18"/>
+                <w:highlight w:val="green"/>
               </w:rPr>
               <w:t>F1-04, F2-11</w:t>
             </w:r>
@@ -4693,12 +6547,6 @@
         </w:tc>
       </w:tr>
       <w:tr>
-        <w:tblPrEx>
-          <w:tblCellMar>
-            <w:top w:w="0" w:type="dxa"/>
-            <w:bottom w:w="0" w:type="dxa"/>
-          </w:tblCellMar>
-        </w:tblPrEx>
         <w:tc>
           <w:tcPr>
             <w:tcW w:w="700" w:type="dxa"/>
@@ -4716,6 +6564,11 @@
             </w:tcMar>
           </w:tcPr>
           <w:p>
+            <w:pPr>
+              <w:rPr>
+                <w:highlight w:val="green"/>
+              </w:rPr>
+            </w:pPr>
             <w:r>
               <w:rPr>
                 <w:b/>
@@ -4723,6 +6576,7 @@
                 <w:color w:val="2E75B6"/>
                 <w:sz w:val="18"/>
                 <w:szCs w:val="18"/>
+                <w:highlight w:val="green"/>
               </w:rPr>
               <w:t>F2-14</w:t>
             </w:r>
@@ -4745,10 +6599,16 @@
             </w:tcMar>
           </w:tcPr>
           <w:p>
-            <w:r>
-              <w:rPr>
-                <w:sz w:val="18"/>
-                <w:szCs w:val="18"/>
+            <w:pPr>
+              <w:rPr>
+                <w:highlight w:val="green"/>
+              </w:rPr>
+            </w:pPr>
+            <w:r>
+              <w:rPr>
+                <w:sz w:val="18"/>
+                <w:szCs w:val="18"/>
+                <w:highlight w:val="green"/>
               </w:rPr>
               <w:t>Sistema de carpetas y directorios</w:t>
             </w:r>
@@ -4771,11 +6631,17 @@
             </w:tcMar>
           </w:tcPr>
           <w:p>
-            <w:r>
-              <w:rPr>
-                <w:color w:val="595959"/>
-                <w:sz w:val="18"/>
-                <w:szCs w:val="18"/>
+            <w:pPr>
+              <w:rPr>
+                <w:highlight w:val="green"/>
+              </w:rPr>
+            </w:pPr>
+            <w:r>
+              <w:rPr>
+                <w:color w:val="595959"/>
+                <w:sz w:val="18"/>
+                <w:szCs w:val="18"/>
+                <w:highlight w:val="green"/>
               </w:rPr>
               <w:t>Estructura de carpetas definida en XML (análoga a Obsidian). Crear, renombrar, mover y eliminar carpetas. Todos los recursos se asignan a una carpeta.</w:t>
             </w:r>
@@ -4798,6 +6664,11 @@
             </w:tcMar>
           </w:tcPr>
           <w:p>
+            <w:pPr>
+              <w:rPr>
+                <w:highlight w:val="green"/>
+              </w:rPr>
+            </w:pPr>
             <w:r>
               <w:rPr>
                 <w:i/>
@@ -4805,6 +6676,7 @@
                 <w:color w:val="595959"/>
                 <w:sz w:val="18"/>
                 <w:szCs w:val="18"/>
+                <w:highlight w:val="green"/>
               </w:rPr>
               <w:t>F1-02</w:t>
             </w:r>
@@ -4812,12 +6684,6 @@
         </w:tc>
       </w:tr>
       <w:tr>
-        <w:tblPrEx>
-          <w:tblCellMar>
-            <w:top w:w="0" w:type="dxa"/>
-            <w:bottom w:w="0" w:type="dxa"/>
-          </w:tblCellMar>
-        </w:tblPrEx>
         <w:tc>
           <w:tcPr>
             <w:tcW w:w="700" w:type="dxa"/>
@@ -4835,6 +6701,11 @@
             </w:tcMar>
           </w:tcPr>
           <w:p>
+            <w:pPr>
+              <w:rPr>
+                <w:highlight w:val="green"/>
+              </w:rPr>
+            </w:pPr>
             <w:r>
               <w:rPr>
                 <w:b/>
@@ -4842,6 +6713,7 @@
                 <w:color w:val="2E75B6"/>
                 <w:sz w:val="18"/>
                 <w:szCs w:val="18"/>
+                <w:highlight w:val="green"/>
               </w:rPr>
               <w:t>F2-15</w:t>
             </w:r>
@@ -4864,10 +6736,16 @@
             </w:tcMar>
           </w:tcPr>
           <w:p>
-            <w:r>
-              <w:rPr>
-                <w:sz w:val="18"/>
-                <w:szCs w:val="18"/>
+            <w:pPr>
+              <w:rPr>
+                <w:highlight w:val="green"/>
+              </w:rPr>
+            </w:pPr>
+            <w:r>
+              <w:rPr>
+                <w:sz w:val="18"/>
+                <w:szCs w:val="18"/>
+                <w:highlight w:val="green"/>
               </w:rPr>
               <w:t>Panel de navegación de carpetas</w:t>
             </w:r>
@@ -4890,19 +6768,37 @@
             </w:tcMar>
           </w:tcPr>
           <w:p>
-            <w:r>
-              <w:rPr>
-                <w:color w:val="595959"/>
-                <w:sz w:val="18"/>
-                <w:szCs w:val="18"/>
-              </w:rPr>
-              <w:t xml:space="preserve">Sidebar tipo explorador de archivos con árbol de carpetas. </w:t>
-            </w:r>
-            <w:r>
-              <w:rPr>
-                <w:color w:val="595959"/>
-                <w:sz w:val="18"/>
-                <w:szCs w:val="18"/>
+            <w:pPr>
+              <w:rPr>
+                <w:highlight w:val="green"/>
+              </w:rPr>
+            </w:pPr>
+            <w:proofErr w:type="spellStart"/>
+            <w:r>
+              <w:rPr>
+                <w:color w:val="595959"/>
+                <w:sz w:val="18"/>
+                <w:szCs w:val="18"/>
+                <w:highlight w:val="green"/>
+              </w:rPr>
+              <w:t>Sidebar</w:t>
+            </w:r>
+            <w:proofErr w:type="spellEnd"/>
+            <w:r>
+              <w:rPr>
+                <w:color w:val="595959"/>
+                <w:sz w:val="18"/>
+                <w:szCs w:val="18"/>
+                <w:highlight w:val="green"/>
+              </w:rPr>
+              <w:t xml:space="preserve"> tipo explorador de archivos con árbol de carpetas. </w:t>
+            </w:r>
+            <w:r>
+              <w:rPr>
+                <w:color w:val="595959"/>
+                <w:sz w:val="18"/>
+                <w:szCs w:val="18"/>
+                <w:highlight w:val="green"/>
               </w:rPr>
               <w:t>Clic</w:t>
             </w:r>
@@ -4911,6 +6807,7 @@
                 <w:color w:val="595959"/>
                 <w:sz w:val="18"/>
                 <w:szCs w:val="18"/>
+                <w:highlight w:val="green"/>
               </w:rPr>
               <w:t xml:space="preserve"> en carpeta </w:t>
             </w:r>
@@ -4919,6 +6816,7 @@
                 <w:color w:val="595959"/>
                 <w:sz w:val="18"/>
                 <w:szCs w:val="18"/>
+                <w:highlight w:val="green"/>
               </w:rPr>
               <w:t>para ver los</w:t>
             </w:r>
@@ -4927,6 +6825,7 @@
                 <w:color w:val="595959"/>
                 <w:sz w:val="18"/>
                 <w:szCs w:val="18"/>
+                <w:highlight w:val="green"/>
               </w:rPr>
               <w:t xml:space="preserve"> recursos.</w:t>
             </w:r>
@@ -4949,6 +6848,11 @@
             </w:tcMar>
           </w:tcPr>
           <w:p>
+            <w:pPr>
+              <w:rPr>
+                <w:highlight w:val="green"/>
+              </w:rPr>
+            </w:pPr>
             <w:r>
               <w:rPr>
                 <w:i/>
@@ -4956,6 +6860,7 @@
                 <w:color w:val="595959"/>
                 <w:sz w:val="18"/>
                 <w:szCs w:val="18"/>
+                <w:highlight w:val="green"/>
               </w:rPr>
               <w:t>F2-14</w:t>
             </w:r>
@@ -4963,12 +6868,6 @@
         </w:tc>
       </w:tr>
       <w:tr>
-        <w:tblPrEx>
-          <w:tblCellMar>
-            <w:top w:w="0" w:type="dxa"/>
-            <w:bottom w:w="0" w:type="dxa"/>
-          </w:tblCellMar>
-        </w:tblPrEx>
         <w:tc>
           <w:tcPr>
             <w:tcW w:w="700" w:type="dxa"/>
@@ -5023,7 +6922,23 @@
                 <w:sz w:val="18"/>
                 <w:szCs w:val="18"/>
               </w:rPr>
-              <w:t>Formato Anticithera (exportar colección)</w:t>
+              <w:t xml:space="preserve">Formato </w:t>
+            </w:r>
+            <w:proofErr w:type="spellStart"/>
+            <w:r>
+              <w:rPr>
+                <w:sz w:val="18"/>
+                <w:szCs w:val="18"/>
+              </w:rPr>
+              <w:t>Anticithera</w:t>
+            </w:r>
+            <w:proofErr w:type="spellEnd"/>
+            <w:r>
+              <w:rPr>
+                <w:sz w:val="18"/>
+                <w:szCs w:val="18"/>
+              </w:rPr>
+              <w:t xml:space="preserve"> (exportar colección)</w:t>
             </w:r>
           </w:p>
         </w:tc>
@@ -5051,7 +6966,43 @@
                 <w:sz w:val="18"/>
                 <w:szCs w:val="18"/>
               </w:rPr>
-              <w:t>Definir spec del "Formato Anticithera": JSON/ZIP que empaqueta recursos, fichas, tags y metadatos de un proyecto para su exportación.</w:t>
+              <w:t xml:space="preserve">Definir </w:t>
+            </w:r>
+            <w:proofErr w:type="spellStart"/>
+            <w:r>
+              <w:rPr>
+                <w:color w:val="595959"/>
+                <w:sz w:val="18"/>
+                <w:szCs w:val="18"/>
+              </w:rPr>
+              <w:t>spec</w:t>
+            </w:r>
+            <w:proofErr w:type="spellEnd"/>
+            <w:r>
+              <w:rPr>
+                <w:color w:val="595959"/>
+                <w:sz w:val="18"/>
+                <w:szCs w:val="18"/>
+              </w:rPr>
+              <w:t xml:space="preserve"> del "Formato </w:t>
+            </w:r>
+            <w:proofErr w:type="spellStart"/>
+            <w:r>
+              <w:rPr>
+                <w:color w:val="595959"/>
+                <w:sz w:val="18"/>
+                <w:szCs w:val="18"/>
+              </w:rPr>
+              <w:t>Anticithera</w:t>
+            </w:r>
+            <w:proofErr w:type="spellEnd"/>
+            <w:r>
+              <w:rPr>
+                <w:color w:val="595959"/>
+                <w:sz w:val="18"/>
+                <w:szCs w:val="18"/>
+              </w:rPr>
+              <w:t>": JSON/ZIP que empaqueta recursos, fichas, tags y metadatos de un proyecto para su exportación.</w:t>
             </w:r>
           </w:p>
         </w:tc>
@@ -5087,12 +7038,6 @@
         </w:tc>
       </w:tr>
       <w:tr>
-        <w:tblPrEx>
-          <w:tblCellMar>
-            <w:top w:w="0" w:type="dxa"/>
-            <w:bottom w:w="0" w:type="dxa"/>
-          </w:tblCellMar>
-        </w:tblPrEx>
         <w:tc>
           <w:tcPr>
             <w:tcW w:w="700" w:type="dxa"/>
@@ -5146,8 +7091,17 @@
                 <w:sz w:val="18"/>
                 <w:szCs w:val="18"/>
               </w:rPr>
-              <w:t>Importar colección en Formato Anticithera</w:t>
-            </w:r>
+              <w:t xml:space="preserve">Importar colección en Formato </w:t>
+            </w:r>
+            <w:proofErr w:type="spellStart"/>
+            <w:r>
+              <w:rPr>
+                <w:sz w:val="18"/>
+                <w:szCs w:val="18"/>
+              </w:rPr>
+              <w:t>Anticithera</w:t>
+            </w:r>
+            <w:proofErr w:type="spellEnd"/>
           </w:p>
         </w:tc>
         <w:tc>
@@ -5174,7 +7128,25 @@
                 <w:sz w:val="18"/>
                 <w:szCs w:val="18"/>
               </w:rPr>
-              <w:t>Importar un ZIP/JSON en Formato Anticithera desde el sistema de archivos o una URL de repo GitHub público. Restaurar todos los recursos.</w:t>
+              <w:t xml:space="preserve">Importar un ZIP/JSON en Formato </w:t>
+            </w:r>
+            <w:proofErr w:type="spellStart"/>
+            <w:r>
+              <w:rPr>
+                <w:color w:val="595959"/>
+                <w:sz w:val="18"/>
+                <w:szCs w:val="18"/>
+              </w:rPr>
+              <w:t>Anticithera</w:t>
+            </w:r>
+            <w:proofErr w:type="spellEnd"/>
+            <w:r>
+              <w:rPr>
+                <w:color w:val="595959"/>
+                <w:sz w:val="18"/>
+                <w:szCs w:val="18"/>
+              </w:rPr>
+              <w:t xml:space="preserve"> desde el sistema de archivos o una URL de repo GitHub público. Restaurar todos los recursos.</w:t>
             </w:r>
           </w:p>
         </w:tc>
@@ -5210,12 +7182,6 @@
         </w:tc>
       </w:tr>
       <w:tr>
-        <w:tblPrEx>
-          <w:tblCellMar>
-            <w:top w:w="0" w:type="dxa"/>
-            <w:bottom w:w="0" w:type="dxa"/>
-          </w:tblCellMar>
-        </w:tblPrEx>
         <w:tc>
           <w:tcPr>
             <w:tcW w:w="700" w:type="dxa"/>
@@ -5233,6 +7199,11 @@
             </w:tcMar>
           </w:tcPr>
           <w:p>
+            <w:pPr>
+              <w:rPr>
+                <w:highlight w:val="yellow"/>
+              </w:rPr>
+            </w:pPr>
             <w:r>
               <w:rPr>
                 <w:b/>
@@ -5240,6 +7211,7 @@
                 <w:color w:val="2E75B6"/>
                 <w:sz w:val="18"/>
                 <w:szCs w:val="18"/>
+                <w:highlight w:val="yellow"/>
               </w:rPr>
               <w:t>F2-19</w:t>
             </w:r>
@@ -5262,10 +7234,16 @@
             </w:tcMar>
           </w:tcPr>
           <w:p>
-            <w:r>
-              <w:rPr>
-                <w:sz w:val="18"/>
-                <w:szCs w:val="18"/>
+            <w:pPr>
+              <w:rPr>
+                <w:highlight w:val="yellow"/>
+              </w:rPr>
+            </w:pPr>
+            <w:r>
+              <w:rPr>
+                <w:sz w:val="18"/>
+                <w:szCs w:val="18"/>
+                <w:highlight w:val="yellow"/>
               </w:rPr>
               <w:t>Panel de búsqueda de La Librería</w:t>
             </w:r>
@@ -5288,11 +7266,17 @@
             </w:tcMar>
           </w:tcPr>
           <w:p>
-            <w:r>
-              <w:rPr>
-                <w:color w:val="595959"/>
-                <w:sz w:val="18"/>
-                <w:szCs w:val="18"/>
+            <w:pPr>
+              <w:rPr>
+                <w:highlight w:val="yellow"/>
+              </w:rPr>
+            </w:pPr>
+            <w:r>
+              <w:rPr>
+                <w:color w:val="595959"/>
+                <w:sz w:val="18"/>
+                <w:szCs w:val="18"/>
+                <w:highlight w:val="yellow"/>
               </w:rPr>
               <w:t>Vista filtrable de todos los recursos por tipo (PDF / nota / notebook / documento / ficha), tag y carpeta. Consume el índice de F1-06.</w:t>
             </w:r>
@@ -5315,6 +7299,11 @@
             </w:tcMar>
           </w:tcPr>
           <w:p>
+            <w:pPr>
+              <w:rPr>
+                <w:highlight w:val="yellow"/>
+              </w:rPr>
+            </w:pPr>
             <w:r>
               <w:rPr>
                 <w:i/>
@@ -5322,6 +7311,7 @@
                 <w:color w:val="595959"/>
                 <w:sz w:val="18"/>
                 <w:szCs w:val="18"/>
+                <w:highlight w:val="yellow"/>
               </w:rPr>
               <w:t>F1-06, F2-14</w:t>
             </w:r>
@@ -5360,12 +7350,6 @@
         <w:gridCol w:w="9360"/>
       </w:tblGrid>
       <w:tr>
-        <w:tblPrEx>
-          <w:tblCellMar>
-            <w:top w:w="0" w:type="dxa"/>
-            <w:bottom w:w="0" w:type="dxa"/>
-          </w:tblCellMar>
-        </w:tblPrEx>
         <w:tc>
           <w:tcPr>
             <w:tcW w:w="9360" w:type="dxa"/>
@@ -5392,7 +7376,29 @@
                 <w:sz w:val="24"/>
                 <w:szCs w:val="24"/>
               </w:rPr>
-              <w:t>FASE 3  —  El Laboratorio — Visor y Motor de Fichas</w:t>
+              <w:t xml:space="preserve">FASE </w:t>
+            </w:r>
+            <w:proofErr w:type="gramStart"/>
+            <w:r>
+              <w:rPr>
+                <w:b/>
+                <w:bCs/>
+                <w:color w:val="1F4E79"/>
+                <w:sz w:val="24"/>
+                <w:szCs w:val="24"/>
+              </w:rPr>
+              <w:t>3  —</w:t>
+            </w:r>
+            <w:proofErr w:type="gramEnd"/>
+            <w:r>
+              <w:rPr>
+                <w:b/>
+                <w:bCs/>
+                <w:color w:val="1F4E79"/>
+                <w:sz w:val="24"/>
+                <w:szCs w:val="24"/>
+              </w:rPr>
+              <w:t xml:space="preserve">  El Laboratorio — Visor y Motor de Fichas</w:t>
             </w:r>
           </w:p>
         </w:tc>
@@ -5435,7 +7441,41 @@
           <w:sz w:val="20"/>
           <w:szCs w:val="20"/>
         </w:rPr>
-        <w:t>s un visor avanzado de .ipynb y un motor de fichas bibliográficas con enlaces bidireccionales tipo Obsidian</w:t>
+        <w:t xml:space="preserve">s un visor avanzado </w:t>
+      </w:r>
+      <w:proofErr w:type="gramStart"/>
+      <w:r>
+        <w:rPr>
+          <w:i/>
+          <w:iCs/>
+          <w:color w:val="595959"/>
+          <w:sz w:val="20"/>
+          <w:szCs w:val="20"/>
+        </w:rPr>
+        <w:t>de .</w:t>
+      </w:r>
+      <w:proofErr w:type="spellStart"/>
+      <w:r>
+        <w:rPr>
+          <w:i/>
+          <w:iCs/>
+          <w:color w:val="595959"/>
+          <w:sz w:val="20"/>
+          <w:szCs w:val="20"/>
+        </w:rPr>
+        <w:t>ipynb</w:t>
+      </w:r>
+      <w:proofErr w:type="spellEnd"/>
+      <w:proofErr w:type="gramEnd"/>
+      <w:r>
+        <w:rPr>
+          <w:i/>
+          <w:iCs/>
+          <w:color w:val="595959"/>
+          <w:sz w:val="20"/>
+          <w:szCs w:val="20"/>
+        </w:rPr>
+        <w:t xml:space="preserve"> y un motor de fichas bibliográficas con enlaces bidireccionales tipo Obsidian</w:t>
       </w:r>
       <w:r>
         <w:rPr>
@@ -5487,12 +7527,6 @@
         <w:gridCol w:w="1300"/>
       </w:tblGrid>
       <w:tr>
-        <w:tblPrEx>
-          <w:tblCellMar>
-            <w:top w:w="0" w:type="dxa"/>
-            <w:bottom w:w="0" w:type="dxa"/>
-          </w:tblCellMar>
-        </w:tblPrEx>
         <w:tc>
           <w:tcPr>
             <w:tcW w:w="700" w:type="dxa"/>
@@ -5601,6 +7635,7 @@
             </w:tcMar>
           </w:tcPr>
           <w:p>
+            <w:proofErr w:type="spellStart"/>
             <w:r>
               <w:rPr>
                 <w:b/>
@@ -5609,18 +7644,23 @@
                 <w:sz w:val="18"/>
                 <w:szCs w:val="18"/>
               </w:rPr>
-              <w:t>Deps.</w:t>
+              <w:t>Deps</w:t>
+            </w:r>
+            <w:proofErr w:type="spellEnd"/>
+            <w:r>
+              <w:rPr>
+                <w:b/>
+                <w:bCs/>
+                <w:color w:val="1F4E79"/>
+                <w:sz w:val="18"/>
+                <w:szCs w:val="18"/>
+              </w:rPr>
+              <w:t>.</w:t>
             </w:r>
           </w:p>
         </w:tc>
       </w:tr>
       <w:tr>
-        <w:tblPrEx>
-          <w:tblCellMar>
-            <w:top w:w="0" w:type="dxa"/>
-            <w:bottom w:w="0" w:type="dxa"/>
-          </w:tblCellMar>
-        </w:tblPrEx>
         <w:tc>
           <w:tcPr>
             <w:tcW w:w="700" w:type="dxa"/>
@@ -5672,7 +7712,32 @@
                 <w:sz w:val="18"/>
                 <w:szCs w:val="18"/>
               </w:rPr>
-              <w:t>Visor avanzado de notebooks (.ipynb)</w:t>
+              <w:t xml:space="preserve">Visor avanzado de notebooks </w:t>
+            </w:r>
+            <w:proofErr w:type="gramStart"/>
+            <w:r>
+              <w:rPr>
+                <w:sz w:val="18"/>
+                <w:szCs w:val="18"/>
+              </w:rPr>
+              <w:t>(.</w:t>
+            </w:r>
+            <w:proofErr w:type="spellStart"/>
+            <w:r>
+              <w:rPr>
+                <w:sz w:val="18"/>
+                <w:szCs w:val="18"/>
+              </w:rPr>
+              <w:t>ipynb</w:t>
+            </w:r>
+            <w:proofErr w:type="spellEnd"/>
+            <w:proofErr w:type="gramEnd"/>
+            <w:r>
+              <w:rPr>
+                <w:sz w:val="18"/>
+                <w:szCs w:val="18"/>
+              </w:rPr>
+              <w:t>)</w:t>
             </w:r>
           </w:p>
         </w:tc>
@@ -5699,7 +7764,61 @@
                 <w:sz w:val="18"/>
                 <w:szCs w:val="18"/>
               </w:rPr>
-              <w:t>Carga el notebook desde La Librería. Renderiza celdas Markdown, código (con highlight), salidas previas (imágenes, tablas, texto) y ecuaciones LaTeX vía MathJax.</w:t>
+              <w:t xml:space="preserve">Carga el notebook desde La Librería. Renderiza celdas </w:t>
+            </w:r>
+            <w:proofErr w:type="spellStart"/>
+            <w:r>
+              <w:rPr>
+                <w:color w:val="595959"/>
+                <w:sz w:val="18"/>
+                <w:szCs w:val="18"/>
+              </w:rPr>
+              <w:t>Markdown</w:t>
+            </w:r>
+            <w:proofErr w:type="spellEnd"/>
+            <w:r>
+              <w:rPr>
+                <w:color w:val="595959"/>
+                <w:sz w:val="18"/>
+                <w:szCs w:val="18"/>
+              </w:rPr>
+              <w:t xml:space="preserve">, código (con </w:t>
+            </w:r>
+            <w:proofErr w:type="spellStart"/>
+            <w:r>
+              <w:rPr>
+                <w:color w:val="595959"/>
+                <w:sz w:val="18"/>
+                <w:szCs w:val="18"/>
+              </w:rPr>
+              <w:t>highlight</w:t>
+            </w:r>
+            <w:proofErr w:type="spellEnd"/>
+            <w:r>
+              <w:rPr>
+                <w:color w:val="595959"/>
+                <w:sz w:val="18"/>
+                <w:szCs w:val="18"/>
+              </w:rPr>
+              <w:t xml:space="preserve">), salidas previas (imágenes, tablas, texto) y ecuaciones LaTeX vía </w:t>
+            </w:r>
+            <w:proofErr w:type="spellStart"/>
+            <w:r>
+              <w:rPr>
+                <w:color w:val="595959"/>
+                <w:sz w:val="18"/>
+                <w:szCs w:val="18"/>
+              </w:rPr>
+              <w:t>MathJax</w:t>
+            </w:r>
+            <w:proofErr w:type="spellEnd"/>
+            <w:r>
+              <w:rPr>
+                <w:color w:val="595959"/>
+                <w:sz w:val="18"/>
+                <w:szCs w:val="18"/>
+              </w:rPr>
+              <w:t>.</w:t>
             </w:r>
           </w:p>
         </w:tc>
@@ -5734,12 +7853,6 @@
         </w:tc>
       </w:tr>
       <w:tr>
-        <w:tblPrEx>
-          <w:tblCellMar>
-            <w:top w:w="0" w:type="dxa"/>
-            <w:bottom w:w="0" w:type="dxa"/>
-          </w:tblCellMar>
-        </w:tblPrEx>
         <w:tc>
           <w:tcPr>
             <w:tcW w:w="700" w:type="dxa"/>
@@ -5757,6 +7870,11 @@
             </w:tcMar>
           </w:tcPr>
           <w:p>
+            <w:pPr>
+              <w:rPr>
+                <w:highlight w:val="red"/>
+              </w:rPr>
+            </w:pPr>
             <w:r>
               <w:rPr>
                 <w:b/>
@@ -5764,6 +7882,7 @@
                 <w:color w:val="2E75B6"/>
                 <w:sz w:val="18"/>
                 <w:szCs w:val="18"/>
+                <w:highlight w:val="red"/>
               </w:rPr>
               <w:t>F3-02</w:t>
             </w:r>
@@ -5786,10 +7905,16 @@
             </w:tcMar>
           </w:tcPr>
           <w:p>
-            <w:r>
-              <w:rPr>
-                <w:sz w:val="18"/>
-                <w:szCs w:val="18"/>
+            <w:pPr>
+              <w:rPr>
+                <w:highlight w:val="red"/>
+              </w:rPr>
+            </w:pPr>
+            <w:r>
+              <w:rPr>
+                <w:sz w:val="18"/>
+                <w:szCs w:val="18"/>
+                <w:highlight w:val="red"/>
               </w:rPr>
               <w:t>Estructura navegable — colapso de celdas</w:t>
             </w:r>
@@ -5812,11 +7937,17 @@
             </w:tcMar>
           </w:tcPr>
           <w:p>
-            <w:r>
-              <w:rPr>
-                <w:color w:val="595959"/>
-                <w:sz w:val="18"/>
-                <w:szCs w:val="18"/>
+            <w:pPr>
+              <w:rPr>
+                <w:highlight w:val="red"/>
+              </w:rPr>
+            </w:pPr>
+            <w:r>
+              <w:rPr>
+                <w:color w:val="595959"/>
+                <w:sz w:val="18"/>
+                <w:szCs w:val="18"/>
+                <w:highlight w:val="red"/>
               </w:rPr>
               <w:t>Permitir colapsar y expandir celdas de código individualmente para centrarse en resultados y narrativa</w:t>
             </w:r>
@@ -5825,6 +7956,7 @@
                 <w:color w:val="595959"/>
                 <w:sz w:val="18"/>
                 <w:szCs w:val="18"/>
+                <w:highlight w:val="red"/>
               </w:rPr>
               <w:t xml:space="preserve"> (este es desechable)</w:t>
             </w:r>
@@ -5833,6 +7965,7 @@
                 <w:color w:val="595959"/>
                 <w:sz w:val="18"/>
                 <w:szCs w:val="18"/>
+                <w:highlight w:val="red"/>
               </w:rPr>
               <w:t>.</w:t>
             </w:r>
@@ -5855,6 +7988,11 @@
             </w:tcMar>
           </w:tcPr>
           <w:p>
+            <w:pPr>
+              <w:rPr>
+                <w:highlight w:val="red"/>
+              </w:rPr>
+            </w:pPr>
             <w:r>
               <w:rPr>
                 <w:i/>
@@ -5862,6 +8000,7 @@
                 <w:color w:val="595959"/>
                 <w:sz w:val="18"/>
                 <w:szCs w:val="18"/>
+                <w:highlight w:val="red"/>
               </w:rPr>
               <w:t>F3-01</w:t>
             </w:r>
@@ -5869,12 +8008,6 @@
         </w:tc>
       </w:tr>
       <w:tr>
-        <w:tblPrEx>
-          <w:tblCellMar>
-            <w:top w:w="0" w:type="dxa"/>
-            <w:bottom w:w="0" w:type="dxa"/>
-          </w:tblCellMar>
-        </w:tblPrEx>
         <w:tc>
           <w:tcPr>
             <w:tcW w:w="700" w:type="dxa"/>
@@ -5953,15 +8086,25 @@
                 <w:sz w:val="18"/>
                 <w:szCs w:val="18"/>
               </w:rPr>
-              <w:t>Botón</w:t>
-            </w:r>
-            <w:r>
-              <w:rPr>
-                <w:color w:val="595959"/>
-                <w:sz w:val="18"/>
-                <w:szCs w:val="18"/>
-              </w:rPr>
-              <w:t xml:space="preserve"> que oculta todas las celdas de código y muestra solo celdas Markdown + salidas. Para revisión rápida o presentación.</w:t>
+              <w:t xml:space="preserve">Botón que oculta todas las celdas de código y muestra solo celdas </w:t>
+            </w:r>
+            <w:proofErr w:type="spellStart"/>
+            <w:r>
+              <w:rPr>
+                <w:color w:val="595959"/>
+                <w:sz w:val="18"/>
+                <w:szCs w:val="18"/>
+              </w:rPr>
+              <w:t>Markdown</w:t>
+            </w:r>
+            <w:proofErr w:type="spellEnd"/>
+            <w:r>
+              <w:rPr>
+                <w:color w:val="595959"/>
+                <w:sz w:val="18"/>
+                <w:szCs w:val="18"/>
+              </w:rPr>
+              <w:t xml:space="preserve"> + salidas. Para revisión rápida o presentación.</w:t>
             </w:r>
           </w:p>
         </w:tc>
@@ -5996,12 +8139,6 @@
         </w:tc>
       </w:tr>
       <w:tr>
-        <w:tblPrEx>
-          <w:tblCellMar>
-            <w:top w:w="0" w:type="dxa"/>
-            <w:bottom w:w="0" w:type="dxa"/>
-          </w:tblCellMar>
-        </w:tblPrEx>
         <w:tc>
           <w:tcPr>
             <w:tcW w:w="700" w:type="dxa"/>
@@ -6080,7 +8217,25 @@
                 <w:sz w:val="18"/>
                 <w:szCs w:val="18"/>
               </w:rPr>
-              <w:t>Permitir seleccionar: celda Markdown completa, fragmento de código, salida específica (tabla/gráfica/valor), imagen generada.</w:t>
+              <w:t xml:space="preserve">Permitir seleccionar: celda </w:t>
+            </w:r>
+            <w:proofErr w:type="spellStart"/>
+            <w:r>
+              <w:rPr>
+                <w:color w:val="595959"/>
+                <w:sz w:val="18"/>
+                <w:szCs w:val="18"/>
+              </w:rPr>
+              <w:t>Markdown</w:t>
+            </w:r>
+            <w:proofErr w:type="spellEnd"/>
+            <w:r>
+              <w:rPr>
+                <w:color w:val="595959"/>
+                <w:sz w:val="18"/>
+                <w:szCs w:val="18"/>
+              </w:rPr>
+              <w:t xml:space="preserve"> completa, fragmento de código, salida específica (tabla/gráfica/valor), imagen generada.</w:t>
             </w:r>
           </w:p>
         </w:tc>
@@ -6115,12 +8270,6 @@
         </w:tc>
       </w:tr>
       <w:tr>
-        <w:tblPrEx>
-          <w:tblCellMar>
-            <w:top w:w="0" w:type="dxa"/>
-            <w:bottom w:w="0" w:type="dxa"/>
-          </w:tblCellMar>
-        </w:tblPrEx>
         <w:tc>
           <w:tcPr>
             <w:tcW w:w="700" w:type="dxa"/>
@@ -6199,7 +8348,25 @@
                 <w:sz w:val="18"/>
                 <w:szCs w:val="18"/>
               </w:rPr>
-              <w:t>Modal de creación de ficha: campo de comentarios e interpretación, selector de tags, asociación a proyecto/autor. Pre-rellena con el elemento seleccionado.</w:t>
+              <w:t xml:space="preserve">Modal de creación de ficha: campo de comentarios e interpretación, selector de tags, asociación a proyecto/autor. </w:t>
+            </w:r>
+            <w:proofErr w:type="spellStart"/>
+            <w:r>
+              <w:rPr>
+                <w:color w:val="595959"/>
+                <w:sz w:val="18"/>
+                <w:szCs w:val="18"/>
+              </w:rPr>
+              <w:t>Pre-rellena</w:t>
+            </w:r>
+            <w:proofErr w:type="spellEnd"/>
+            <w:r>
+              <w:rPr>
+                <w:color w:val="595959"/>
+                <w:sz w:val="18"/>
+                <w:szCs w:val="18"/>
+              </w:rPr>
+              <w:t xml:space="preserve"> con el elemento seleccionado.</w:t>
             </w:r>
           </w:p>
         </w:tc>
@@ -6234,12 +8401,6 @@
         </w:tc>
       </w:tr>
       <w:tr>
-        <w:tblPrEx>
-          <w:tblCellMar>
-            <w:top w:w="0" w:type="dxa"/>
-            <w:bottom w:w="0" w:type="dxa"/>
-          </w:tblCellMar>
-        </w:tblPrEx>
         <w:tc>
           <w:tcPr>
             <w:tcW w:w="700" w:type="dxa"/>
@@ -6318,7 +8479,35 @@
                 <w:sz w:val="18"/>
                 <w:szCs w:val="18"/>
               </w:rPr>
-              <w:t>Cada ficha guarda referencia al notebook origen y número de celda ([[notebook.ipynb#celda-N]] estilo Obsidian). El notebook muestra un indicador de que la celda tiene ficha.</w:t>
+              <w:t>Cada ficha guarda referencia al notebook origen y número de celda ([[</w:t>
+            </w:r>
+            <w:proofErr w:type="spellStart"/>
+            <w:proofErr w:type="gramStart"/>
+            <w:r>
+              <w:rPr>
+                <w:color w:val="595959"/>
+                <w:sz w:val="18"/>
+                <w:szCs w:val="18"/>
+              </w:rPr>
+              <w:t>notebook.ipynb</w:t>
+            </w:r>
+            <w:proofErr w:type="gramEnd"/>
+            <w:r>
+              <w:rPr>
+                <w:color w:val="595959"/>
+                <w:sz w:val="18"/>
+                <w:szCs w:val="18"/>
+              </w:rPr>
+              <w:t>#celda-N</w:t>
+            </w:r>
+            <w:proofErr w:type="spellEnd"/>
+            <w:r>
+              <w:rPr>
+                <w:color w:val="595959"/>
+                <w:sz w:val="18"/>
+                <w:szCs w:val="18"/>
+              </w:rPr>
+              <w:t>]] estilo Obsidian). El notebook muestra un indicador de que la celda tiene ficha.</w:t>
             </w:r>
           </w:p>
         </w:tc>
@@ -6353,12 +8542,6 @@
         </w:tc>
       </w:tr>
       <w:tr>
-        <w:tblPrEx>
-          <w:tblCellMar>
-            <w:top w:w="0" w:type="dxa"/>
-            <w:bottom w:w="0" w:type="dxa"/>
-          </w:tblCellMar>
-        </w:tblPrEx>
         <w:tc>
           <w:tcPr>
             <w:tcW w:w="700" w:type="dxa"/>
@@ -6472,12 +8655,6 @@
         </w:tc>
       </w:tr>
       <w:tr>
-        <w:tblPrEx>
-          <w:tblCellMar>
-            <w:top w:w="0" w:type="dxa"/>
-            <w:bottom w:w="0" w:type="dxa"/>
-          </w:tblCellMar>
-        </w:tblPrEx>
         <w:tc>
           <w:tcPr>
             <w:tcW w:w="700" w:type="dxa"/>
@@ -6556,7 +8733,43 @@
                 <w:sz w:val="18"/>
                 <w:szCs w:val="18"/>
               </w:rPr>
-              <w:t>Cada ficha creada se almacena en IndexedDB como recurso Markdown enriquecido con metadatos, accesible desde el buscador global.</w:t>
+              <w:t xml:space="preserve">Cada ficha creada se almacena en </w:t>
+            </w:r>
+            <w:proofErr w:type="spellStart"/>
+            <w:r>
+              <w:rPr>
+                <w:color w:val="595959"/>
+                <w:sz w:val="18"/>
+                <w:szCs w:val="18"/>
+              </w:rPr>
+              <w:t>IndexedDB</w:t>
+            </w:r>
+            <w:proofErr w:type="spellEnd"/>
+            <w:r>
+              <w:rPr>
+                <w:color w:val="595959"/>
+                <w:sz w:val="18"/>
+                <w:szCs w:val="18"/>
+              </w:rPr>
+              <w:t xml:space="preserve"> como recurso </w:t>
+            </w:r>
+            <w:proofErr w:type="spellStart"/>
+            <w:r>
+              <w:rPr>
+                <w:color w:val="595959"/>
+                <w:sz w:val="18"/>
+                <w:szCs w:val="18"/>
+              </w:rPr>
+              <w:t>Markdown</w:t>
+            </w:r>
+            <w:proofErr w:type="spellEnd"/>
+            <w:r>
+              <w:rPr>
+                <w:color w:val="595959"/>
+                <w:sz w:val="18"/>
+                <w:szCs w:val="18"/>
+              </w:rPr>
+              <w:t xml:space="preserve"> enriquecido con metadatos, accesible desde el buscador global.</w:t>
             </w:r>
           </w:p>
         </w:tc>
@@ -6591,12 +8804,6 @@
         </w:tc>
       </w:tr>
       <w:tr>
-        <w:tblPrEx>
-          <w:tblCellMar>
-            <w:top w:w="0" w:type="dxa"/>
-            <w:bottom w:w="0" w:type="dxa"/>
-          </w:tblCellMar>
-        </w:tblPrEx>
         <w:tc>
           <w:tcPr>
             <w:tcW w:w="700" w:type="dxa"/>
@@ -6669,13 +8876,77 @@
             </w:tcMar>
           </w:tcPr>
           <w:p>
-            <w:r>
-              <w:rPr>
-                <w:color w:val="595959"/>
-                <w:sz w:val="18"/>
-                <w:szCs w:val="18"/>
-              </w:rPr>
-              <w:t>Via Puente Obsidian: exportar fichas como citas APA/MLA/BibTeX, notas Markdown con wikilinks, o documento compilado (PDF/DOCX) de todas las fichas de un notebook.</w:t>
+            <w:proofErr w:type="spellStart"/>
+            <w:r>
+              <w:rPr>
+                <w:color w:val="595959"/>
+                <w:sz w:val="18"/>
+                <w:szCs w:val="18"/>
+              </w:rPr>
+              <w:t>Via</w:t>
+            </w:r>
+            <w:proofErr w:type="spellEnd"/>
+            <w:r>
+              <w:rPr>
+                <w:color w:val="595959"/>
+                <w:sz w:val="18"/>
+                <w:szCs w:val="18"/>
+              </w:rPr>
+              <w:t xml:space="preserve"> Puente Obsidian: exportar fichas como citas APA/MLA/</w:t>
+            </w:r>
+            <w:proofErr w:type="spellStart"/>
+            <w:r>
+              <w:rPr>
+                <w:color w:val="595959"/>
+                <w:sz w:val="18"/>
+                <w:szCs w:val="18"/>
+              </w:rPr>
+              <w:t>BibTeX</w:t>
+            </w:r>
+            <w:proofErr w:type="spellEnd"/>
+            <w:r>
+              <w:rPr>
+                <w:color w:val="595959"/>
+                <w:sz w:val="18"/>
+                <w:szCs w:val="18"/>
+              </w:rPr>
+              <w:t xml:space="preserve">, notas </w:t>
+            </w:r>
+            <w:proofErr w:type="spellStart"/>
+            <w:r>
+              <w:rPr>
+                <w:color w:val="595959"/>
+                <w:sz w:val="18"/>
+                <w:szCs w:val="18"/>
+              </w:rPr>
+              <w:t>Markdown</w:t>
+            </w:r>
+            <w:proofErr w:type="spellEnd"/>
+            <w:r>
+              <w:rPr>
+                <w:color w:val="595959"/>
+                <w:sz w:val="18"/>
+                <w:szCs w:val="18"/>
+              </w:rPr>
+              <w:t xml:space="preserve"> con </w:t>
+            </w:r>
+            <w:proofErr w:type="spellStart"/>
+            <w:r>
+              <w:rPr>
+                <w:color w:val="595959"/>
+                <w:sz w:val="18"/>
+                <w:szCs w:val="18"/>
+              </w:rPr>
+              <w:t>wikilinks</w:t>
+            </w:r>
+            <w:proofErr w:type="spellEnd"/>
+            <w:r>
+              <w:rPr>
+                <w:color w:val="595959"/>
+                <w:sz w:val="18"/>
+                <w:szCs w:val="18"/>
+              </w:rPr>
+              <w:t>, o documento compilado (PDF/DOCX) de todas las fichas de un notebook.</w:t>
             </w:r>
           </w:p>
         </w:tc>
@@ -6710,12 +8981,6 @@
         </w:tc>
       </w:tr>
       <w:tr>
-        <w:tblPrEx>
-          <w:tblCellMar>
-            <w:top w:w="0" w:type="dxa"/>
-            <w:bottom w:w="0" w:type="dxa"/>
-          </w:tblCellMar>
-        </w:tblPrEx>
         <w:tc>
           <w:tcPr>
             <w:tcW w:w="700" w:type="dxa"/>
@@ -6830,12 +9095,6 @@
         </w:tc>
       </w:tr>
       <w:tr>
-        <w:tblPrEx>
-          <w:tblCellMar>
-            <w:top w:w="0" w:type="dxa"/>
-            <w:bottom w:w="0" w:type="dxa"/>
-          </w:tblCellMar>
-        </w:tblPrEx>
         <w:tc>
           <w:tcPr>
             <w:tcW w:w="700" w:type="dxa"/>
@@ -7130,12 +9389,6 @@
         <w:gridCol w:w="9360"/>
       </w:tblGrid>
       <w:tr>
-        <w:tblPrEx>
-          <w:tblCellMar>
-            <w:top w:w="0" w:type="dxa"/>
-            <w:bottom w:w="0" w:type="dxa"/>
-          </w:tblCellMar>
-        </w:tblPrEx>
         <w:tc>
           <w:tcPr>
             <w:tcW w:w="9360" w:type="dxa"/>
@@ -7163,7 +9416,29 @@
                 <w:szCs w:val="24"/>
               </w:rPr>
               <w:lastRenderedPageBreak/>
-              <w:t>FASE 4  —  The Forge — Colaboración y Versionado</w:t>
+              <w:t xml:space="preserve">FASE </w:t>
+            </w:r>
+            <w:proofErr w:type="gramStart"/>
+            <w:r>
+              <w:rPr>
+                <w:b/>
+                <w:bCs/>
+                <w:color w:val="1F4E79"/>
+                <w:sz w:val="24"/>
+                <w:szCs w:val="24"/>
+              </w:rPr>
+              <w:t>4  —</w:t>
+            </w:r>
+            <w:proofErr w:type="gramEnd"/>
+            <w:r>
+              <w:rPr>
+                <w:b/>
+                <w:bCs/>
+                <w:color w:val="1F4E79"/>
+                <w:sz w:val="24"/>
+                <w:szCs w:val="24"/>
+              </w:rPr>
+              <w:t xml:space="preserve">  The Forge — Colaboración y Versionado</w:t>
             </w:r>
           </w:p>
         </w:tc>
@@ -7218,12 +9493,6 @@
         <w:gridCol w:w="1300"/>
       </w:tblGrid>
       <w:tr>
-        <w:tblPrEx>
-          <w:tblCellMar>
-            <w:top w:w="0" w:type="dxa"/>
-            <w:bottom w:w="0" w:type="dxa"/>
-          </w:tblCellMar>
-        </w:tblPrEx>
         <w:tc>
           <w:tcPr>
             <w:tcW w:w="700" w:type="dxa"/>
@@ -7332,6 +9601,7 @@
             </w:tcMar>
           </w:tcPr>
           <w:p>
+            <w:proofErr w:type="spellStart"/>
             <w:r>
               <w:rPr>
                 <w:b/>
@@ -7340,18 +9610,23 @@
                 <w:sz w:val="18"/>
                 <w:szCs w:val="18"/>
               </w:rPr>
-              <w:t>Deps.</w:t>
+              <w:t>Deps</w:t>
+            </w:r>
+            <w:proofErr w:type="spellEnd"/>
+            <w:r>
+              <w:rPr>
+                <w:b/>
+                <w:bCs/>
+                <w:color w:val="1F4E79"/>
+                <w:sz w:val="18"/>
+                <w:szCs w:val="18"/>
+              </w:rPr>
+              <w:t>.</w:t>
             </w:r>
           </w:p>
         </w:tc>
       </w:tr>
       <w:tr>
-        <w:tblPrEx>
-          <w:tblCellMar>
-            <w:top w:w="0" w:type="dxa"/>
-            <w:bottom w:w="0" w:type="dxa"/>
-          </w:tblCellMar>
-        </w:tblPrEx>
         <w:tc>
           <w:tcPr>
             <w:tcW w:w="700" w:type="dxa"/>
@@ -7430,7 +9705,25 @@
                 <w:sz w:val="18"/>
                 <w:szCs w:val="18"/>
               </w:rPr>
-              <w:t>Flujo OAuth 2.0 para obtener token de acceso. Almacenar token en sessionStorage de forma segura.</w:t>
+              <w:t xml:space="preserve">Flujo OAuth 2.0 para obtener token de acceso. Almacenar token en </w:t>
+            </w:r>
+            <w:proofErr w:type="spellStart"/>
+            <w:r>
+              <w:rPr>
+                <w:color w:val="595959"/>
+                <w:sz w:val="18"/>
+                <w:szCs w:val="18"/>
+              </w:rPr>
+              <w:t>sessionStorage</w:t>
+            </w:r>
+            <w:proofErr w:type="spellEnd"/>
+            <w:r>
+              <w:rPr>
+                <w:color w:val="595959"/>
+                <w:sz w:val="18"/>
+                <w:szCs w:val="18"/>
+              </w:rPr>
+              <w:t xml:space="preserve"> de forma segura.</w:t>
             </w:r>
           </w:p>
         </w:tc>
@@ -7465,12 +9758,6 @@
         </w:tc>
       </w:tr>
       <w:tr>
-        <w:tblPrEx>
-          <w:tblCellMar>
-            <w:top w:w="0" w:type="dxa"/>
-            <w:bottom w:w="0" w:type="dxa"/>
-          </w:tblCellMar>
-        </w:tblPrEx>
         <w:tc>
           <w:tcPr>
             <w:tcW w:w="700" w:type="dxa"/>
@@ -7584,12 +9871,6 @@
         </w:tc>
       </w:tr>
       <w:tr>
-        <w:tblPrEx>
-          <w:tblCellMar>
-            <w:top w:w="0" w:type="dxa"/>
-            <w:bottom w:w="0" w:type="dxa"/>
-          </w:tblCellMar>
-        </w:tblPrEx>
         <w:tc>
           <w:tcPr>
             <w:tcW w:w="700" w:type="dxa"/>
@@ -7668,7 +9949,53 @@
                 <w:sz w:val="18"/>
                 <w:szCs w:val="18"/>
               </w:rPr>
-              <w:t>Descargar archivos .md e .ipynb del repo seleccionado e integrarlos en La Librería manteniendo la estructura de carpetas.</w:t>
+              <w:t>Descargar archivos .</w:t>
+            </w:r>
+            <w:proofErr w:type="spellStart"/>
+            <w:r>
+              <w:rPr>
+                <w:color w:val="595959"/>
+                <w:sz w:val="18"/>
+                <w:szCs w:val="18"/>
+              </w:rPr>
+              <w:t>md</w:t>
+            </w:r>
+            <w:proofErr w:type="spellEnd"/>
+            <w:r>
+              <w:rPr>
+                <w:color w:val="595959"/>
+                <w:sz w:val="18"/>
+                <w:szCs w:val="18"/>
+              </w:rPr>
+              <w:t xml:space="preserve"> </w:t>
+            </w:r>
+            <w:proofErr w:type="gramStart"/>
+            <w:r>
+              <w:rPr>
+                <w:color w:val="595959"/>
+                <w:sz w:val="18"/>
+                <w:szCs w:val="18"/>
+              </w:rPr>
+              <w:t>e .</w:t>
+            </w:r>
+            <w:proofErr w:type="spellStart"/>
+            <w:r>
+              <w:rPr>
+                <w:color w:val="595959"/>
+                <w:sz w:val="18"/>
+                <w:szCs w:val="18"/>
+              </w:rPr>
+              <w:t>ipynb</w:t>
+            </w:r>
+            <w:proofErr w:type="spellEnd"/>
+            <w:proofErr w:type="gramEnd"/>
+            <w:r>
+              <w:rPr>
+                <w:color w:val="595959"/>
+                <w:sz w:val="18"/>
+                <w:szCs w:val="18"/>
+              </w:rPr>
+              <w:t xml:space="preserve"> del repo seleccionado e integrarlos en La Librería manteniendo la estructura de carpetas.</w:t>
             </w:r>
           </w:p>
         </w:tc>
@@ -7703,12 +10030,6 @@
         </w:tc>
       </w:tr>
       <w:tr>
-        <w:tblPrEx>
-          <w:tblCellMar>
-            <w:top w:w="0" w:type="dxa"/>
-            <w:bottom w:w="0" w:type="dxa"/>
-          </w:tblCellMar>
-        </w:tblPrEx>
         <w:tc>
           <w:tcPr>
             <w:tcW w:w="700" w:type="dxa"/>
@@ -7755,12 +10076,21 @@
             </w:tcMar>
           </w:tcPr>
           <w:p>
-            <w:r>
-              <w:rPr>
-                <w:sz w:val="18"/>
-                <w:szCs w:val="18"/>
-              </w:rPr>
-              <w:t>Commit automático sugerido</w:t>
+            <w:proofErr w:type="spellStart"/>
+            <w:r>
+              <w:rPr>
+                <w:sz w:val="18"/>
+                <w:szCs w:val="18"/>
+              </w:rPr>
+              <w:t>Commit</w:t>
+            </w:r>
+            <w:proofErr w:type="spellEnd"/>
+            <w:r>
+              <w:rPr>
+                <w:sz w:val="18"/>
+                <w:szCs w:val="18"/>
+              </w:rPr>
+              <w:t xml:space="preserve"> automático sugerido</w:t>
             </w:r>
           </w:p>
         </w:tc>
@@ -7787,7 +10117,43 @@
                 <w:sz w:val="18"/>
                 <w:szCs w:val="18"/>
               </w:rPr>
-              <w:t>Detectar cambios desde el último commit → proponer mensaje automático → confirmar y hacer push vía GitHub API.</w:t>
+              <w:t xml:space="preserve">Detectar cambios desde el último </w:t>
+            </w:r>
+            <w:proofErr w:type="spellStart"/>
+            <w:r>
+              <w:rPr>
+                <w:color w:val="595959"/>
+                <w:sz w:val="18"/>
+                <w:szCs w:val="18"/>
+              </w:rPr>
+              <w:t>commit</w:t>
+            </w:r>
+            <w:proofErr w:type="spellEnd"/>
+            <w:r>
+              <w:rPr>
+                <w:color w:val="595959"/>
+                <w:sz w:val="18"/>
+                <w:szCs w:val="18"/>
+              </w:rPr>
+              <w:t xml:space="preserve"> → proponer mensaje automático → confirmar y hacer </w:t>
+            </w:r>
+            <w:proofErr w:type="spellStart"/>
+            <w:r>
+              <w:rPr>
+                <w:color w:val="595959"/>
+                <w:sz w:val="18"/>
+                <w:szCs w:val="18"/>
+              </w:rPr>
+              <w:t>push</w:t>
+            </w:r>
+            <w:proofErr w:type="spellEnd"/>
+            <w:r>
+              <w:rPr>
+                <w:color w:val="595959"/>
+                <w:sz w:val="18"/>
+                <w:szCs w:val="18"/>
+              </w:rPr>
+              <w:t xml:space="preserve"> vía GitHub API.</w:t>
             </w:r>
           </w:p>
         </w:tc>
@@ -7822,12 +10188,6 @@
         </w:tc>
       </w:tr>
       <w:tr>
-        <w:tblPrEx>
-          <w:tblCellMar>
-            <w:top w:w="0" w:type="dxa"/>
-            <w:bottom w:w="0" w:type="dxa"/>
-          </w:tblCellMar>
-        </w:tblPrEx>
         <w:tc>
           <w:tcPr>
             <w:tcW w:w="700" w:type="dxa"/>
@@ -7879,7 +10239,23 @@
                 <w:sz w:val="18"/>
                 <w:szCs w:val="18"/>
               </w:rPr>
-              <w:t>Resolución visual de conflictos (Markdown)</w:t>
+              <w:t>Resolución visual de conflictos (</w:t>
+            </w:r>
+            <w:proofErr w:type="spellStart"/>
+            <w:r>
+              <w:rPr>
+                <w:sz w:val="18"/>
+                <w:szCs w:val="18"/>
+              </w:rPr>
+              <w:t>Markdown</w:t>
+            </w:r>
+            <w:proofErr w:type="spellEnd"/>
+            <w:r>
+              <w:rPr>
+                <w:sz w:val="18"/>
+                <w:szCs w:val="18"/>
+              </w:rPr>
+              <w:t>)</w:t>
             </w:r>
           </w:p>
         </w:tc>
@@ -7922,7 +10298,25 @@
                 <w:sz w:val="18"/>
                 <w:szCs w:val="18"/>
               </w:rPr>
-              <w:t>para archivos en conflicto. Seleccionar versión por bloque. Confirmar merge.</w:t>
+              <w:t xml:space="preserve">para archivos en conflicto. Seleccionar versión por bloque. Confirmar </w:t>
+            </w:r>
+            <w:proofErr w:type="spellStart"/>
+            <w:r>
+              <w:rPr>
+                <w:color w:val="595959"/>
+                <w:sz w:val="18"/>
+                <w:szCs w:val="18"/>
+              </w:rPr>
+              <w:t>merge</w:t>
+            </w:r>
+            <w:proofErr w:type="spellEnd"/>
+            <w:r>
+              <w:rPr>
+                <w:color w:val="595959"/>
+                <w:sz w:val="18"/>
+                <w:szCs w:val="18"/>
+              </w:rPr>
+              <w:t>.</w:t>
             </w:r>
           </w:p>
         </w:tc>
@@ -7957,12 +10351,6 @@
         </w:tc>
       </w:tr>
       <w:tr>
-        <w:tblPrEx>
-          <w:tblCellMar>
-            <w:top w:w="0" w:type="dxa"/>
-            <w:bottom w:w="0" w:type="dxa"/>
-          </w:tblCellMar>
-        </w:tblPrEx>
         <w:tc>
           <w:tcPr>
             <w:tcW w:w="700" w:type="dxa"/>
@@ -8014,7 +10402,23 @@
                 <w:sz w:val="18"/>
                 <w:szCs w:val="18"/>
               </w:rPr>
-              <w:t>Peer Review Mode — interfaz doble columna</w:t>
+              <w:t xml:space="preserve">Peer </w:t>
+            </w:r>
+            <w:proofErr w:type="spellStart"/>
+            <w:r>
+              <w:rPr>
+                <w:sz w:val="18"/>
+                <w:szCs w:val="18"/>
+              </w:rPr>
+              <w:t>Review</w:t>
+            </w:r>
+            <w:proofErr w:type="spellEnd"/>
+            <w:r>
+              <w:rPr>
+                <w:sz w:val="18"/>
+                <w:szCs w:val="18"/>
+              </w:rPr>
+              <w:t xml:space="preserve"> Mode — interfaz doble columna</w:t>
             </w:r>
           </w:p>
         </w:tc>
@@ -8048,8 +10452,18 @@
                 <w:sz w:val="18"/>
                 <w:szCs w:val="18"/>
               </w:rPr>
-              <w:t>Panel izquierdo: documento en solo lectura. Panel derecho: hilo de comentarios con atribución de autor y timestamp</w:t>
-            </w:r>
+              <w:t xml:space="preserve">Panel izquierdo: documento en solo lectura. Panel derecho: hilo de comentarios con atribución de autor y </w:t>
+            </w:r>
+            <w:proofErr w:type="spellStart"/>
+            <w:r>
+              <w:rPr>
+                <w:color w:val="595959"/>
+                <w:sz w:val="18"/>
+                <w:szCs w:val="18"/>
+              </w:rPr>
+              <w:t>timestamp</w:t>
+            </w:r>
+            <w:proofErr w:type="spellEnd"/>
             <w:r>
               <w:rPr>
                 <w:color w:val="595959"/>
@@ -8074,7 +10488,43 @@
                 <w:sz w:val="18"/>
                 <w:szCs w:val="18"/>
               </w:rPr>
-              <w:t>Cargar comentarios existentes al hacer pull de git.</w:t>
+              <w:t xml:space="preserve">Cargar comentarios existentes al hacer </w:t>
+            </w:r>
+            <w:proofErr w:type="spellStart"/>
+            <w:r>
+              <w:rPr>
+                <w:color w:val="595959"/>
+                <w:sz w:val="18"/>
+                <w:szCs w:val="18"/>
+              </w:rPr>
+              <w:t>pull</w:t>
+            </w:r>
+            <w:proofErr w:type="spellEnd"/>
+            <w:r>
+              <w:rPr>
+                <w:color w:val="595959"/>
+                <w:sz w:val="18"/>
+                <w:szCs w:val="18"/>
+              </w:rPr>
+              <w:t xml:space="preserve"> de </w:t>
+            </w:r>
+            <w:proofErr w:type="spellStart"/>
+            <w:r>
+              <w:rPr>
+                <w:color w:val="595959"/>
+                <w:sz w:val="18"/>
+                <w:szCs w:val="18"/>
+              </w:rPr>
+              <w:t>git</w:t>
+            </w:r>
+            <w:proofErr w:type="spellEnd"/>
+            <w:r>
+              <w:rPr>
+                <w:color w:val="595959"/>
+                <w:sz w:val="18"/>
+                <w:szCs w:val="18"/>
+              </w:rPr>
+              <w:t>.</w:t>
             </w:r>
           </w:p>
         </w:tc>
@@ -8109,12 +10559,6 @@
         </w:tc>
       </w:tr>
       <w:tr>
-        <w:tblPrEx>
-          <w:tblCellMar>
-            <w:top w:w="0" w:type="dxa"/>
-            <w:bottom w:w="0" w:type="dxa"/>
-          </w:tblCellMar>
-        </w:tblPrEx>
         <w:tc>
           <w:tcPr>
             <w:tcW w:w="700" w:type="dxa"/>
@@ -8176,7 +10620,23 @@
                 <w:sz w:val="18"/>
                 <w:szCs w:val="18"/>
               </w:rPr>
-              <w:t>Exportar / importar Formato Anticithera desde repo</w:t>
+              <w:t xml:space="preserve">Exportar / importar Formato </w:t>
+            </w:r>
+            <w:proofErr w:type="spellStart"/>
+            <w:r>
+              <w:rPr>
+                <w:sz w:val="18"/>
+                <w:szCs w:val="18"/>
+              </w:rPr>
+              <w:t>Anticithera</w:t>
+            </w:r>
+            <w:proofErr w:type="spellEnd"/>
+            <w:r>
+              <w:rPr>
+                <w:sz w:val="18"/>
+                <w:szCs w:val="18"/>
+              </w:rPr>
+              <w:t xml:space="preserve"> desde repo</w:t>
             </w:r>
           </w:p>
         </w:tc>
@@ -8203,7 +10663,61 @@
                 <w:sz w:val="18"/>
                 <w:szCs w:val="18"/>
               </w:rPr>
-              <w:t>Permitir hacer push/pull de un archivo en Formato Anticithera directamente al repo de trabajo activo.</w:t>
+              <w:t xml:space="preserve">Permitir hacer </w:t>
+            </w:r>
+            <w:proofErr w:type="spellStart"/>
+            <w:r>
+              <w:rPr>
+                <w:color w:val="595959"/>
+                <w:sz w:val="18"/>
+                <w:szCs w:val="18"/>
+              </w:rPr>
+              <w:t>push</w:t>
+            </w:r>
+            <w:proofErr w:type="spellEnd"/>
+            <w:r>
+              <w:rPr>
+                <w:color w:val="595959"/>
+                <w:sz w:val="18"/>
+                <w:szCs w:val="18"/>
+              </w:rPr>
+              <w:t>/</w:t>
+            </w:r>
+            <w:proofErr w:type="spellStart"/>
+            <w:r>
+              <w:rPr>
+                <w:color w:val="595959"/>
+                <w:sz w:val="18"/>
+                <w:szCs w:val="18"/>
+              </w:rPr>
+              <w:t>pull</w:t>
+            </w:r>
+            <w:proofErr w:type="spellEnd"/>
+            <w:r>
+              <w:rPr>
+                <w:color w:val="595959"/>
+                <w:sz w:val="18"/>
+                <w:szCs w:val="18"/>
+              </w:rPr>
+              <w:t xml:space="preserve"> de un archivo en Formato </w:t>
+            </w:r>
+            <w:proofErr w:type="spellStart"/>
+            <w:r>
+              <w:rPr>
+                <w:color w:val="595959"/>
+                <w:sz w:val="18"/>
+                <w:szCs w:val="18"/>
+              </w:rPr>
+              <w:t>Anticithera</w:t>
+            </w:r>
+            <w:proofErr w:type="spellEnd"/>
+            <w:r>
+              <w:rPr>
+                <w:color w:val="595959"/>
+                <w:sz w:val="18"/>
+                <w:szCs w:val="18"/>
+              </w:rPr>
+              <w:t xml:space="preserve"> directamente al repo de trabajo activo.</w:t>
             </w:r>
           </w:p>
         </w:tc>
@@ -8264,12 +10778,6 @@
         <w:gridCol w:w="9360"/>
       </w:tblGrid>
       <w:tr>
-        <w:tblPrEx>
-          <w:tblCellMar>
-            <w:top w:w="0" w:type="dxa"/>
-            <w:bottom w:w="0" w:type="dxa"/>
-          </w:tblCellMar>
-        </w:tblPrEx>
         <w:tc>
           <w:tcPr>
             <w:tcW w:w="9360" w:type="dxa"/>
@@ -8296,7 +10804,29 @@
                 <w:sz w:val="24"/>
                 <w:szCs w:val="24"/>
               </w:rPr>
-              <w:t>FASE 5  —  Terminal — ¿Qué vas a hacer hoy?</w:t>
+              <w:t xml:space="preserve">FASE </w:t>
+            </w:r>
+            <w:proofErr w:type="gramStart"/>
+            <w:r>
+              <w:rPr>
+                <w:b/>
+                <w:bCs/>
+                <w:color w:val="1F4E79"/>
+                <w:sz w:val="24"/>
+                <w:szCs w:val="24"/>
+              </w:rPr>
+              <w:t>5  —</w:t>
+            </w:r>
+            <w:proofErr w:type="gramEnd"/>
+            <w:r>
+              <w:rPr>
+                <w:b/>
+                <w:bCs/>
+                <w:color w:val="1F4E79"/>
+                <w:sz w:val="24"/>
+                <w:szCs w:val="24"/>
+              </w:rPr>
+              <w:t xml:space="preserve">  Terminal — ¿Qué vas a hacer hoy?</w:t>
             </w:r>
           </w:p>
         </w:tc>
@@ -8351,12 +10881,6 @@
         <w:gridCol w:w="1300"/>
       </w:tblGrid>
       <w:tr>
-        <w:tblPrEx>
-          <w:tblCellMar>
-            <w:top w:w="0" w:type="dxa"/>
-            <w:bottom w:w="0" w:type="dxa"/>
-          </w:tblCellMar>
-        </w:tblPrEx>
         <w:tc>
           <w:tcPr>
             <w:tcW w:w="700" w:type="dxa"/>
@@ -8465,6 +10989,7 @@
             </w:tcMar>
           </w:tcPr>
           <w:p>
+            <w:proofErr w:type="spellStart"/>
             <w:r>
               <w:rPr>
                 <w:b/>
@@ -8473,18 +10998,23 @@
                 <w:sz w:val="18"/>
                 <w:szCs w:val="18"/>
               </w:rPr>
-              <w:t>Deps.</w:t>
+              <w:t>Deps</w:t>
+            </w:r>
+            <w:proofErr w:type="spellEnd"/>
+            <w:r>
+              <w:rPr>
+                <w:b/>
+                <w:bCs/>
+                <w:color w:val="1F4E79"/>
+                <w:sz w:val="18"/>
+                <w:szCs w:val="18"/>
+              </w:rPr>
+              <w:t>.</w:t>
             </w:r>
           </w:p>
         </w:tc>
       </w:tr>
       <w:tr>
-        <w:tblPrEx>
-          <w:tblCellMar>
-            <w:top w:w="0" w:type="dxa"/>
-            <w:bottom w:w="0" w:type="dxa"/>
-          </w:tblCellMar>
-        </w:tblPrEx>
         <w:tc>
           <w:tcPr>
             <w:tcW w:w="700" w:type="dxa"/>
@@ -8557,13 +11087,41 @@
             </w:tcMar>
           </w:tcPr>
           <w:p>
-            <w:r>
-              <w:rPr>
-                <w:color w:val="595959"/>
-                <w:sz w:val="18"/>
-                <w:szCs w:val="18"/>
-              </w:rPr>
-              <w:t>Layout con accesos directos a los 4 módulos, buscador global integrado (F1-06) y dashboard de estado del proyecto.</w:t>
+            <w:proofErr w:type="spellStart"/>
+            <w:r>
+              <w:rPr>
+                <w:color w:val="595959"/>
+                <w:sz w:val="18"/>
+                <w:szCs w:val="18"/>
+              </w:rPr>
+              <w:t>Layout</w:t>
+            </w:r>
+            <w:proofErr w:type="spellEnd"/>
+            <w:r>
+              <w:rPr>
+                <w:color w:val="595959"/>
+                <w:sz w:val="18"/>
+                <w:szCs w:val="18"/>
+              </w:rPr>
+              <w:t xml:space="preserve"> con accesos directos a los 4 módulos, buscador global integrado (F1-06) y </w:t>
+            </w:r>
+            <w:proofErr w:type="spellStart"/>
+            <w:r>
+              <w:rPr>
+                <w:color w:val="595959"/>
+                <w:sz w:val="18"/>
+                <w:szCs w:val="18"/>
+              </w:rPr>
+              <w:t>dashboard</w:t>
+            </w:r>
+            <w:proofErr w:type="spellEnd"/>
+            <w:r>
+              <w:rPr>
+                <w:color w:val="595959"/>
+                <w:sz w:val="18"/>
+                <w:szCs w:val="18"/>
+              </w:rPr>
+              <w:t xml:space="preserve"> de estado del proyecto.</w:t>
             </w:r>
           </w:p>
         </w:tc>
@@ -8598,12 +11156,6 @@
         </w:tc>
       </w:tr>
       <w:tr>
-        <w:tblPrEx>
-          <w:tblCellMar>
-            <w:top w:w="0" w:type="dxa"/>
-            <w:bottom w:w="0" w:type="dxa"/>
-          </w:tblCellMar>
-        </w:tblPrEx>
         <w:tc>
           <w:tcPr>
             <w:tcW w:w="700" w:type="dxa"/>
@@ -8733,12 +11285,6 @@
         </w:tc>
       </w:tr>
       <w:tr>
-        <w:tblPrEx>
-          <w:tblCellMar>
-            <w:top w:w="0" w:type="dxa"/>
-            <w:bottom w:w="0" w:type="dxa"/>
-          </w:tblCellMar>
-        </w:tblPrEx>
         <w:tc>
           <w:tcPr>
             <w:tcW w:w="700" w:type="dxa"/>
@@ -8817,15 +11363,61 @@
                 <w:sz w:val="18"/>
                 <w:szCs w:val="18"/>
               </w:rPr>
-              <w:t xml:space="preserve">Un </w:t>
-            </w:r>
-            <w:r>
-              <w:rPr>
-                <w:color w:val="595959"/>
-                <w:sz w:val="18"/>
-                <w:szCs w:val="18"/>
-              </w:rPr>
-              <w:t>Fetch de plantillas desde Overleaf / Authorea según tipo de documento seleccionado. Mostrar preview con tipografía y márgenes.</w:t>
+              <w:t xml:space="preserve">Un Fetch de plantillas desde </w:t>
+            </w:r>
+            <w:proofErr w:type="spellStart"/>
+            <w:r>
+              <w:rPr>
+                <w:color w:val="595959"/>
+                <w:sz w:val="18"/>
+                <w:szCs w:val="18"/>
+              </w:rPr>
+              <w:t>Overleaf</w:t>
+            </w:r>
+            <w:proofErr w:type="spellEnd"/>
+            <w:r>
+              <w:rPr>
+                <w:color w:val="595959"/>
+                <w:sz w:val="18"/>
+                <w:szCs w:val="18"/>
+              </w:rPr>
+              <w:t xml:space="preserve"> / </w:t>
+            </w:r>
+            <w:proofErr w:type="spellStart"/>
+            <w:r>
+              <w:rPr>
+                <w:color w:val="595959"/>
+                <w:sz w:val="18"/>
+                <w:szCs w:val="18"/>
+              </w:rPr>
+              <w:t>Authorea</w:t>
+            </w:r>
+            <w:proofErr w:type="spellEnd"/>
+            <w:r>
+              <w:rPr>
+                <w:color w:val="595959"/>
+                <w:sz w:val="18"/>
+                <w:szCs w:val="18"/>
+              </w:rPr>
+              <w:t xml:space="preserve"> según tipo de documento seleccionado. Mostrar </w:t>
+            </w:r>
+            <w:proofErr w:type="spellStart"/>
+            <w:r>
+              <w:rPr>
+                <w:color w:val="595959"/>
+                <w:sz w:val="18"/>
+                <w:szCs w:val="18"/>
+              </w:rPr>
+              <w:t>preview</w:t>
+            </w:r>
+            <w:proofErr w:type="spellEnd"/>
+            <w:r>
+              <w:rPr>
+                <w:color w:val="595959"/>
+                <w:sz w:val="18"/>
+                <w:szCs w:val="18"/>
+              </w:rPr>
+              <w:t xml:space="preserve"> con tipografía y márgenes.</w:t>
             </w:r>
           </w:p>
         </w:tc>
@@ -8860,12 +11452,6 @@
         </w:tc>
       </w:tr>
       <w:tr>
-        <w:tblPrEx>
-          <w:tblCellMar>
-            <w:top w:w="0" w:type="dxa"/>
-            <w:bottom w:w="0" w:type="dxa"/>
-          </w:tblCellMar>
-        </w:tblPrEx>
         <w:tc>
           <w:tcPr>
             <w:tcW w:w="700" w:type="dxa"/>
@@ -8979,12 +11565,6 @@
         </w:tc>
       </w:tr>
       <w:tr>
-        <w:tblPrEx>
-          <w:tblCellMar>
-            <w:top w:w="0" w:type="dxa"/>
-            <w:bottom w:w="0" w:type="dxa"/>
-          </w:tblCellMar>
-        </w:tblPrEx>
         <w:tc>
           <w:tcPr>
             <w:tcW w:w="700" w:type="dxa"/>
@@ -9041,12 +11621,21 @@
             </w:tcMar>
           </w:tcPr>
           <w:p>
-            <w:r>
-              <w:rPr>
-                <w:sz w:val="18"/>
-                <w:szCs w:val="18"/>
-              </w:rPr>
-              <w:t>Dashboard de estado del proyecto</w:t>
+            <w:proofErr w:type="spellStart"/>
+            <w:r>
+              <w:rPr>
+                <w:sz w:val="18"/>
+                <w:szCs w:val="18"/>
+              </w:rPr>
+              <w:t>Dashboard</w:t>
+            </w:r>
+            <w:proofErr w:type="spellEnd"/>
+            <w:r>
+              <w:rPr>
+                <w:sz w:val="18"/>
+                <w:szCs w:val="18"/>
+              </w:rPr>
+              <w:t xml:space="preserve"> de estado del proyecto</w:t>
             </w:r>
           </w:p>
         </w:tc>
@@ -9073,7 +11662,25 @@
                 <w:sz w:val="18"/>
                 <w:szCs w:val="18"/>
               </w:rPr>
-              <w:t>Contadores: PDFs sin citar, notebooks sin ficha, notas sin exportar, recursos sin tag. Accesos directos a cada módulo.</w:t>
+              <w:t xml:space="preserve">Contadores: </w:t>
+            </w:r>
+            <w:proofErr w:type="spellStart"/>
+            <w:r>
+              <w:rPr>
+                <w:color w:val="595959"/>
+                <w:sz w:val="18"/>
+                <w:szCs w:val="18"/>
+              </w:rPr>
+              <w:t>PDFs</w:t>
+            </w:r>
+            <w:proofErr w:type="spellEnd"/>
+            <w:r>
+              <w:rPr>
+                <w:color w:val="595959"/>
+                <w:sz w:val="18"/>
+                <w:szCs w:val="18"/>
+              </w:rPr>
+              <w:t xml:space="preserve"> sin citar, notebooks sin ficha, notas sin exportar, recursos sin tag. Accesos directos a cada módulo.</w:t>
             </w:r>
           </w:p>
         </w:tc>
@@ -9118,7 +11725,7 @@
         </w:rPr>
         <w:lastRenderedPageBreak/>
         <w:drawing>
-          <wp:anchor distT="0" distB="0" distL="114300" distR="114300" simplePos="0" relativeHeight="251658240" behindDoc="0" locked="0" layoutInCell="1" allowOverlap="1" wp14:anchorId="25F25952" wp14:editId="016402F3">
+          <wp:anchor distT="0" distB="0" distL="114300" distR="114300" simplePos="0" relativeHeight="251658240" behindDoc="0" locked="0" layoutInCell="1" allowOverlap="1" wp14:anchorId="25F25952" wp14:editId="521E9842">
             <wp:simplePos x="0" y="0"/>
             <wp:positionH relativeFrom="margin">
               <wp:align>right</wp:align>

--- a/Anticithera_Tareas_v2.docx
+++ b/Anticithera_Tareas_v2.docx
@@ -6156,7 +6156,7 @@
           <w:p>
             <w:pPr>
               <w:rPr>
-                <w:highlight w:val="yellow"/>
+                <w:highlight w:val="red"/>
               </w:rPr>
             </w:pPr>
             <w:r>
@@ -6166,7 +6166,7 @@
                 <w:color w:val="2E75B6"/>
                 <w:sz w:val="18"/>
                 <w:szCs w:val="18"/>
-                <w:highlight w:val="yellow"/>
+                <w:highlight w:val="red"/>
               </w:rPr>
               <w:t>F2-12</w:t>
             </w:r>
@@ -6191,14 +6191,14 @@
           <w:p>
             <w:pPr>
               <w:rPr>
-                <w:highlight w:val="yellow"/>
-              </w:rPr>
-            </w:pPr>
-            <w:r>
-              <w:rPr>
-                <w:sz w:val="18"/>
-                <w:szCs w:val="18"/>
-                <w:highlight w:val="yellow"/>
+                <w:highlight w:val="red"/>
+              </w:rPr>
+            </w:pPr>
+            <w:r>
+              <w:rPr>
+                <w:sz w:val="18"/>
+                <w:szCs w:val="18"/>
+                <w:highlight w:val="red"/>
               </w:rPr>
               <w:t>Visor de presentaciones y hojas de cálculo</w:t>
             </w:r>
@@ -6223,15 +6223,15 @@
           <w:p>
             <w:pPr>
               <w:rPr>
-                <w:highlight w:val="yellow"/>
-              </w:rPr>
-            </w:pPr>
-            <w:r>
-              <w:rPr>
-                <w:color w:val="595959"/>
-                <w:sz w:val="18"/>
-                <w:szCs w:val="18"/>
-                <w:highlight w:val="yellow"/>
+                <w:highlight w:val="red"/>
+              </w:rPr>
+            </w:pPr>
+            <w:r>
+              <w:rPr>
+                <w:color w:val="595959"/>
+                <w:sz w:val="18"/>
+                <w:szCs w:val="18"/>
+                <w:highlight w:val="red"/>
               </w:rPr>
               <w:t>Renderizar .</w:t>
             </w:r>
@@ -6241,7 +6241,7 @@
                 <w:color w:val="595959"/>
                 <w:sz w:val="18"/>
                 <w:szCs w:val="18"/>
-                <w:highlight w:val="yellow"/>
+                <w:highlight w:val="red"/>
               </w:rPr>
               <w:t>pptx</w:t>
             </w:r>
@@ -6251,7 +6251,7 @@
                 <w:color w:val="595959"/>
                 <w:sz w:val="18"/>
                 <w:szCs w:val="18"/>
-                <w:highlight w:val="yellow"/>
+                <w:highlight w:val="red"/>
               </w:rPr>
               <w:t xml:space="preserve"> y .xlsx / hojas .</w:t>
             </w:r>
@@ -6261,7 +6261,7 @@
                 <w:color w:val="595959"/>
                 <w:sz w:val="18"/>
                 <w:szCs w:val="18"/>
-                <w:highlight w:val="yellow"/>
+                <w:highlight w:val="red"/>
               </w:rPr>
               <w:t>ods</w:t>
             </w:r>
@@ -6271,7 +6271,7 @@
                 <w:color w:val="595959"/>
                 <w:sz w:val="18"/>
                 <w:szCs w:val="18"/>
-                <w:highlight w:val="yellow"/>
+                <w:highlight w:val="red"/>
               </w:rPr>
               <w:t xml:space="preserve">. Soporte básico de visualización (no edición). Usar </w:t>
             </w:r>
@@ -6281,7 +6281,7 @@
                 <w:color w:val="595959"/>
                 <w:sz w:val="18"/>
                 <w:szCs w:val="18"/>
-                <w:highlight w:val="yellow"/>
+                <w:highlight w:val="red"/>
               </w:rPr>
               <w:t>SheetJS</w:t>
             </w:r>
@@ -6291,7 +6291,7 @@
                 <w:color w:val="595959"/>
                 <w:sz w:val="18"/>
                 <w:szCs w:val="18"/>
-                <w:highlight w:val="yellow"/>
+                <w:highlight w:val="red"/>
               </w:rPr>
               <w:t xml:space="preserve"> para hojas</w:t>
             </w:r>
@@ -6300,7 +6300,7 @@
                 <w:color w:val="595959"/>
                 <w:sz w:val="18"/>
                 <w:szCs w:val="18"/>
-                <w:highlight w:val="yellow"/>
+                <w:highlight w:val="red"/>
               </w:rPr>
               <w:t>, u otra cosa</w:t>
             </w:r>
@@ -6309,7 +6309,7 @@
                 <w:color w:val="595959"/>
                 <w:sz w:val="18"/>
                 <w:szCs w:val="18"/>
-                <w:highlight w:val="yellow"/>
+                <w:highlight w:val="red"/>
               </w:rPr>
               <w:t>.</w:t>
             </w:r>
@@ -6334,7 +6334,7 @@
           <w:p>
             <w:pPr>
               <w:rPr>
-                <w:highlight w:val="yellow"/>
+                <w:highlight w:val="red"/>
               </w:rPr>
             </w:pPr>
             <w:r>
@@ -6344,7 +6344,7 @@
                 <w:color w:val="595959"/>
                 <w:sz w:val="18"/>
                 <w:szCs w:val="18"/>
-                <w:highlight w:val="yellow"/>
+                <w:highlight w:val="red"/>
               </w:rPr>
               <w:t>F1-04</w:t>
             </w:r>
@@ -6877,7 +6877,7 @@
               <w:bottom w:val="single" w:sz="1" w:space="0" w:color="CCCCCC"/>
               <w:right w:val="single" w:sz="1" w:space="0" w:color="CCCCCC"/>
             </w:tcBorders>
-            <w:shd w:val="clear" w:color="auto" w:fill="FFC000"/>
+            <w:shd w:val="clear" w:color="auto" w:fill="4EA72E" w:themeFill="accent6"/>
             <w:tcMar>
               <w:top w:w="60" w:type="dxa"/>
               <w:left w:w="100" w:type="dxa"/>
@@ -6908,7 +6908,7 @@
               <w:bottom w:val="single" w:sz="1" w:space="0" w:color="CCCCCC"/>
               <w:right w:val="single" w:sz="1" w:space="0" w:color="CCCCCC"/>
             </w:tcBorders>
-            <w:shd w:val="clear" w:color="auto" w:fill="FFC000"/>
+            <w:shd w:val="clear" w:color="auto" w:fill="4EA72E" w:themeFill="accent6"/>
             <w:tcMar>
               <w:top w:w="60" w:type="dxa"/>
               <w:left w:w="100" w:type="dxa"/>
@@ -6951,7 +6951,7 @@
               <w:bottom w:val="single" w:sz="1" w:space="0" w:color="CCCCCC"/>
               <w:right w:val="single" w:sz="1" w:space="0" w:color="CCCCCC"/>
             </w:tcBorders>
-            <w:shd w:val="clear" w:color="auto" w:fill="FFC000"/>
+            <w:shd w:val="clear" w:color="auto" w:fill="4EA72E" w:themeFill="accent6"/>
             <w:tcMar>
               <w:top w:w="60" w:type="dxa"/>
               <w:left w:w="100" w:type="dxa"/>
@@ -7015,7 +7015,7 @@
               <w:bottom w:val="single" w:sz="1" w:space="0" w:color="CCCCCC"/>
               <w:right w:val="single" w:sz="1" w:space="0" w:color="CCCCCC"/>
             </w:tcBorders>
-            <w:shd w:val="clear" w:color="auto" w:fill="FFC000"/>
+            <w:shd w:val="clear" w:color="auto" w:fill="4EA72E" w:themeFill="accent6"/>
             <w:tcMar>
               <w:top w:w="60" w:type="dxa"/>
               <w:left w:w="100" w:type="dxa"/>
@@ -7047,7 +7047,7 @@
               <w:bottom w:val="single" w:sz="1" w:space="0" w:color="CCCCCC"/>
               <w:right w:val="single" w:sz="1" w:space="0" w:color="CCCCCC"/>
             </w:tcBorders>
-            <w:shd w:val="clear" w:color="auto" w:fill="FFC000"/>
+            <w:shd w:val="clear" w:color="auto" w:fill="4EA72E" w:themeFill="accent6"/>
             <w:tcMar>
               <w:top w:w="60" w:type="dxa"/>
               <w:left w:w="100" w:type="dxa"/>
@@ -7077,7 +7077,7 @@
               <w:bottom w:val="single" w:sz="1" w:space="0" w:color="CCCCCC"/>
               <w:right w:val="single" w:sz="1" w:space="0" w:color="CCCCCC"/>
             </w:tcBorders>
-            <w:shd w:val="clear" w:color="auto" w:fill="FFC000"/>
+            <w:shd w:val="clear" w:color="auto" w:fill="4EA72E" w:themeFill="accent6"/>
             <w:tcMar>
               <w:top w:w="60" w:type="dxa"/>
               <w:left w:w="100" w:type="dxa"/>
@@ -7113,7 +7113,7 @@
               <w:bottom w:val="single" w:sz="1" w:space="0" w:color="CCCCCC"/>
               <w:right w:val="single" w:sz="1" w:space="0" w:color="CCCCCC"/>
             </w:tcBorders>
-            <w:shd w:val="clear" w:color="auto" w:fill="FFC000"/>
+            <w:shd w:val="clear" w:color="auto" w:fill="4EA72E" w:themeFill="accent6"/>
             <w:tcMar>
               <w:top w:w="60" w:type="dxa"/>
               <w:left w:w="100" w:type="dxa"/>
@@ -7159,7 +7159,7 @@
               <w:bottom w:val="single" w:sz="1" w:space="0" w:color="CCCCCC"/>
               <w:right w:val="single" w:sz="1" w:space="0" w:color="CCCCCC"/>
             </w:tcBorders>
-            <w:shd w:val="clear" w:color="auto" w:fill="FFC000"/>
+            <w:shd w:val="clear" w:color="auto" w:fill="4EA72E" w:themeFill="accent6"/>
             <w:tcMar>
               <w:top w:w="60" w:type="dxa"/>
               <w:left w:w="100" w:type="dxa"/>
@@ -11725,7 +11725,7 @@
         </w:rPr>
         <w:lastRenderedPageBreak/>
         <w:drawing>
-          <wp:anchor distT="0" distB="0" distL="114300" distR="114300" simplePos="0" relativeHeight="251658240" behindDoc="0" locked="0" layoutInCell="1" allowOverlap="1" wp14:anchorId="25F25952" wp14:editId="521E9842">
+          <wp:anchor distT="0" distB="0" distL="114300" distR="114300" simplePos="0" relativeHeight="251658240" behindDoc="0" locked="0" layoutInCell="1" allowOverlap="1" wp14:anchorId="25F25952" wp14:editId="4149B69D">
             <wp:simplePos x="0" y="0"/>
             <wp:positionH relativeFrom="margin">
               <wp:align>right</wp:align>
@@ -11750,7 +11750,7 @@
                     </pic:cNvPicPr>
                   </pic:nvPicPr>
                   <pic:blipFill>
-                    <a:blip r:embed="rId5" cstate="print">
+                    <a:blip r:embed="rId6" cstate="print">
                       <a:extLst>
                         <a:ext uri="{28A0092B-C50C-407E-A947-70E740481C1C}">
                           <a14:useLocalDpi xmlns:a14="http://schemas.microsoft.com/office/drawing/2010/main" val="0"/>
@@ -12835,4 +12835,16 @@
     </a:ext>
   </a:extLst>
 </a:theme>
+</file>
+
+<file path=customXml/item1.xml><?xml version="1.0" encoding="utf-8"?>
+<b:Sources xmlns:b="http://schemas.openxmlformats.org/officeDocument/2006/bibliography" xmlns="http://schemas.openxmlformats.org/officeDocument/2006/bibliography" SelectedStyle="\APASixthEditionOfficeOnline.xsl" StyleName="APA" Version="6"/>
+</file>
+
+<file path=customXml/itemProps1.xml><?xml version="1.0" encoding="utf-8"?>
+<ds:datastoreItem xmlns:ds="http://schemas.openxmlformats.org/officeDocument/2006/customXml" ds:itemID="{6B31B129-D780-4033-B35F-894042CABAC2}">
+  <ds:schemaRefs>
+    <ds:schemaRef ds:uri="http://schemas.openxmlformats.org/officeDocument/2006/bibliography"/>
+  </ds:schemaRefs>
+</ds:datastoreItem>
 </file>
--- a/Anticithera_Tareas_v2.docx
+++ b/Anticithera_Tareas_v2.docx
@@ -6052,7 +6052,10 @@
           <w:p>
             <w:pPr>
               <w:pStyle w:val="Normal"/>
-              <w:rPr/>
+              <w:rPr>
+                <w:highlight w:val="none"/>
+                <w:shd w:fill="00A933" w:val="clear"/>
+              </w:rPr>
             </w:pPr>
             <w:r>
               <w:rPr>
@@ -6061,6 +6064,7 @@
                 <w:color w:val="2E75B6"/>
                 <w:sz w:val="18"/>
                 <w:szCs w:val="18"/>
+                <w:shd w:fill="00A933" w:val="clear"/>
               </w:rPr>
               <w:t>F3-11</w:t>
             </w:r>
@@ -6079,12 +6083,16 @@
           <w:p>
             <w:pPr>
               <w:pStyle w:val="Normal"/>
-              <w:rPr/>
-            </w:pPr>
-            <w:r>
-              <w:rPr>
-                <w:sz w:val="18"/>
-                <w:szCs w:val="18"/>
+              <w:rPr>
+                <w:highlight w:val="none"/>
+                <w:shd w:fill="00A933" w:val="clear"/>
+              </w:rPr>
+            </w:pPr>
+            <w:r>
+              <w:rPr>
+                <w:sz w:val="18"/>
+                <w:szCs w:val="18"/>
+                <w:shd w:fill="00A933" w:val="clear"/>
               </w:rPr>
               <w:t>Sincronización automática de fichas con La Librería</w:t>
             </w:r>
@@ -6103,13 +6111,17 @@
           <w:p>
             <w:pPr>
               <w:pStyle w:val="Normal"/>
-              <w:rPr/>
-            </w:pPr>
-            <w:r>
-              <w:rPr>
-                <w:color w:val="595959"/>
-                <w:sz w:val="18"/>
-                <w:szCs w:val="18"/>
+              <w:rPr>
+                <w:highlight w:val="none"/>
+                <w:shd w:fill="00A933" w:val="clear"/>
+              </w:rPr>
+            </w:pPr>
+            <w:r>
+              <w:rPr>
+                <w:color w:val="595959"/>
+                <w:sz w:val="18"/>
+                <w:szCs w:val="18"/>
+                <w:shd w:fill="00A933" w:val="clear"/>
               </w:rPr>
               <w:t>Cada ficha creada se almacena en IndexedDB como recurso Markdown enriquecido con metadatos, accesible desde el buscador global.</w:t>
             </w:r>
@@ -6128,7 +6140,10 @@
           <w:p>
             <w:pPr>
               <w:pStyle w:val="Normal"/>
-              <w:rPr/>
+              <w:rPr>
+                <w:highlight w:val="none"/>
+                <w:shd w:fill="00A933" w:val="clear"/>
+              </w:rPr>
             </w:pPr>
             <w:r>
               <w:rPr>
@@ -6137,6 +6152,7 @@
                 <w:color w:val="595959"/>
                 <w:sz w:val="18"/>
                 <w:szCs w:val="18"/>
+                <w:shd w:fill="00A933" w:val="clear"/>
               </w:rPr>
               <w:t>F3-06, F1-02, F1-06</w:t>
             </w:r>
@@ -6158,7 +6174,10 @@
           <w:p>
             <w:pPr>
               <w:pStyle w:val="Normal"/>
-              <w:rPr/>
+              <w:rPr>
+                <w:highlight w:val="none"/>
+                <w:shd w:fill="00A933" w:val="clear"/>
+              </w:rPr>
             </w:pPr>
             <w:r>
               <w:rPr>
@@ -6167,6 +6186,7 @@
                 <w:color w:val="2E75B6"/>
                 <w:sz w:val="18"/>
                 <w:szCs w:val="18"/>
+                <w:shd w:fill="00A933" w:val="clear"/>
               </w:rPr>
               <w:t>F3-12</w:t>
             </w:r>
@@ -6185,12 +6205,16 @@
           <w:p>
             <w:pPr>
               <w:pStyle w:val="Normal"/>
-              <w:rPr/>
-            </w:pPr>
-            <w:r>
-              <w:rPr>
-                <w:sz w:val="18"/>
-                <w:szCs w:val="18"/>
+              <w:rPr>
+                <w:highlight w:val="none"/>
+                <w:shd w:fill="00A933" w:val="clear"/>
+              </w:rPr>
+            </w:pPr>
+            <w:r>
+              <w:rPr>
+                <w:sz w:val="18"/>
+                <w:szCs w:val="18"/>
+                <w:shd w:fill="00A933" w:val="clear"/>
               </w:rPr>
               <w:t>Exportación de fichas en formatos académicos</w:t>
             </w:r>
@@ -6209,13 +6233,17 @@
           <w:p>
             <w:pPr>
               <w:pStyle w:val="Normal"/>
-              <w:rPr/>
-            </w:pPr>
-            <w:r>
-              <w:rPr>
-                <w:color w:val="595959"/>
-                <w:sz w:val="18"/>
-                <w:szCs w:val="18"/>
+              <w:rPr>
+                <w:highlight w:val="none"/>
+                <w:shd w:fill="00A933" w:val="clear"/>
+              </w:rPr>
+            </w:pPr>
+            <w:r>
+              <w:rPr>
+                <w:color w:val="595959"/>
+                <w:sz w:val="18"/>
+                <w:szCs w:val="18"/>
+                <w:shd w:fill="00A933" w:val="clear"/>
               </w:rPr>
               <w:t>Via Puente Obsidian: exportar fichas como citas APA/MLA/BibTeX, notas Markdown con wikilinks, o documento compilado (PDF/DOCX) de todas las fichas de un notebook.</w:t>
             </w:r>
@@ -6234,7 +6262,10 @@
           <w:p>
             <w:pPr>
               <w:pStyle w:val="Normal"/>
-              <w:rPr/>
+              <w:rPr>
+                <w:highlight w:val="none"/>
+                <w:shd w:fill="00A933" w:val="clear"/>
+              </w:rPr>
             </w:pPr>
             <w:r>
               <w:rPr>
@@ -6243,6 +6274,7 @@
                 <w:color w:val="595959"/>
                 <w:sz w:val="18"/>
                 <w:szCs w:val="18"/>
+                <w:shd w:fill="00A933" w:val="clear"/>
               </w:rPr>
               <w:t>F3-11, F2-04, F2-09</w:t>
             </w:r>
@@ -6264,7 +6296,10 @@
           <w:p>
             <w:pPr>
               <w:pStyle w:val="Normal"/>
-              <w:rPr/>
+              <w:rPr>
+                <w:highlight w:val="none"/>
+                <w:shd w:fill="00A933" w:val="clear"/>
+              </w:rPr>
             </w:pPr>
             <w:r>
               <w:rPr>
@@ -6273,6 +6308,7 @@
                 <w:color w:val="2E75B6"/>
                 <w:sz w:val="18"/>
                 <w:szCs w:val="18"/>
+                <w:shd w:fill="00A933" w:val="clear"/>
               </w:rPr>
               <w:t>F3-13</w:t>
             </w:r>
@@ -6291,12 +6327,16 @@
           <w:p>
             <w:pPr>
               <w:pStyle w:val="Normal"/>
-              <w:rPr/>
-            </w:pPr>
-            <w:r>
-              <w:rPr>
-                <w:sz w:val="18"/>
-                <w:szCs w:val="18"/>
+              <w:rPr>
+                <w:highlight w:val="none"/>
+                <w:shd w:fill="00A933" w:val="clear"/>
+              </w:rPr>
+            </w:pPr>
+            <w:r>
+              <w:rPr>
+                <w:sz w:val="18"/>
+                <w:szCs w:val="18"/>
+                <w:shd w:fill="00A933" w:val="clear"/>
               </w:rPr>
               <w:t>Colecciones temáticas de fichas</w:t>
             </w:r>
@@ -6315,13 +6355,17 @@
           <w:p>
             <w:pPr>
               <w:pStyle w:val="Normal"/>
-              <w:rPr/>
-            </w:pPr>
-            <w:r>
-              <w:rPr>
-                <w:color w:val="595959"/>
-                <w:sz w:val="18"/>
-                <w:szCs w:val="18"/>
+              <w:rPr>
+                <w:highlight w:val="none"/>
+                <w:shd w:fill="00A933" w:val="clear"/>
+              </w:rPr>
+            </w:pPr>
+            <w:r>
+              <w:rPr>
+                <w:color w:val="595959"/>
+                <w:sz w:val="18"/>
+                <w:szCs w:val="18"/>
+                <w:shd w:fill="00A933" w:val="clear"/>
               </w:rPr>
               <w:t>Agrupar fichas por tags y metadatos en colecciones dentro de La Librería. Vista de colección con todas las fichas de un tema o proyecto.</w:t>
             </w:r>
@@ -6340,7 +6384,10 @@
           <w:p>
             <w:pPr>
               <w:pStyle w:val="Normal"/>
-              <w:rPr/>
+              <w:rPr>
+                <w:highlight w:val="none"/>
+                <w:shd w:fill="00A933" w:val="clear"/>
+              </w:rPr>
             </w:pPr>
             <w:r>
               <w:rPr>
@@ -6349,6 +6396,7 @@
                 <w:color w:val="595959"/>
                 <w:sz w:val="18"/>
                 <w:szCs w:val="18"/>
+                <w:shd w:fill="00A933" w:val="clear"/>
               </w:rPr>
               <w:t>F3-11, F1-05</w:t>
             </w:r>
@@ -6370,7 +6418,10 @@
           <w:p>
             <w:pPr>
               <w:pStyle w:val="Normal"/>
-              <w:rPr/>
+              <w:rPr>
+                <w:highlight w:val="none"/>
+                <w:shd w:fill="00A933" w:val="clear"/>
+              </w:rPr>
             </w:pPr>
             <w:r>
               <w:rPr>
@@ -6379,6 +6430,7 @@
                 <w:color w:val="2E75B6"/>
                 <w:sz w:val="18"/>
                 <w:szCs w:val="18"/>
+                <w:shd w:fill="00A933" w:val="clear"/>
               </w:rPr>
               <w:t>F3-14</w:t>
             </w:r>
@@ -6397,12 +6449,16 @@
           <w:p>
             <w:pPr>
               <w:pStyle w:val="Normal"/>
-              <w:rPr/>
-            </w:pPr>
-            <w:r>
-              <w:rPr>
-                <w:sz w:val="18"/>
-                <w:szCs w:val="18"/>
+              <w:rPr>
+                <w:highlight w:val="none"/>
+                <w:shd w:fill="00A933" w:val="clear"/>
+              </w:rPr>
+            </w:pPr>
+            <w:r>
+              <w:rPr>
+                <w:sz w:val="18"/>
+                <w:szCs w:val="18"/>
+                <w:shd w:fill="00A933" w:val="clear"/>
               </w:rPr>
               <w:t>Vista de fichas por notebook</w:t>
             </w:r>
@@ -6421,13 +6477,17 @@
           <w:p>
             <w:pPr>
               <w:pStyle w:val="Normal"/>
-              <w:rPr/>
-            </w:pPr>
-            <w:r>
-              <w:rPr>
-                <w:color w:val="595959"/>
-                <w:sz w:val="18"/>
-                <w:szCs w:val="18"/>
+              <w:rPr>
+                <w:highlight w:val="none"/>
+                <w:shd w:fill="00A933" w:val="clear"/>
+              </w:rPr>
+            </w:pPr>
+            <w:r>
+              <w:rPr>
+                <w:color w:val="595959"/>
+                <w:sz w:val="18"/>
+                <w:szCs w:val="18"/>
+                <w:shd w:fill="00A933" w:val="clear"/>
               </w:rPr>
               <w:t>Desde el visor del notebook, panel lateral que muestra todas las fichas generadas para ese notebook, con acceso directo a cada una.</w:t>
             </w:r>
@@ -6446,7 +6506,10 @@
           <w:p>
             <w:pPr>
               <w:pStyle w:val="Normal"/>
-              <w:rPr/>
+              <w:rPr>
+                <w:highlight w:val="none"/>
+                <w:shd w:fill="00A933" w:val="clear"/>
+              </w:rPr>
             </w:pPr>
             <w:r>
               <w:rPr>
@@ -6455,6 +6518,7 @@
                 <w:color w:val="595959"/>
                 <w:sz w:val="18"/>
                 <w:szCs w:val="18"/>
+                <w:shd w:fill="00A933" w:val="clear"/>
               </w:rPr>
               <w:t>F3-09, F3-11</w:t>
             </w:r>
